--- a/DS_MLOPs deployment_ 5 trx model.docx
+++ b/DS_MLOPs deployment_ 5 trx model.docx
@@ -5,11 +5,11 @@
     <w:p>
       <w:pPr>
         <w:pBdr>
-          <w:top w:color="auto" w:space="0" w:sz="0" w:val="none"/>
-          <w:left w:color="auto" w:space="0" w:sz="0" w:val="none"/>
-          <w:bottom w:color="auto" w:space="0" w:sz="0" w:val="none"/>
-          <w:right w:color="auto" w:space="0" w:sz="0" w:val="none"/>
-          <w:between w:color="auto" w:space="0" w:sz="0" w:val="none"/>
+          <w:top w:color="000000" w:space="0" w:sz="0" w:val="none"/>
+          <w:left w:color="000000" w:space="0" w:sz="0" w:val="none"/>
+          <w:bottom w:color="000000" w:space="0" w:sz="0" w:val="none"/>
+          <w:right w:color="000000" w:space="0" w:sz="0" w:val="none"/>
+          <w:between w:color="000000" w:space="0" w:sz="0" w:val="none"/>
         </w:pBdr>
         <w:shd w:fill="ffffff" w:val="clear"/>
         <w:spacing w:after="80" w:before="360" w:lineRule="auto"/>
@@ -38,11 +38,11 @@
     <w:p>
       <w:pPr>
         <w:pBdr>
-          <w:top w:color="auto" w:space="0" w:sz="0" w:val="none"/>
-          <w:left w:color="auto" w:space="0" w:sz="0" w:val="none"/>
-          <w:bottom w:color="auto" w:space="0" w:sz="0" w:val="none"/>
-          <w:right w:color="auto" w:space="0" w:sz="0" w:val="none"/>
-          <w:between w:color="auto" w:space="0" w:sz="0" w:val="none"/>
+          <w:top w:color="000000" w:space="0" w:sz="0" w:val="none"/>
+          <w:left w:color="000000" w:space="0" w:sz="0" w:val="none"/>
+          <w:bottom w:color="000000" w:space="0" w:sz="0" w:val="none"/>
+          <w:right w:color="000000" w:space="0" w:sz="0" w:val="none"/>
+          <w:between w:color="000000" w:space="0" w:sz="0" w:val="none"/>
         </w:pBdr>
         <w:shd w:fill="ffffff" w:val="clear"/>
         <w:spacing w:after="160" w:lineRule="auto"/>
@@ -63,11 +63,11 @@
     <w:p>
       <w:pPr>
         <w:pBdr>
-          <w:top w:color="auto" w:space="0" w:sz="0" w:val="none"/>
-          <w:left w:color="auto" w:space="0" w:sz="0" w:val="none"/>
-          <w:bottom w:color="auto" w:space="0" w:sz="0" w:val="none"/>
-          <w:right w:color="auto" w:space="0" w:sz="0" w:val="none"/>
-          <w:between w:color="auto" w:space="0" w:sz="0" w:val="none"/>
+          <w:top w:color="000000" w:space="0" w:sz="0" w:val="none"/>
+          <w:left w:color="000000" w:space="0" w:sz="0" w:val="none"/>
+          <w:bottom w:color="000000" w:space="0" w:sz="0" w:val="none"/>
+          <w:right w:color="000000" w:space="0" w:sz="0" w:val="none"/>
+          <w:between w:color="000000" w:space="0" w:sz="0" w:val="none"/>
         </w:pBdr>
         <w:shd w:fill="ffffff" w:val="clear"/>
         <w:spacing w:after="80" w:before="160" w:lineRule="auto"/>
@@ -97,13 +97,13 @@
       <w:pPr>
         <w:numPr>
           <w:ilvl w:val="0"/>
-          <w:numId w:val="4"/>
+          <w:numId w:val="7"/>
         </w:numPr>
         <w:pBdr>
-          <w:top w:color="auto" w:space="0" w:sz="0" w:val="none"/>
-          <w:bottom w:color="auto" w:space="0" w:sz="0" w:val="none"/>
-          <w:right w:color="auto" w:space="0" w:sz="0" w:val="none"/>
-          <w:between w:color="auto" w:space="0" w:sz="0" w:val="none"/>
+          <w:top w:color="000000" w:space="0" w:sz="0" w:val="none"/>
+          <w:bottom w:color="000000" w:space="0" w:sz="0" w:val="none"/>
+          <w:right w:color="000000" w:space="0" w:sz="0" w:val="none"/>
+          <w:between w:color="000000" w:space="0" w:sz="0" w:val="none"/>
         </w:pBdr>
         <w:ind w:left="1080" w:hanging="360"/>
         <w:rPr>
@@ -128,13 +128,13 @@
       <w:pPr>
         <w:numPr>
           <w:ilvl w:val="1"/>
-          <w:numId w:val="4"/>
+          <w:numId w:val="7"/>
         </w:numPr>
         <w:pBdr>
-          <w:top w:color="auto" w:space="0" w:sz="0" w:val="none"/>
-          <w:bottom w:color="auto" w:space="0" w:sz="0" w:val="none"/>
-          <w:right w:color="auto" w:space="0" w:sz="0" w:val="none"/>
-          <w:between w:color="auto" w:space="0" w:sz="0" w:val="none"/>
+          <w:top w:color="000000" w:space="0" w:sz="0" w:val="none"/>
+          <w:bottom w:color="000000" w:space="0" w:sz="0" w:val="none"/>
+          <w:right w:color="000000" w:space="0" w:sz="0" w:val="none"/>
+          <w:between w:color="000000" w:space="0" w:sz="0" w:val="none"/>
         </w:pBdr>
         <w:ind w:left="1440" w:hanging="360"/>
         <w:rPr>
@@ -150,19 +150,24 @@
           <w:rtl w:val="0"/>
         </w:rPr>
         <w:t xml:space="preserve">Versión de Python: 3.10.18</w:t>
+      </w:r>
+      <w:r>
+        <w:rPr>
+          <w:rtl w:val="0"/>
+        </w:rPr>
       </w:r>
     </w:p>
     <w:p>
       <w:pPr>
         <w:numPr>
           <w:ilvl w:val="1"/>
-          <w:numId w:val="4"/>
+          <w:numId w:val="7"/>
         </w:numPr>
         <w:pBdr>
-          <w:top w:color="auto" w:space="0" w:sz="0" w:val="none"/>
-          <w:bottom w:color="auto" w:space="0" w:sz="0" w:val="none"/>
-          <w:right w:color="auto" w:space="0" w:sz="0" w:val="none"/>
-          <w:between w:color="auto" w:space="0" w:sz="0" w:val="none"/>
+          <w:top w:color="000000" w:space="0" w:sz="0" w:val="none"/>
+          <w:bottom w:color="000000" w:space="0" w:sz="0" w:val="none"/>
+          <w:right w:color="000000" w:space="0" w:sz="0" w:val="none"/>
+          <w:between w:color="000000" w:space="0" w:sz="0" w:val="none"/>
         </w:pBdr>
         <w:ind w:left="1440" w:hanging="360"/>
         <w:rPr>
@@ -178,19 +183,24 @@
           <w:rtl w:val="0"/>
         </w:rPr>
         <w:t xml:space="preserve">--- Versiones de las Librerías ---</w:t>
+      </w:r>
+      <w:r>
+        <w:rPr>
+          <w:rtl w:val="0"/>
+        </w:rPr>
       </w:r>
     </w:p>
     <w:p>
       <w:pPr>
         <w:numPr>
           <w:ilvl w:val="1"/>
-          <w:numId w:val="4"/>
+          <w:numId w:val="7"/>
         </w:numPr>
         <w:pBdr>
-          <w:top w:color="auto" w:space="0" w:sz="0" w:val="none"/>
-          <w:bottom w:color="auto" w:space="0" w:sz="0" w:val="none"/>
-          <w:right w:color="auto" w:space="0" w:sz="0" w:val="none"/>
-          <w:between w:color="auto" w:space="0" w:sz="0" w:val="none"/>
+          <w:top w:color="000000" w:space="0" w:sz="0" w:val="none"/>
+          <w:bottom w:color="000000" w:space="0" w:sz="0" w:val="none"/>
+          <w:right w:color="000000" w:space="0" w:sz="0" w:val="none"/>
+          <w:between w:color="000000" w:space="0" w:sz="0" w:val="none"/>
         </w:pBdr>
         <w:ind w:left="1440" w:hanging="360"/>
         <w:rPr>
@@ -206,19 +216,24 @@
           <w:rtl w:val="0"/>
         </w:rPr>
         <w:t xml:space="preserve">numpy: 1.26.4</w:t>
+      </w:r>
+      <w:r>
+        <w:rPr>
+          <w:rtl w:val="0"/>
+        </w:rPr>
       </w:r>
     </w:p>
     <w:p>
       <w:pPr>
         <w:numPr>
           <w:ilvl w:val="1"/>
-          <w:numId w:val="4"/>
+          <w:numId w:val="7"/>
         </w:numPr>
         <w:pBdr>
-          <w:top w:color="auto" w:space="0" w:sz="0" w:val="none"/>
-          <w:bottom w:color="auto" w:space="0" w:sz="0" w:val="none"/>
-          <w:right w:color="auto" w:space="0" w:sz="0" w:val="none"/>
-          <w:between w:color="auto" w:space="0" w:sz="0" w:val="none"/>
+          <w:top w:color="000000" w:space="0" w:sz="0" w:val="none"/>
+          <w:bottom w:color="000000" w:space="0" w:sz="0" w:val="none"/>
+          <w:right w:color="000000" w:space="0" w:sz="0" w:val="none"/>
+          <w:between w:color="000000" w:space="0" w:sz="0" w:val="none"/>
         </w:pBdr>
         <w:ind w:left="1440" w:hanging="360"/>
         <w:rPr>
@@ -234,19 +249,24 @@
           <w:rtl w:val="0"/>
         </w:rPr>
         <w:t xml:space="preserve">pandas: 2.3.2</w:t>
+      </w:r>
+      <w:r>
+        <w:rPr>
+          <w:rtl w:val="0"/>
+        </w:rPr>
       </w:r>
     </w:p>
     <w:p>
       <w:pPr>
         <w:numPr>
           <w:ilvl w:val="1"/>
-          <w:numId w:val="4"/>
+          <w:numId w:val="7"/>
         </w:numPr>
         <w:pBdr>
-          <w:top w:color="auto" w:space="0" w:sz="0" w:val="none"/>
-          <w:bottom w:color="auto" w:space="0" w:sz="0" w:val="none"/>
-          <w:right w:color="auto" w:space="0" w:sz="0" w:val="none"/>
-          <w:between w:color="auto" w:space="0" w:sz="0" w:val="none"/>
+          <w:top w:color="000000" w:space="0" w:sz="0" w:val="none"/>
+          <w:bottom w:color="000000" w:space="0" w:sz="0" w:val="none"/>
+          <w:right w:color="000000" w:space="0" w:sz="0" w:val="none"/>
+          <w:between w:color="000000" w:space="0" w:sz="0" w:val="none"/>
         </w:pBdr>
         <w:ind w:left="1440" w:hanging="360"/>
         <w:rPr>
@@ -262,19 +282,24 @@
           <w:rtl w:val="0"/>
         </w:rPr>
         <w:t xml:space="preserve">seaborn: 0.13.2</w:t>
+      </w:r>
+      <w:r>
+        <w:rPr>
+          <w:rtl w:val="0"/>
+        </w:rPr>
       </w:r>
     </w:p>
     <w:p>
       <w:pPr>
         <w:numPr>
           <w:ilvl w:val="1"/>
-          <w:numId w:val="4"/>
+          <w:numId w:val="7"/>
         </w:numPr>
         <w:pBdr>
-          <w:top w:color="auto" w:space="0" w:sz="0" w:val="none"/>
-          <w:bottom w:color="auto" w:space="0" w:sz="0" w:val="none"/>
-          <w:right w:color="auto" w:space="0" w:sz="0" w:val="none"/>
-          <w:between w:color="auto" w:space="0" w:sz="0" w:val="none"/>
+          <w:top w:color="000000" w:space="0" w:sz="0" w:val="none"/>
+          <w:bottom w:color="000000" w:space="0" w:sz="0" w:val="none"/>
+          <w:right w:color="000000" w:space="0" w:sz="0" w:val="none"/>
+          <w:between w:color="000000" w:space="0" w:sz="0" w:val="none"/>
         </w:pBdr>
         <w:ind w:left="1440" w:hanging="360"/>
         <w:rPr>
@@ -290,19 +315,24 @@
           <w:rtl w:val="0"/>
         </w:rPr>
         <w:t xml:space="preserve">holidays: 0.84</w:t>
+      </w:r>
+      <w:r>
+        <w:rPr>
+          <w:rtl w:val="0"/>
+        </w:rPr>
       </w:r>
     </w:p>
     <w:p>
       <w:pPr>
         <w:numPr>
           <w:ilvl w:val="1"/>
-          <w:numId w:val="4"/>
+          <w:numId w:val="7"/>
         </w:numPr>
         <w:pBdr>
-          <w:top w:color="auto" w:space="0" w:sz="0" w:val="none"/>
-          <w:bottom w:color="auto" w:space="0" w:sz="0" w:val="none"/>
-          <w:right w:color="auto" w:space="0" w:sz="0" w:val="none"/>
-          <w:between w:color="auto" w:space="0" w:sz="0" w:val="none"/>
+          <w:top w:color="000000" w:space="0" w:sz="0" w:val="none"/>
+          <w:bottom w:color="000000" w:space="0" w:sz="0" w:val="none"/>
+          <w:right w:color="000000" w:space="0" w:sz="0" w:val="none"/>
+          <w:between w:color="000000" w:space="0" w:sz="0" w:val="none"/>
         </w:pBdr>
         <w:ind w:left="1440" w:hanging="360"/>
         <w:rPr>
@@ -318,19 +348,24 @@
           <w:rtl w:val="0"/>
         </w:rPr>
         <w:t xml:space="preserve">sklearn: 1.7.2</w:t>
+      </w:r>
+      <w:r>
+        <w:rPr>
+          <w:rtl w:val="0"/>
+        </w:rPr>
       </w:r>
     </w:p>
     <w:p>
       <w:pPr>
         <w:numPr>
           <w:ilvl w:val="1"/>
-          <w:numId w:val="4"/>
+          <w:numId w:val="7"/>
         </w:numPr>
         <w:pBdr>
-          <w:top w:color="auto" w:space="0" w:sz="0" w:val="none"/>
-          <w:bottom w:color="auto" w:space="0" w:sz="0" w:val="none"/>
-          <w:right w:color="auto" w:space="0" w:sz="0" w:val="none"/>
-          <w:between w:color="auto" w:space="0" w:sz="0" w:val="none"/>
+          <w:top w:color="000000" w:space="0" w:sz="0" w:val="none"/>
+          <w:bottom w:color="000000" w:space="0" w:sz="0" w:val="none"/>
+          <w:right w:color="000000" w:space="0" w:sz="0" w:val="none"/>
+          <w:between w:color="000000" w:space="0" w:sz="0" w:val="none"/>
         </w:pBdr>
         <w:ind w:left="1440" w:hanging="360"/>
         <w:rPr>
@@ -346,19 +381,24 @@
           <w:rtl w:val="0"/>
         </w:rPr>
         <w:t xml:space="preserve">fairlearn: 0.13.0</w:t>
+      </w:r>
+      <w:r>
+        <w:rPr>
+          <w:rtl w:val="0"/>
+        </w:rPr>
       </w:r>
     </w:p>
     <w:p>
       <w:pPr>
         <w:numPr>
           <w:ilvl w:val="1"/>
-          <w:numId w:val="4"/>
+          <w:numId w:val="7"/>
         </w:numPr>
         <w:pBdr>
-          <w:top w:color="auto" w:space="0" w:sz="0" w:val="none"/>
-          <w:bottom w:color="auto" w:space="0" w:sz="0" w:val="none"/>
-          <w:right w:color="auto" w:space="0" w:sz="0" w:val="none"/>
-          <w:between w:color="auto" w:space="0" w:sz="0" w:val="none"/>
+          <w:top w:color="000000" w:space="0" w:sz="0" w:val="none"/>
+          <w:bottom w:color="000000" w:space="0" w:sz="0" w:val="none"/>
+          <w:right w:color="000000" w:space="0" w:sz="0" w:val="none"/>
+          <w:between w:color="000000" w:space="0" w:sz="0" w:val="none"/>
         </w:pBdr>
         <w:spacing w:line="313.848" w:lineRule="auto"/>
         <w:ind w:left="1440" w:hanging="360"/>
@@ -376,14 +416,19 @@
         </w:rPr>
         <w:t xml:space="preserve">scipy: 1.15.3</w:t>
       </w:r>
-    </w:p>
-    <w:p>
-      <w:pPr>
-        <w:pBdr>
-          <w:top w:color="auto" w:space="0" w:sz="0" w:val="none"/>
-          <w:bottom w:color="auto" w:space="0" w:sz="0" w:val="none"/>
-          <w:right w:color="auto" w:space="0" w:sz="0" w:val="none"/>
-          <w:between w:color="auto" w:space="0" w:sz="0" w:val="none"/>
+      <w:r>
+        <w:rPr>
+          <w:rtl w:val="0"/>
+        </w:rPr>
+      </w:r>
+    </w:p>
+    <w:p>
+      <w:pPr>
+        <w:pBdr>
+          <w:top w:color="000000" w:space="0" w:sz="0" w:val="none"/>
+          <w:bottom w:color="000000" w:space="0" w:sz="0" w:val="none"/>
+          <w:right w:color="000000" w:space="0" w:sz="0" w:val="none"/>
+          <w:between w:color="000000" w:space="0" w:sz="0" w:val="none"/>
         </w:pBdr>
         <w:ind w:left="0" w:firstLine="0"/>
         <w:rPr>
@@ -401,10 +446,10 @@
     <w:p>
       <w:pPr>
         <w:pBdr>
-          <w:top w:color="auto" w:space="0" w:sz="0" w:val="none"/>
-          <w:bottom w:color="auto" w:space="0" w:sz="0" w:val="none"/>
-          <w:right w:color="auto" w:space="0" w:sz="0" w:val="none"/>
-          <w:between w:color="auto" w:space="0" w:sz="0" w:val="none"/>
+          <w:top w:color="000000" w:space="0" w:sz="0" w:val="none"/>
+          <w:bottom w:color="000000" w:space="0" w:sz="0" w:val="none"/>
+          <w:right w:color="000000" w:space="0" w:sz="0" w:val="none"/>
+          <w:between w:color="000000" w:space="0" w:sz="0" w:val="none"/>
         </w:pBdr>
         <w:ind w:left="0" w:firstLine="0"/>
         <w:rPr>
@@ -423,13 +468,13 @@
       <w:pPr>
         <w:numPr>
           <w:ilvl w:val="0"/>
-          <w:numId w:val="4"/>
+          <w:numId w:val="7"/>
         </w:numPr>
         <w:pBdr>
-          <w:top w:color="auto" w:space="0" w:sz="0" w:val="none"/>
-          <w:bottom w:color="auto" w:space="0" w:sz="0" w:val="none"/>
-          <w:right w:color="auto" w:space="0" w:sz="0" w:val="none"/>
-          <w:between w:color="auto" w:space="0" w:sz="0" w:val="none"/>
+          <w:top w:color="000000" w:space="0" w:sz="0" w:val="none"/>
+          <w:bottom w:color="000000" w:space="0" w:sz="0" w:val="none"/>
+          <w:right w:color="000000" w:space="0" w:sz="0" w:val="none"/>
+          <w:between w:color="000000" w:space="0" w:sz="0" w:val="none"/>
         </w:pBdr>
         <w:ind w:left="720" w:hanging="360"/>
         <w:rPr>
@@ -448,6 +493,1768 @@
           <w:rtl w:val="0"/>
         </w:rPr>
         <w:t xml:space="preserve">Frecuencia deseada de ejecución (diaria, mensual, etc) </w:t>
+      </w:r>
+    </w:p>
+    <w:p>
+      <w:pPr>
+        <w:numPr>
+          <w:ilvl w:val="1"/>
+          <w:numId w:val="2"/>
+        </w:numPr>
+        <w:pBdr>
+          <w:top w:color="000000" w:space="0" w:sz="0" w:val="none"/>
+          <w:bottom w:color="000000" w:space="0" w:sz="0" w:val="none"/>
+          <w:right w:color="000000" w:space="0" w:sz="0" w:val="none"/>
+          <w:between w:color="000000" w:space="0" w:sz="0" w:val="none"/>
+        </w:pBdr>
+        <w:ind w:left="1440" w:hanging="360"/>
+        <w:rPr>
+          <w:sz w:val="24"/>
+          <w:szCs w:val="24"/>
+        </w:rPr>
+      </w:pPr>
+      <w:r>
+        <w:rPr>
+          <w:sz w:val="24"/>
+          <w:szCs w:val="24"/>
+          <w:highlight w:val="white"/>
+          <w:rtl w:val="0"/>
+        </w:rPr>
+        <w:t xml:space="preserve">Diaria</w:t>
+      </w:r>
+      <w:r>
+        <w:rPr>
+          <w:rtl w:val="0"/>
+        </w:rPr>
+      </w:r>
+    </w:p>
+    <w:p>
+      <w:pPr>
+        <w:pBdr>
+          <w:top w:color="000000" w:space="0" w:sz="0" w:val="none"/>
+          <w:bottom w:color="000000" w:space="0" w:sz="0" w:val="none"/>
+          <w:right w:color="000000" w:space="0" w:sz="0" w:val="none"/>
+          <w:between w:color="000000" w:space="0" w:sz="0" w:val="none"/>
+        </w:pBdr>
+        <w:rPr>
+          <w:sz w:val="24"/>
+          <w:szCs w:val="24"/>
+          <w:highlight w:val="white"/>
+        </w:rPr>
+      </w:pPr>
+      <w:r>
+        <w:rPr>
+          <w:color w:val="0f4761"/>
+          <w:sz w:val="32"/>
+          <w:szCs w:val="32"/>
+          <w:highlight w:val="white"/>
+          <w:rtl w:val="0"/>
+        </w:rPr>
+        <w:t xml:space="preserve">Datapull </w:t>
+      </w:r>
+      <w:r>
+        <w:rPr>
+          <w:rtl w:val="0"/>
+        </w:rPr>
+      </w:r>
+    </w:p>
+    <w:p>
+      <w:pPr>
+        <w:pBdr>
+          <w:top w:color="000000" w:space="0" w:sz="0" w:val="none"/>
+          <w:bottom w:color="000000" w:space="0" w:sz="0" w:val="none"/>
+          <w:right w:color="000000" w:space="0" w:sz="0" w:val="none"/>
+          <w:between w:color="000000" w:space="0" w:sz="0" w:val="none"/>
+        </w:pBdr>
+        <w:spacing w:after="240" w:before="240" w:lineRule="auto"/>
+        <w:rPr>
+          <w:b w:val="1"/>
+          <w:bCs w:val="1"/>
+          <w:sz w:val="24"/>
+          <w:szCs w:val="24"/>
+        </w:rPr>
+      </w:pPr>
+      <w:r>
+        <w:rPr>
+          <w:b w:val="1"/>
+          <w:bCs w:val="1"/>
+          <w:sz w:val="24"/>
+          <w:szCs w:val="24"/>
+          <w:rtl w:val="0"/>
+        </w:rPr>
+        <w:t xml:space="preserve">• Ubicación y fuentes de datos (tabla, buckets), para el driver así como datasets extras</w:t>
+      </w:r>
+    </w:p>
+    <w:p>
+      <w:pPr>
+        <w:numPr>
+          <w:ilvl w:val="0"/>
+          <w:numId w:val="11"/>
+        </w:numPr>
+        <w:pBdr>
+          <w:top w:color="000000" w:space="0" w:sz="0" w:val="none"/>
+          <w:bottom w:color="000000" w:space="0" w:sz="0" w:val="none"/>
+          <w:right w:color="000000" w:space="0" w:sz="0" w:val="none"/>
+          <w:between w:color="000000" w:space="0" w:sz="0" w:val="none"/>
+        </w:pBdr>
+        <w:spacing w:after="0" w:before="240" w:lineRule="auto"/>
+        <w:ind w:left="720" w:hanging="360"/>
+        <w:rPr>
+          <w:sz w:val="24"/>
+          <w:szCs w:val="24"/>
+        </w:rPr>
+      </w:pPr>
+      <w:r>
+        <w:rPr>
+          <w:b w:val="1"/>
+          <w:bCs w:val="1"/>
+          <w:sz w:val="24"/>
+          <w:szCs w:val="24"/>
+          <w:rtl w:val="0"/>
+        </w:rPr>
+        <w:t xml:space="preserve">Motor</w:t>
+      </w:r>
+      <w:r>
+        <w:rPr>
+          <w:sz w:val="24"/>
+          <w:szCs w:val="24"/>
+          <w:rtl w:val="0"/>
+        </w:rPr>
+        <w:t xml:space="preserve">: BigQuery.</w:t>
+        <w:br w:type="textWrapping"/>
+      </w:r>
+    </w:p>
+    <w:p>
+      <w:pPr>
+        <w:numPr>
+          <w:ilvl w:val="0"/>
+          <w:numId w:val="11"/>
+        </w:numPr>
+        <w:pBdr>
+          <w:top w:color="000000" w:space="0" w:sz="0" w:val="none"/>
+          <w:bottom w:color="000000" w:space="0" w:sz="0" w:val="none"/>
+          <w:right w:color="000000" w:space="0" w:sz="0" w:val="none"/>
+          <w:between w:color="000000" w:space="0" w:sz="0" w:val="none"/>
+        </w:pBdr>
+        <w:spacing w:after="0" w:before="0" w:lineRule="auto"/>
+        <w:ind w:left="720" w:hanging="360"/>
+        <w:rPr>
+          <w:sz w:val="24"/>
+          <w:szCs w:val="24"/>
+        </w:rPr>
+      </w:pPr>
+      <w:r>
+        <w:rPr>
+          <w:b w:val="1"/>
+          <w:bCs w:val="1"/>
+          <w:sz w:val="24"/>
+          <w:szCs w:val="24"/>
+          <w:rtl w:val="0"/>
+        </w:rPr>
+        <w:t xml:space="preserve">Proyecto</w:t>
+      </w:r>
+      <w:r>
+        <w:rPr>
+          <w:sz w:val="24"/>
+          <w:szCs w:val="24"/>
+          <w:rtl w:val="0"/>
+        </w:rPr>
+        <w:t xml:space="preserve">: </w:t>
+      </w:r>
+      <w:r>
+        <w:rPr>
+          <w:rFonts w:ascii="Roboto Mono" w:cs="Roboto Mono" w:eastAsia="Roboto Mono" w:hAnsi="Roboto Mono"/>
+          <w:color w:val="188038"/>
+          <w:sz w:val="24"/>
+          <w:szCs w:val="24"/>
+          <w:rtl w:val="0"/>
+        </w:rPr>
+        <w:t xml:space="preserve">spin-dp-trusted-prod</w:t>
+      </w:r>
+      <w:r>
+        <w:rPr>
+          <w:sz w:val="24"/>
+          <w:szCs w:val="24"/>
+          <w:rtl w:val="0"/>
+        </w:rPr>
+        <w:t xml:space="preserve">.</w:t>
+        <w:br w:type="textWrapping"/>
+      </w:r>
+    </w:p>
+    <w:p>
+      <w:pPr>
+        <w:numPr>
+          <w:ilvl w:val="0"/>
+          <w:numId w:val="11"/>
+        </w:numPr>
+        <w:pBdr>
+          <w:top w:color="000000" w:space="0" w:sz="0" w:val="none"/>
+          <w:bottom w:color="000000" w:space="0" w:sz="0" w:val="none"/>
+          <w:right w:color="000000" w:space="0" w:sz="0" w:val="none"/>
+          <w:between w:color="000000" w:space="0" w:sz="0" w:val="none"/>
+        </w:pBdr>
+        <w:spacing w:after="0" w:before="0" w:lineRule="auto"/>
+        <w:ind w:left="720" w:hanging="360"/>
+        <w:rPr>
+          <w:sz w:val="24"/>
+          <w:szCs w:val="24"/>
+        </w:rPr>
+      </w:pPr>
+      <w:r>
+        <w:rPr>
+          <w:b w:val="1"/>
+          <w:bCs w:val="1"/>
+          <w:sz w:val="24"/>
+          <w:szCs w:val="24"/>
+          <w:rtl w:val="0"/>
+        </w:rPr>
+        <w:t xml:space="preserve">Tablas principales</w:t>
+      </w:r>
+      <w:r>
+        <w:rPr>
+          <w:sz w:val="24"/>
+          <w:szCs w:val="24"/>
+          <w:rtl w:val="0"/>
+        </w:rPr>
+        <w:t xml:space="preserve"> (driver + transaccional):</w:t>
+        <w:br w:type="textWrapping"/>
+      </w:r>
+    </w:p>
+    <w:p>
+      <w:pPr>
+        <w:numPr>
+          <w:ilvl w:val="1"/>
+          <w:numId w:val="11"/>
+        </w:numPr>
+        <w:pBdr>
+          <w:top w:color="000000" w:space="0" w:sz="0" w:val="none"/>
+          <w:bottom w:color="000000" w:space="0" w:sz="0" w:val="none"/>
+          <w:right w:color="000000" w:space="0" w:sz="0" w:val="none"/>
+          <w:between w:color="000000" w:space="0" w:sz="0" w:val="none"/>
+        </w:pBdr>
+        <w:spacing w:after="0" w:before="0" w:lineRule="auto"/>
+        <w:ind w:left="1440" w:hanging="360"/>
+        <w:rPr>
+          <w:sz w:val="24"/>
+          <w:szCs w:val="24"/>
+        </w:rPr>
+      </w:pPr>
+      <w:r>
+        <w:rPr>
+          <w:rFonts w:ascii="Roboto Mono" w:cs="Roboto Mono" w:eastAsia="Roboto Mono" w:hAnsi="Roboto Mono"/>
+          <w:color w:val="188038"/>
+          <w:sz w:val="24"/>
+          <w:szCs w:val="24"/>
+          <w:rtl w:val="0"/>
+        </w:rPr>
+        <w:t xml:space="preserve">spin_account.tbl_dim_user</w:t>
+      </w:r>
+      <w:sdt>
+        <w:sdtPr>
+          <w:id w:val="-1612794333"/>
+          <w:tag w:val="goog_rdk_0"/>
+        </w:sdtPr>
+        <w:sdtContent>
+          <w:r>
+            <w:rPr>
+              <w:rFonts w:ascii="Arial Unicode MS" w:cs="Arial Unicode MS" w:eastAsia="Arial Unicode MS" w:hAnsi="Arial Unicode MS"/>
+              <w:sz w:val="24"/>
+              <w:szCs w:val="24"/>
+              <w:rtl w:val="0"/>
+            </w:rPr>
+            <w:t xml:space="preserve"> → cohorte de usuarios (</w:t>
+          </w:r>
+        </w:sdtContent>
+      </w:sdt>
+      <w:r>
+        <w:rPr>
+          <w:rFonts w:ascii="Roboto Mono" w:cs="Roboto Mono" w:eastAsia="Roboto Mono" w:hAnsi="Roboto Mono"/>
+          <w:color w:val="188038"/>
+          <w:sz w:val="24"/>
+          <w:szCs w:val="24"/>
+          <w:rtl w:val="0"/>
+        </w:rPr>
+        <w:t xml:space="preserve">createdAccountDate</w:t>
+      </w:r>
+      <w:r>
+        <w:rPr>
+          <w:sz w:val="24"/>
+          <w:szCs w:val="24"/>
+          <w:rtl w:val="0"/>
+        </w:rPr>
+        <w:t xml:space="preserve"> = </w:t>
+      </w:r>
+      <w:r>
+        <w:rPr>
+          <w:rFonts w:ascii="Roboto Mono" w:cs="Roboto Mono" w:eastAsia="Roboto Mono" w:hAnsi="Roboto Mono"/>
+          <w:color w:val="188038"/>
+          <w:sz w:val="24"/>
+          <w:szCs w:val="24"/>
+          <w:rtl w:val="0"/>
+        </w:rPr>
+        <w:t xml:space="preserve">signup_date</w:t>
+      </w:r>
+      <w:r>
+        <w:rPr>
+          <w:sz w:val="24"/>
+          <w:szCs w:val="24"/>
+          <w:rtl w:val="0"/>
+        </w:rPr>
+        <w:t xml:space="preserve">).</w:t>
+        <w:br w:type="textWrapping"/>
+      </w:r>
+    </w:p>
+    <w:p>
+      <w:pPr>
+        <w:numPr>
+          <w:ilvl w:val="1"/>
+          <w:numId w:val="11"/>
+        </w:numPr>
+        <w:pBdr>
+          <w:top w:color="000000" w:space="0" w:sz="0" w:val="none"/>
+          <w:bottom w:color="000000" w:space="0" w:sz="0" w:val="none"/>
+          <w:right w:color="000000" w:space="0" w:sz="0" w:val="none"/>
+          <w:between w:color="000000" w:space="0" w:sz="0" w:val="none"/>
+        </w:pBdr>
+        <w:spacing w:after="0" w:before="0" w:lineRule="auto"/>
+        <w:ind w:left="1440" w:hanging="360"/>
+        <w:rPr>
+          <w:sz w:val="24"/>
+          <w:szCs w:val="24"/>
+        </w:rPr>
+      </w:pPr>
+      <w:r>
+        <w:rPr>
+          <w:rFonts w:ascii="Roboto Mono" w:cs="Roboto Mono" w:eastAsia="Roboto Mono" w:hAnsi="Roboto Mono"/>
+          <w:color w:val="188038"/>
+          <w:sz w:val="24"/>
+          <w:szCs w:val="24"/>
+          <w:rtl w:val="0"/>
+        </w:rPr>
+        <w:t xml:space="preserve">spin_transaction.tbl_fact_transaction</w:t>
+      </w:r>
+      <w:sdt>
+        <w:sdtPr>
+          <w:id w:val="2053353609"/>
+          <w:tag w:val="goog_rdk_1"/>
+        </w:sdtPr>
+        <w:sdtContent>
+          <w:r>
+            <w:rPr>
+              <w:rFonts w:ascii="Arial Unicode MS" w:cs="Arial Unicode MS" w:eastAsia="Arial Unicode MS" w:hAnsi="Arial Unicode MS"/>
+              <w:sz w:val="24"/>
+              <w:szCs w:val="24"/>
+              <w:rtl w:val="0"/>
+            </w:rPr>
+            <w:t xml:space="preserve"> → hechos de transacciones.</w:t>
+            <w:br w:type="textWrapping"/>
+          </w:r>
+        </w:sdtContent>
+      </w:sdt>
+      <w:r>
+        <w:rPr>
+          <w:rtl w:val="0"/>
+        </w:rPr>
+      </w:r>
+    </w:p>
+    <w:p>
+      <w:pPr>
+        <w:numPr>
+          <w:ilvl w:val="0"/>
+          <w:numId w:val="11"/>
+        </w:numPr>
+        <w:pBdr>
+          <w:top w:color="000000" w:space="0" w:sz="0" w:val="none"/>
+          <w:bottom w:color="000000" w:space="0" w:sz="0" w:val="none"/>
+          <w:right w:color="000000" w:space="0" w:sz="0" w:val="none"/>
+          <w:between w:color="000000" w:space="0" w:sz="0" w:val="none"/>
+        </w:pBdr>
+        <w:spacing w:after="0" w:before="0" w:lineRule="auto"/>
+        <w:ind w:left="720" w:hanging="360"/>
+        <w:rPr>
+          <w:sz w:val="24"/>
+          <w:szCs w:val="24"/>
+        </w:rPr>
+      </w:pPr>
+      <w:r>
+        <w:rPr>
+          <w:b w:val="1"/>
+          <w:bCs w:val="1"/>
+          <w:sz w:val="24"/>
+          <w:szCs w:val="24"/>
+          <w:rtl w:val="0"/>
+        </w:rPr>
+        <w:t xml:space="preserve">Tablas de catálogos / dimensiones de apoyo</w:t>
+      </w:r>
+      <w:r>
+        <w:rPr>
+          <w:sz w:val="24"/>
+          <w:szCs w:val="24"/>
+          <w:rtl w:val="0"/>
+        </w:rPr>
+        <w:t xml:space="preserve">:</w:t>
+        <w:br w:type="textWrapping"/>
+      </w:r>
+    </w:p>
+    <w:p>
+      <w:pPr>
+        <w:numPr>
+          <w:ilvl w:val="1"/>
+          <w:numId w:val="11"/>
+        </w:numPr>
+        <w:pBdr>
+          <w:top w:color="000000" w:space="0" w:sz="0" w:val="none"/>
+          <w:bottom w:color="000000" w:space="0" w:sz="0" w:val="none"/>
+          <w:right w:color="000000" w:space="0" w:sz="0" w:val="none"/>
+          <w:between w:color="000000" w:space="0" w:sz="0" w:val="none"/>
+        </w:pBdr>
+        <w:spacing w:after="0" w:before="0" w:lineRule="auto"/>
+        <w:ind w:left="1440" w:hanging="360"/>
+        <w:rPr>
+          <w:sz w:val="24"/>
+          <w:szCs w:val="24"/>
+        </w:rPr>
+      </w:pPr>
+      <w:r>
+        <w:rPr>
+          <w:rFonts w:ascii="Roboto Mono" w:cs="Roboto Mono" w:eastAsia="Roboto Mono" w:hAnsi="Roboto Mono"/>
+          <w:color w:val="188038"/>
+          <w:sz w:val="24"/>
+          <w:szCs w:val="24"/>
+          <w:rtl w:val="0"/>
+        </w:rPr>
+        <w:t xml:space="preserve">spin_catalogs.tbl_dim_gender</w:t>
+      </w:r>
+      <w:sdt>
+        <w:sdtPr>
+          <w:id w:val="415523157"/>
+          <w:tag w:val="goog_rdk_2"/>
+        </w:sdtPr>
+        <w:sdtContent>
+          <w:r>
+            <w:rPr>
+              <w:rFonts w:ascii="Arial Unicode MS" w:cs="Arial Unicode MS" w:eastAsia="Arial Unicode MS" w:hAnsi="Arial Unicode MS"/>
+              <w:sz w:val="24"/>
+              <w:szCs w:val="24"/>
+              <w:rtl w:val="0"/>
+            </w:rPr>
+            <w:t xml:space="preserve"> → </w:t>
+          </w:r>
+        </w:sdtContent>
+      </w:sdt>
+      <w:r>
+        <w:rPr>
+          <w:rFonts w:ascii="Roboto Mono" w:cs="Roboto Mono" w:eastAsia="Roboto Mono" w:hAnsi="Roboto Mono"/>
+          <w:color w:val="188038"/>
+          <w:sz w:val="24"/>
+          <w:szCs w:val="24"/>
+          <w:rtl w:val="0"/>
+        </w:rPr>
+        <w:t xml:space="preserve">genderType</w:t>
+      </w:r>
+      <w:r>
+        <w:rPr>
+          <w:sz w:val="24"/>
+          <w:szCs w:val="24"/>
+          <w:rtl w:val="0"/>
+        </w:rPr>
+        <w:t xml:space="preserve">.</w:t>
+        <w:br w:type="textWrapping"/>
+      </w:r>
+    </w:p>
+    <w:p>
+      <w:pPr>
+        <w:numPr>
+          <w:ilvl w:val="1"/>
+          <w:numId w:val="11"/>
+        </w:numPr>
+        <w:pBdr>
+          <w:top w:color="000000" w:space="0" w:sz="0" w:val="none"/>
+          <w:bottom w:color="000000" w:space="0" w:sz="0" w:val="none"/>
+          <w:right w:color="000000" w:space="0" w:sz="0" w:val="none"/>
+          <w:between w:color="000000" w:space="0" w:sz="0" w:val="none"/>
+        </w:pBdr>
+        <w:spacing w:after="0" w:before="0" w:lineRule="auto"/>
+        <w:ind w:left="1440" w:hanging="360"/>
+        <w:rPr>
+          <w:sz w:val="24"/>
+          <w:szCs w:val="24"/>
+        </w:rPr>
+      </w:pPr>
+      <w:r>
+        <w:rPr>
+          <w:rFonts w:ascii="Roboto Mono" w:cs="Roboto Mono" w:eastAsia="Roboto Mono" w:hAnsi="Roboto Mono"/>
+          <w:color w:val="188038"/>
+          <w:sz w:val="24"/>
+          <w:szCs w:val="24"/>
+          <w:rtl w:val="0"/>
+        </w:rPr>
+        <w:t xml:space="preserve">spin_catalogs.tbl_dim_user_channel</w:t>
+      </w:r>
+      <w:sdt>
+        <w:sdtPr>
+          <w:id w:val="1614300361"/>
+          <w:tag w:val="goog_rdk_3"/>
+        </w:sdtPr>
+        <w:sdtContent>
+          <w:r>
+            <w:rPr>
+              <w:rFonts w:ascii="Arial Unicode MS" w:cs="Arial Unicode MS" w:eastAsia="Arial Unicode MS" w:hAnsi="Arial Unicode MS"/>
+              <w:sz w:val="24"/>
+              <w:szCs w:val="24"/>
+              <w:rtl w:val="0"/>
+            </w:rPr>
+            <w:t xml:space="preserve"> → </w:t>
+          </w:r>
+        </w:sdtContent>
+      </w:sdt>
+      <w:r>
+        <w:rPr>
+          <w:rFonts w:ascii="Roboto Mono" w:cs="Roboto Mono" w:eastAsia="Roboto Mono" w:hAnsi="Roboto Mono"/>
+          <w:color w:val="188038"/>
+          <w:sz w:val="24"/>
+          <w:szCs w:val="24"/>
+          <w:rtl w:val="0"/>
+        </w:rPr>
+        <w:t xml:space="preserve">channelDetail</w:t>
+      </w:r>
+      <w:r>
+        <w:rPr>
+          <w:sz w:val="24"/>
+          <w:szCs w:val="24"/>
+          <w:rtl w:val="0"/>
+        </w:rPr>
+        <w:t xml:space="preserve">.</w:t>
+        <w:br w:type="textWrapping"/>
+      </w:r>
+    </w:p>
+    <w:p>
+      <w:pPr>
+        <w:numPr>
+          <w:ilvl w:val="1"/>
+          <w:numId w:val="11"/>
+        </w:numPr>
+        <w:pBdr>
+          <w:top w:color="000000" w:space="0" w:sz="0" w:val="none"/>
+          <w:bottom w:color="000000" w:space="0" w:sz="0" w:val="none"/>
+          <w:right w:color="000000" w:space="0" w:sz="0" w:val="none"/>
+          <w:between w:color="000000" w:space="0" w:sz="0" w:val="none"/>
+        </w:pBdr>
+        <w:spacing w:after="0" w:before="0" w:lineRule="auto"/>
+        <w:ind w:left="1440" w:hanging="360"/>
+        <w:rPr>
+          <w:sz w:val="24"/>
+          <w:szCs w:val="24"/>
+        </w:rPr>
+      </w:pPr>
+      <w:r>
+        <w:rPr>
+          <w:rFonts w:ascii="Roboto Mono" w:cs="Roboto Mono" w:eastAsia="Roboto Mono" w:hAnsi="Roboto Mono"/>
+          <w:color w:val="188038"/>
+          <w:sz w:val="24"/>
+          <w:szCs w:val="24"/>
+          <w:rtl w:val="0"/>
+        </w:rPr>
+        <w:t xml:space="preserve">spin_catalogs.tbl_dim_user_type</w:t>
+      </w:r>
+      <w:sdt>
+        <w:sdtPr>
+          <w:id w:val="-1000146748"/>
+          <w:tag w:val="goog_rdk_4"/>
+        </w:sdtPr>
+        <w:sdtContent>
+          <w:r>
+            <w:rPr>
+              <w:rFonts w:ascii="Arial Unicode MS" w:cs="Arial Unicode MS" w:eastAsia="Arial Unicode MS" w:hAnsi="Arial Unicode MS"/>
+              <w:sz w:val="24"/>
+              <w:szCs w:val="24"/>
+              <w:rtl w:val="0"/>
+            </w:rPr>
+            <w:t xml:space="preserve"> → </w:t>
+          </w:r>
+        </w:sdtContent>
+      </w:sdt>
+      <w:r>
+        <w:rPr>
+          <w:rFonts w:ascii="Roboto Mono" w:cs="Roboto Mono" w:eastAsia="Roboto Mono" w:hAnsi="Roboto Mono"/>
+          <w:color w:val="188038"/>
+          <w:sz w:val="24"/>
+          <w:szCs w:val="24"/>
+          <w:rtl w:val="0"/>
+        </w:rPr>
+        <w:t xml:space="preserve">userTypeDetail</w:t>
+      </w:r>
+      <w:r>
+        <w:rPr>
+          <w:sz w:val="24"/>
+          <w:szCs w:val="24"/>
+          <w:rtl w:val="0"/>
+        </w:rPr>
+        <w:t xml:space="preserve">.</w:t>
+        <w:br w:type="textWrapping"/>
+      </w:r>
+    </w:p>
+    <w:p>
+      <w:pPr>
+        <w:numPr>
+          <w:ilvl w:val="1"/>
+          <w:numId w:val="11"/>
+        </w:numPr>
+        <w:pBdr>
+          <w:top w:color="000000" w:space="0" w:sz="0" w:val="none"/>
+          <w:bottom w:color="000000" w:space="0" w:sz="0" w:val="none"/>
+          <w:right w:color="000000" w:space="0" w:sz="0" w:val="none"/>
+          <w:between w:color="000000" w:space="0" w:sz="0" w:val="none"/>
+        </w:pBdr>
+        <w:spacing w:after="0" w:before="0" w:lineRule="auto"/>
+        <w:ind w:left="1440" w:hanging="360"/>
+        <w:rPr>
+          <w:sz w:val="24"/>
+          <w:szCs w:val="24"/>
+        </w:rPr>
+      </w:pPr>
+      <w:r>
+        <w:rPr>
+          <w:rFonts w:ascii="Roboto Mono" w:cs="Roboto Mono" w:eastAsia="Roboto Mono" w:hAnsi="Roboto Mono"/>
+          <w:color w:val="188038"/>
+          <w:sz w:val="24"/>
+          <w:szCs w:val="24"/>
+          <w:rtl w:val="0"/>
+        </w:rPr>
+        <w:t xml:space="preserve">spin_catalogs.tbl_dim_transaction_type</w:t>
+      </w:r>
+      <w:sdt>
+        <w:sdtPr>
+          <w:id w:val="1762979795"/>
+          <w:tag w:val="goog_rdk_5"/>
+        </w:sdtPr>
+        <w:sdtContent>
+          <w:r>
+            <w:rPr>
+              <w:rFonts w:ascii="Arial Unicode MS" w:cs="Arial Unicode MS" w:eastAsia="Arial Unicode MS" w:hAnsi="Arial Unicode MS"/>
+              <w:sz w:val="24"/>
+              <w:szCs w:val="24"/>
+              <w:rtl w:val="0"/>
+            </w:rPr>
+            <w:t xml:space="preserve"> → </w:t>
+          </w:r>
+        </w:sdtContent>
+      </w:sdt>
+      <w:r>
+        <w:rPr>
+          <w:rFonts w:ascii="Roboto Mono" w:cs="Roboto Mono" w:eastAsia="Roboto Mono" w:hAnsi="Roboto Mono"/>
+          <w:color w:val="188038"/>
+          <w:sz w:val="24"/>
+          <w:szCs w:val="24"/>
+          <w:rtl w:val="0"/>
+        </w:rPr>
+        <w:t xml:space="preserve">transactionType</w:t>
+      </w:r>
+      <w:r>
+        <w:rPr>
+          <w:sz w:val="24"/>
+          <w:szCs w:val="24"/>
+          <w:rtl w:val="0"/>
+        </w:rPr>
+        <w:t xml:space="preserve">.</w:t>
+        <w:br w:type="textWrapping"/>
+      </w:r>
+    </w:p>
+    <w:p>
+      <w:pPr>
+        <w:numPr>
+          <w:ilvl w:val="0"/>
+          <w:numId w:val="11"/>
+        </w:numPr>
+        <w:pBdr>
+          <w:top w:color="000000" w:space="0" w:sz="0" w:val="none"/>
+          <w:bottom w:color="000000" w:space="0" w:sz="0" w:val="none"/>
+          <w:right w:color="000000" w:space="0" w:sz="0" w:val="none"/>
+          <w:between w:color="000000" w:space="0" w:sz="0" w:val="none"/>
+        </w:pBdr>
+        <w:spacing w:after="0" w:before="0" w:lineRule="auto"/>
+        <w:ind w:left="720" w:hanging="360"/>
+        <w:rPr>
+          <w:sz w:val="24"/>
+          <w:szCs w:val="24"/>
+        </w:rPr>
+      </w:pPr>
+      <w:r>
+        <w:rPr>
+          <w:b w:val="1"/>
+          <w:bCs w:val="1"/>
+          <w:sz w:val="24"/>
+          <w:szCs w:val="24"/>
+          <w:rtl w:val="0"/>
+        </w:rPr>
+        <w:t xml:space="preserve">Ventanas / parámetros en la query</w:t>
+      </w:r>
+      <w:r>
+        <w:rPr>
+          <w:sz w:val="24"/>
+          <w:szCs w:val="24"/>
+          <w:rtl w:val="0"/>
+        </w:rPr>
+        <w:t xml:space="preserve">:</w:t>
+        <w:br w:type="textWrapping"/>
+      </w:r>
+    </w:p>
+    <w:p>
+      <w:pPr>
+        <w:numPr>
+          <w:ilvl w:val="1"/>
+          <w:numId w:val="11"/>
+        </w:numPr>
+        <w:pBdr>
+          <w:top w:color="000000" w:space="0" w:sz="0" w:val="none"/>
+          <w:bottom w:color="000000" w:space="0" w:sz="0" w:val="none"/>
+          <w:right w:color="000000" w:space="0" w:sz="0" w:val="none"/>
+          <w:between w:color="000000" w:space="0" w:sz="0" w:val="none"/>
+        </w:pBdr>
+        <w:spacing w:after="0" w:before="0" w:lineRule="auto"/>
+        <w:ind w:left="1440" w:hanging="360"/>
+        <w:rPr>
+          <w:sz w:val="24"/>
+          <w:szCs w:val="24"/>
+        </w:rPr>
+      </w:pPr>
+      <w:r>
+        <w:rPr>
+          <w:rFonts w:ascii="Roboto Mono" w:cs="Roboto Mono" w:eastAsia="Roboto Mono" w:hAnsi="Roboto Mono"/>
+          <w:color w:val="188038"/>
+          <w:sz w:val="24"/>
+          <w:szCs w:val="24"/>
+          <w:rtl w:val="0"/>
+        </w:rPr>
+        <w:t xml:space="preserve">ACT_WINDOW_DAYS</w:t>
+      </w:r>
+      <w:sdt>
+        <w:sdtPr>
+          <w:id w:val="568171277"/>
+          <w:tag w:val="goog_rdk_6"/>
+        </w:sdtPr>
+        <w:sdtContent>
+          <w:r>
+            <w:rPr>
+              <w:rFonts w:ascii="Arial Unicode MS" w:cs="Arial Unicode MS" w:eastAsia="Arial Unicode MS" w:hAnsi="Arial Unicode MS"/>
+              <w:sz w:val="24"/>
+              <w:szCs w:val="24"/>
+              <w:rtl w:val="0"/>
+            </w:rPr>
+            <w:t xml:space="preserve"> = 30 → ventana de activación.</w:t>
+            <w:br w:type="textWrapping"/>
+          </w:r>
+        </w:sdtContent>
+      </w:sdt>
+      <w:r>
+        <w:rPr>
+          <w:rtl w:val="0"/>
+        </w:rPr>
+      </w:r>
+    </w:p>
+    <w:p>
+      <w:pPr>
+        <w:numPr>
+          <w:ilvl w:val="1"/>
+          <w:numId w:val="11"/>
+        </w:numPr>
+        <w:pBdr>
+          <w:top w:color="000000" w:space="0" w:sz="0" w:val="none"/>
+          <w:bottom w:color="000000" w:space="0" w:sz="0" w:val="none"/>
+          <w:right w:color="000000" w:space="0" w:sz="0" w:val="none"/>
+          <w:between w:color="000000" w:space="0" w:sz="0" w:val="none"/>
+        </w:pBdr>
+        <w:spacing w:after="0" w:before="0" w:lineRule="auto"/>
+        <w:ind w:left="1440" w:hanging="360"/>
+        <w:rPr>
+          <w:sz w:val="24"/>
+          <w:szCs w:val="24"/>
+        </w:rPr>
+      </w:pPr>
+      <w:r>
+        <w:rPr>
+          <w:rFonts w:ascii="Roboto Mono" w:cs="Roboto Mono" w:eastAsia="Roboto Mono" w:hAnsi="Roboto Mono"/>
+          <w:color w:val="188038"/>
+          <w:sz w:val="24"/>
+          <w:szCs w:val="24"/>
+          <w:rtl w:val="0"/>
+        </w:rPr>
+        <w:t xml:space="preserve">ACT_MIN_TX</w:t>
+      </w:r>
+      <w:sdt>
+        <w:sdtPr>
+          <w:id w:val="-1518438460"/>
+          <w:tag w:val="goog_rdk_7"/>
+        </w:sdtPr>
+        <w:sdtContent>
+          <w:r>
+            <w:rPr>
+              <w:rFonts w:ascii="Arial Unicode MS" w:cs="Arial Unicode MS" w:eastAsia="Arial Unicode MS" w:hAnsi="Arial Unicode MS"/>
+              <w:sz w:val="24"/>
+              <w:szCs w:val="24"/>
+              <w:rtl w:val="0"/>
+            </w:rPr>
+            <w:t xml:space="preserve"> = 1 → mínimo de transacciones para activar.</w:t>
+            <w:br w:type="textWrapping"/>
+          </w:r>
+        </w:sdtContent>
+      </w:sdt>
+      <w:r>
+        <w:rPr>
+          <w:rtl w:val="0"/>
+        </w:rPr>
+      </w:r>
+    </w:p>
+    <w:p>
+      <w:pPr>
+        <w:numPr>
+          <w:ilvl w:val="1"/>
+          <w:numId w:val="11"/>
+        </w:numPr>
+        <w:pBdr>
+          <w:top w:color="000000" w:space="0" w:sz="0" w:val="none"/>
+          <w:bottom w:color="000000" w:space="0" w:sz="0" w:val="none"/>
+          <w:right w:color="000000" w:space="0" w:sz="0" w:val="none"/>
+          <w:between w:color="000000" w:space="0" w:sz="0" w:val="none"/>
+        </w:pBdr>
+        <w:spacing w:after="0" w:before="0" w:lineRule="auto"/>
+        <w:ind w:left="1440" w:hanging="360"/>
+        <w:rPr>
+          <w:sz w:val="24"/>
+          <w:szCs w:val="24"/>
+        </w:rPr>
+      </w:pPr>
+      <w:r>
+        <w:rPr>
+          <w:rFonts w:ascii="Roboto Mono" w:cs="Roboto Mono" w:eastAsia="Roboto Mono" w:hAnsi="Roboto Mono"/>
+          <w:color w:val="188038"/>
+          <w:sz w:val="24"/>
+          <w:szCs w:val="24"/>
+          <w:rtl w:val="0"/>
+        </w:rPr>
+        <w:t xml:space="preserve">TARGET_TX_COUNT</w:t>
+      </w:r>
+      <w:sdt>
+        <w:sdtPr>
+          <w:id w:val="-757876662"/>
+          <w:tag w:val="goog_rdk_8"/>
+        </w:sdtPr>
+        <w:sdtContent>
+          <w:r>
+            <w:rPr>
+              <w:rFonts w:ascii="Arial Unicode MS" w:cs="Arial Unicode MS" w:eastAsia="Arial Unicode MS" w:hAnsi="Arial Unicode MS"/>
+              <w:sz w:val="24"/>
+              <w:szCs w:val="24"/>
+              <w:rtl w:val="0"/>
+            </w:rPr>
+            <w:t xml:space="preserve"> = 5 → label de profundidad (5 tx en 30d).</w:t>
+            <w:br w:type="textWrapping"/>
+          </w:r>
+        </w:sdtContent>
+      </w:sdt>
+      <w:r>
+        <w:rPr>
+          <w:rtl w:val="0"/>
+        </w:rPr>
+      </w:r>
+    </w:p>
+    <w:p>
+      <w:pPr>
+        <w:numPr>
+          <w:ilvl w:val="1"/>
+          <w:numId w:val="11"/>
+        </w:numPr>
+        <w:pBdr>
+          <w:top w:color="000000" w:space="0" w:sz="0" w:val="none"/>
+          <w:bottom w:color="000000" w:space="0" w:sz="0" w:val="none"/>
+          <w:right w:color="000000" w:space="0" w:sz="0" w:val="none"/>
+          <w:between w:color="000000" w:space="0" w:sz="0" w:val="none"/>
+        </w:pBdr>
+        <w:spacing w:after="0" w:before="0" w:lineRule="auto"/>
+        <w:ind w:left="1440" w:hanging="360"/>
+        <w:rPr>
+          <w:sz w:val="24"/>
+          <w:szCs w:val="24"/>
+        </w:rPr>
+      </w:pPr>
+      <w:r>
+        <w:rPr>
+          <w:rFonts w:ascii="Roboto Mono" w:cs="Roboto Mono" w:eastAsia="Roboto Mono" w:hAnsi="Roboto Mono"/>
+          <w:color w:val="188038"/>
+          <w:sz w:val="24"/>
+          <w:szCs w:val="24"/>
+          <w:rtl w:val="0"/>
+        </w:rPr>
+        <w:t xml:space="preserve">COHORTE_MES</w:t>
+      </w:r>
+      <w:sdt>
+        <w:sdtPr>
+          <w:id w:val="126017559"/>
+          <w:tag w:val="goog_rdk_9"/>
+        </w:sdtPr>
+        <w:sdtContent>
+          <w:r>
+            <w:rPr>
+              <w:rFonts w:ascii="Arial Unicode MS" w:cs="Arial Unicode MS" w:eastAsia="Arial Unicode MS" w:hAnsi="Arial Unicode MS"/>
+              <w:sz w:val="24"/>
+              <w:szCs w:val="24"/>
+              <w:rtl w:val="0"/>
+            </w:rPr>
+            <w:t xml:space="preserve"> → fecha base de la cohorte (ej. </w:t>
+          </w:r>
+        </w:sdtContent>
+      </w:sdt>
+      <w:r>
+        <w:rPr>
+          <w:rFonts w:ascii="Roboto Mono" w:cs="Roboto Mono" w:eastAsia="Roboto Mono" w:hAnsi="Roboto Mono"/>
+          <w:color w:val="188038"/>
+          <w:sz w:val="24"/>
+          <w:szCs w:val="24"/>
+          <w:rtl w:val="0"/>
+        </w:rPr>
+        <w:t xml:space="preserve">2025-10-26</w:t>
+      </w:r>
+      <w:r>
+        <w:rPr>
+          <w:sz w:val="24"/>
+          <w:szCs w:val="24"/>
+          <w:rtl w:val="0"/>
+        </w:rPr>
+        <w:t xml:space="preserve">).</w:t>
+        <w:br w:type="textWrapping"/>
+      </w:r>
+    </w:p>
+    <w:p>
+      <w:pPr>
+        <w:numPr>
+          <w:ilvl w:val="0"/>
+          <w:numId w:val="11"/>
+        </w:numPr>
+        <w:pBdr>
+          <w:top w:color="000000" w:space="0" w:sz="0" w:val="none"/>
+          <w:bottom w:color="000000" w:space="0" w:sz="0" w:val="none"/>
+          <w:right w:color="000000" w:space="0" w:sz="0" w:val="none"/>
+          <w:between w:color="000000" w:space="0" w:sz="0" w:val="none"/>
+        </w:pBdr>
+        <w:spacing w:after="240" w:before="0" w:lineRule="auto"/>
+        <w:ind w:left="720" w:hanging="360"/>
+        <w:rPr>
+          <w:sz w:val="24"/>
+          <w:szCs w:val="24"/>
+        </w:rPr>
+      </w:pPr>
+      <w:r>
+        <w:rPr>
+          <w:b w:val="1"/>
+          <w:bCs w:val="1"/>
+          <w:sz w:val="24"/>
+          <w:szCs w:val="24"/>
+          <w:rtl w:val="0"/>
+        </w:rPr>
+        <w:t xml:space="preserve">Buckets</w:t>
+      </w:r>
+      <w:r>
+        <w:rPr>
+          <w:sz w:val="24"/>
+          <w:szCs w:val="24"/>
+          <w:rtl w:val="0"/>
+        </w:rPr>
+        <w:t xml:space="preserve">: no se usan buckets en el datapull; todo viene de BigQuery. </w:t>
+      </w:r>
+    </w:p>
+    <w:p>
+      <w:pPr>
+        <w:pBdr>
+          <w:top w:color="000000" w:space="0" w:sz="0" w:val="none"/>
+          <w:bottom w:color="000000" w:space="0" w:sz="0" w:val="none"/>
+          <w:right w:color="000000" w:space="0" w:sz="0" w:val="none"/>
+          <w:between w:color="000000" w:space="0" w:sz="0" w:val="none"/>
+        </w:pBdr>
+        <w:spacing w:after="240" w:before="240" w:lineRule="auto"/>
+        <w:rPr>
+          <w:sz w:val="24"/>
+          <w:szCs w:val="24"/>
+        </w:rPr>
+      </w:pPr>
+      <w:r>
+        <w:rPr>
+          <w:rtl w:val="0"/>
+        </w:rPr>
+      </w:r>
+    </w:p>
+    <w:p>
+      <w:pPr>
+        <w:numPr>
+          <w:ilvl w:val="0"/>
+          <w:numId w:val="8"/>
+        </w:numPr>
+        <w:pBdr>
+          <w:top w:color="000000" w:space="0" w:sz="0" w:val="none"/>
+          <w:bottom w:color="000000" w:space="0" w:sz="0" w:val="none"/>
+          <w:right w:color="000000" w:space="0" w:sz="0" w:val="none"/>
+          <w:between w:color="000000" w:space="0" w:sz="0" w:val="none"/>
+        </w:pBdr>
+        <w:spacing w:after="240" w:before="240" w:lineRule="auto"/>
+        <w:ind w:left="720" w:hanging="360"/>
+        <w:rPr>
+          <w:b w:val="1"/>
+          <w:bCs w:val="1"/>
+          <w:sz w:val="24"/>
+          <w:szCs w:val="24"/>
+        </w:rPr>
+      </w:pPr>
+      <w:r>
+        <w:rPr>
+          <w:b w:val="1"/>
+          <w:bCs w:val="1"/>
+          <w:sz w:val="24"/>
+          <w:szCs w:val="24"/>
+          <w:rtl w:val="0"/>
+        </w:rPr>
+        <w:t xml:space="preserve"> Si hay algún tipo de merge entre las fuentes, indicarlo, así como el código del merge.</w:t>
+      </w:r>
+    </w:p>
+    <w:p>
+      <w:pPr>
+        <w:pBdr>
+          <w:top w:color="000000" w:space="0" w:sz="0" w:val="none"/>
+          <w:bottom w:color="000000" w:space="0" w:sz="0" w:val="none"/>
+          <w:right w:color="000000" w:space="0" w:sz="0" w:val="none"/>
+          <w:between w:color="000000" w:space="0" w:sz="0" w:val="none"/>
+        </w:pBdr>
+        <w:rPr>
+          <w:rFonts w:ascii="Roboto Mono" w:cs="Roboto Mono" w:eastAsia="Roboto Mono" w:hAnsi="Roboto Mono"/>
+          <w:b w:val="1"/>
+          <w:bCs w:val="1"/>
+          <w:color w:val="188038"/>
+          <w:sz w:val="24"/>
+          <w:szCs w:val="24"/>
+        </w:rPr>
+      </w:pPr>
+      <w:r>
+        <w:rPr>
+          <w:b w:val="1"/>
+          <w:bCs w:val="1"/>
+          <w:sz w:val="24"/>
+          <w:szCs w:val="24"/>
+          <w:rtl w:val="0"/>
+        </w:rPr>
+        <w:t xml:space="preserve">Join principal de usuarios (dim_user + catálogos):</w:t>
+        <w:br w:type="textWrapping"/>
+        <w:br w:type="textWrapping"/>
+        <w:t xml:space="preserve"> </w:t>
+      </w:r>
+      <w:r>
+        <w:rPr>
+          <w:rFonts w:ascii="Roboto Mono" w:cs="Roboto Mono" w:eastAsia="Roboto Mono" w:hAnsi="Roboto Mono"/>
+          <w:b w:val="1"/>
+          <w:bCs w:val="1"/>
+          <w:color w:val="188038"/>
+          <w:sz w:val="24"/>
+          <w:szCs w:val="24"/>
+          <w:rtl w:val="0"/>
+        </w:rPr>
+        <w:t xml:space="preserve">FROM `spin-dp-trusted-prod.spin_account.tbl_dim_user` a</w:t>
+      </w:r>
+    </w:p>
+    <w:p>
+      <w:pPr>
+        <w:pBdr>
+          <w:top w:color="000000" w:space="0" w:sz="0" w:val="none"/>
+          <w:bottom w:color="000000" w:space="0" w:sz="0" w:val="none"/>
+          <w:right w:color="000000" w:space="0" w:sz="0" w:val="none"/>
+          <w:between w:color="000000" w:space="0" w:sz="0" w:val="none"/>
+        </w:pBdr>
+        <w:rPr>
+          <w:rFonts w:ascii="Roboto Mono" w:cs="Roboto Mono" w:eastAsia="Roboto Mono" w:hAnsi="Roboto Mono"/>
+          <w:b w:val="1"/>
+          <w:bCs w:val="1"/>
+          <w:color w:val="188038"/>
+          <w:sz w:val="24"/>
+          <w:szCs w:val="24"/>
+        </w:rPr>
+      </w:pPr>
+      <w:r>
+        <w:rPr>
+          <w:rFonts w:ascii="Roboto Mono" w:cs="Roboto Mono" w:eastAsia="Roboto Mono" w:hAnsi="Roboto Mono"/>
+          <w:b w:val="1"/>
+          <w:bCs w:val="1"/>
+          <w:color w:val="188038"/>
+          <w:sz w:val="24"/>
+          <w:szCs w:val="24"/>
+          <w:rtl w:val="0"/>
+        </w:rPr>
+        <w:t xml:space="preserve">LEFT JOIN `spin-dp-trusted-prod.spin_catalogs.tbl_dim_gender` g</w:t>
+      </w:r>
+    </w:p>
+    <w:p>
+      <w:pPr>
+        <w:pBdr>
+          <w:top w:color="000000" w:space="0" w:sz="0" w:val="none"/>
+          <w:bottom w:color="000000" w:space="0" w:sz="0" w:val="none"/>
+          <w:right w:color="000000" w:space="0" w:sz="0" w:val="none"/>
+          <w:between w:color="000000" w:space="0" w:sz="0" w:val="none"/>
+        </w:pBdr>
+        <w:rPr>
+          <w:rFonts w:ascii="Roboto Mono" w:cs="Roboto Mono" w:eastAsia="Roboto Mono" w:hAnsi="Roboto Mono"/>
+          <w:b w:val="1"/>
+          <w:bCs w:val="1"/>
+          <w:color w:val="188038"/>
+          <w:sz w:val="24"/>
+          <w:szCs w:val="24"/>
+        </w:rPr>
+      </w:pPr>
+      <w:r>
+        <w:rPr>
+          <w:rFonts w:ascii="Roboto Mono" w:cs="Roboto Mono" w:eastAsia="Roboto Mono" w:hAnsi="Roboto Mono"/>
+          <w:b w:val="1"/>
+          <w:bCs w:val="1"/>
+          <w:color w:val="188038"/>
+          <w:sz w:val="24"/>
+          <w:szCs w:val="24"/>
+          <w:rtl w:val="0"/>
+        </w:rPr>
+        <w:t xml:space="preserve">  ON a.genderIdentifier = g.genderIdentifier</w:t>
+      </w:r>
+    </w:p>
+    <w:p>
+      <w:pPr>
+        <w:pBdr>
+          <w:top w:color="000000" w:space="0" w:sz="0" w:val="none"/>
+          <w:bottom w:color="000000" w:space="0" w:sz="0" w:val="none"/>
+          <w:right w:color="000000" w:space="0" w:sz="0" w:val="none"/>
+          <w:between w:color="000000" w:space="0" w:sz="0" w:val="none"/>
+        </w:pBdr>
+        <w:rPr>
+          <w:rFonts w:ascii="Roboto Mono" w:cs="Roboto Mono" w:eastAsia="Roboto Mono" w:hAnsi="Roboto Mono"/>
+          <w:b w:val="1"/>
+          <w:bCs w:val="1"/>
+          <w:color w:val="188038"/>
+          <w:sz w:val="24"/>
+          <w:szCs w:val="24"/>
+        </w:rPr>
+      </w:pPr>
+      <w:r>
+        <w:rPr>
+          <w:rFonts w:ascii="Roboto Mono" w:cs="Roboto Mono" w:eastAsia="Roboto Mono" w:hAnsi="Roboto Mono"/>
+          <w:b w:val="1"/>
+          <w:bCs w:val="1"/>
+          <w:color w:val="188038"/>
+          <w:sz w:val="24"/>
+          <w:szCs w:val="24"/>
+          <w:rtl w:val="0"/>
+        </w:rPr>
+        <w:t xml:space="preserve">LEFT JOIN `spin-dp-trusted-prod.spin_catalogs.tbl_dim_user_channel` c</w:t>
+      </w:r>
+    </w:p>
+    <w:p>
+      <w:pPr>
+        <w:pBdr>
+          <w:top w:color="000000" w:space="0" w:sz="0" w:val="none"/>
+          <w:bottom w:color="000000" w:space="0" w:sz="0" w:val="none"/>
+          <w:right w:color="000000" w:space="0" w:sz="0" w:val="none"/>
+          <w:between w:color="000000" w:space="0" w:sz="0" w:val="none"/>
+        </w:pBdr>
+        <w:rPr>
+          <w:rFonts w:ascii="Roboto Mono" w:cs="Roboto Mono" w:eastAsia="Roboto Mono" w:hAnsi="Roboto Mono"/>
+          <w:b w:val="1"/>
+          <w:bCs w:val="1"/>
+          <w:color w:val="188038"/>
+          <w:sz w:val="24"/>
+          <w:szCs w:val="24"/>
+        </w:rPr>
+      </w:pPr>
+      <w:r>
+        <w:rPr>
+          <w:rFonts w:ascii="Roboto Mono" w:cs="Roboto Mono" w:eastAsia="Roboto Mono" w:hAnsi="Roboto Mono"/>
+          <w:b w:val="1"/>
+          <w:bCs w:val="1"/>
+          <w:color w:val="188038"/>
+          <w:sz w:val="24"/>
+          <w:szCs w:val="24"/>
+          <w:rtl w:val="0"/>
+        </w:rPr>
+        <w:t xml:space="preserve">  ON a.channelUserIdentifier = c.channelUserIdentifier</w:t>
+      </w:r>
+    </w:p>
+    <w:p>
+      <w:pPr>
+        <w:pBdr>
+          <w:top w:color="000000" w:space="0" w:sz="0" w:val="none"/>
+          <w:bottom w:color="000000" w:space="0" w:sz="0" w:val="none"/>
+          <w:right w:color="000000" w:space="0" w:sz="0" w:val="none"/>
+          <w:between w:color="000000" w:space="0" w:sz="0" w:val="none"/>
+        </w:pBdr>
+        <w:rPr>
+          <w:rFonts w:ascii="Roboto Mono" w:cs="Roboto Mono" w:eastAsia="Roboto Mono" w:hAnsi="Roboto Mono"/>
+          <w:b w:val="1"/>
+          <w:bCs w:val="1"/>
+          <w:color w:val="188038"/>
+          <w:sz w:val="24"/>
+          <w:szCs w:val="24"/>
+        </w:rPr>
+      </w:pPr>
+      <w:r>
+        <w:rPr>
+          <w:rFonts w:ascii="Roboto Mono" w:cs="Roboto Mono" w:eastAsia="Roboto Mono" w:hAnsi="Roboto Mono"/>
+          <w:b w:val="1"/>
+          <w:bCs w:val="1"/>
+          <w:color w:val="188038"/>
+          <w:sz w:val="24"/>
+          <w:szCs w:val="24"/>
+          <w:rtl w:val="0"/>
+        </w:rPr>
+        <w:t xml:space="preserve">LEFT JOIN `spin-dp-trusted-prod.spin_catalogs.tbl_dim_user_type` u</w:t>
+      </w:r>
+    </w:p>
+    <w:p>
+      <w:pPr>
+        <w:numPr>
+          <w:ilvl w:val="0"/>
+          <w:numId w:val="5"/>
+        </w:numPr>
+        <w:pBdr>
+          <w:top w:color="000000" w:space="0" w:sz="0" w:val="none"/>
+          <w:bottom w:color="000000" w:space="0" w:sz="0" w:val="none"/>
+          <w:right w:color="000000" w:space="0" w:sz="0" w:val="none"/>
+          <w:between w:color="000000" w:space="0" w:sz="0" w:val="none"/>
+        </w:pBdr>
+        <w:spacing w:after="240" w:before="240" w:lineRule="auto"/>
+        <w:ind w:left="720" w:hanging="360"/>
+        <w:rPr>
+          <w:b w:val="1"/>
+          <w:bCs w:val="1"/>
+          <w:sz w:val="24"/>
+          <w:szCs w:val="24"/>
+        </w:rPr>
+      </w:pPr>
+      <w:r>
+        <w:rPr>
+          <w:rFonts w:ascii="Roboto Mono" w:cs="Roboto Mono" w:eastAsia="Roboto Mono" w:hAnsi="Roboto Mono"/>
+          <w:b w:val="1"/>
+          <w:bCs w:val="1"/>
+          <w:color w:val="188038"/>
+          <w:sz w:val="24"/>
+          <w:szCs w:val="24"/>
+          <w:rtl w:val="0"/>
+        </w:rPr>
+        <w:t xml:space="preserve">  ON a.userTypeIdentifier = u.userTypeIdentifier</w:t>
+      </w:r>
+      <w:r>
+        <w:rPr>
+          <w:rtl w:val="0"/>
+        </w:rPr>
+      </w:r>
+    </w:p>
+    <w:p>
+      <w:pPr>
+        <w:pBdr>
+          <w:top w:color="000000" w:space="0" w:sz="0" w:val="none"/>
+          <w:bottom w:color="000000" w:space="0" w:sz="0" w:val="none"/>
+          <w:right w:color="000000" w:space="0" w:sz="0" w:val="none"/>
+          <w:between w:color="000000" w:space="0" w:sz="0" w:val="none"/>
+        </w:pBdr>
+        <w:spacing w:after="240" w:before="240" w:lineRule="auto"/>
+        <w:rPr>
+          <w:b w:val="1"/>
+          <w:bCs w:val="1"/>
+          <w:sz w:val="24"/>
+          <w:szCs w:val="24"/>
+        </w:rPr>
+      </w:pPr>
+      <w:r>
+        <w:rPr>
+          <w:b w:val="1"/>
+          <w:bCs w:val="1"/>
+          <w:sz w:val="24"/>
+          <w:szCs w:val="24"/>
+          <w:rtl w:val="0"/>
+        </w:rPr>
+        <w:t xml:space="preserve">Join de transacciones con usuarios de la cohorte:</w:t>
+      </w:r>
+    </w:p>
+    <w:p>
+      <w:pPr>
+        <w:pBdr>
+          <w:top w:color="000000" w:space="0" w:sz="0" w:val="none"/>
+          <w:bottom w:color="000000" w:space="0" w:sz="0" w:val="none"/>
+          <w:right w:color="000000" w:space="0" w:sz="0" w:val="none"/>
+          <w:between w:color="000000" w:space="0" w:sz="0" w:val="none"/>
+        </w:pBdr>
+        <w:rPr>
+          <w:rFonts w:ascii="Roboto Mono" w:cs="Roboto Mono" w:eastAsia="Roboto Mono" w:hAnsi="Roboto Mono"/>
+          <w:b w:val="1"/>
+          <w:bCs w:val="1"/>
+          <w:color w:val="188038"/>
+          <w:sz w:val="24"/>
+          <w:szCs w:val="24"/>
+        </w:rPr>
+      </w:pPr>
+      <w:r>
+        <w:rPr>
+          <w:rFonts w:ascii="Roboto Mono" w:cs="Roboto Mono" w:eastAsia="Roboto Mono" w:hAnsi="Roboto Mono"/>
+          <w:b w:val="1"/>
+          <w:bCs w:val="1"/>
+          <w:color w:val="188038"/>
+          <w:sz w:val="24"/>
+          <w:szCs w:val="24"/>
+          <w:rtl w:val="0"/>
+        </w:rPr>
+        <w:t xml:space="preserve">FROM `spin-dp-trusted-prod.spin_transaction.tbl_fact_transaction` t</w:t>
+      </w:r>
+    </w:p>
+    <w:p>
+      <w:pPr>
+        <w:pBdr>
+          <w:top w:color="000000" w:space="0" w:sz="0" w:val="none"/>
+          <w:bottom w:color="000000" w:space="0" w:sz="0" w:val="none"/>
+          <w:right w:color="000000" w:space="0" w:sz="0" w:val="none"/>
+          <w:between w:color="000000" w:space="0" w:sz="0" w:val="none"/>
+        </w:pBdr>
+        <w:rPr>
+          <w:rFonts w:ascii="Roboto Mono" w:cs="Roboto Mono" w:eastAsia="Roboto Mono" w:hAnsi="Roboto Mono"/>
+          <w:b w:val="1"/>
+          <w:bCs w:val="1"/>
+          <w:color w:val="188038"/>
+          <w:sz w:val="24"/>
+          <w:szCs w:val="24"/>
+        </w:rPr>
+      </w:pPr>
+      <w:r>
+        <w:rPr>
+          <w:rFonts w:ascii="Roboto Mono" w:cs="Roboto Mono" w:eastAsia="Roboto Mono" w:hAnsi="Roboto Mono"/>
+          <w:b w:val="1"/>
+          <w:bCs w:val="1"/>
+          <w:color w:val="188038"/>
+          <w:sz w:val="24"/>
+          <w:szCs w:val="24"/>
+          <w:rtl w:val="0"/>
+        </w:rPr>
+        <w:t xml:space="preserve">JOIN base_users u</w:t>
+      </w:r>
+    </w:p>
+    <w:p>
+      <w:pPr>
+        <w:pBdr>
+          <w:top w:color="000000" w:space="0" w:sz="0" w:val="none"/>
+          <w:bottom w:color="000000" w:space="0" w:sz="0" w:val="none"/>
+          <w:right w:color="000000" w:space="0" w:sz="0" w:val="none"/>
+          <w:between w:color="000000" w:space="0" w:sz="0" w:val="none"/>
+        </w:pBdr>
+        <w:rPr>
+          <w:rFonts w:ascii="Roboto Mono" w:cs="Roboto Mono" w:eastAsia="Roboto Mono" w:hAnsi="Roboto Mono"/>
+          <w:b w:val="1"/>
+          <w:bCs w:val="1"/>
+          <w:color w:val="188038"/>
+          <w:sz w:val="24"/>
+          <w:szCs w:val="24"/>
+        </w:rPr>
+      </w:pPr>
+      <w:r>
+        <w:rPr>
+          <w:rFonts w:ascii="Roboto Mono" w:cs="Roboto Mono" w:eastAsia="Roboto Mono" w:hAnsi="Roboto Mono"/>
+          <w:b w:val="1"/>
+          <w:bCs w:val="1"/>
+          <w:color w:val="188038"/>
+          <w:sz w:val="24"/>
+          <w:szCs w:val="24"/>
+          <w:rtl w:val="0"/>
+        </w:rPr>
+        <w:t xml:space="preserve">  ON u.user_id = t.userIdentifier</w:t>
+      </w:r>
+    </w:p>
+    <w:p>
+      <w:pPr>
+        <w:pBdr>
+          <w:top w:color="000000" w:space="0" w:sz="0" w:val="none"/>
+          <w:bottom w:color="000000" w:space="0" w:sz="0" w:val="none"/>
+          <w:right w:color="000000" w:space="0" w:sz="0" w:val="none"/>
+          <w:between w:color="000000" w:space="0" w:sz="0" w:val="none"/>
+        </w:pBdr>
+        <w:rPr>
+          <w:rFonts w:ascii="Roboto Mono" w:cs="Roboto Mono" w:eastAsia="Roboto Mono" w:hAnsi="Roboto Mono"/>
+          <w:b w:val="1"/>
+          <w:bCs w:val="1"/>
+          <w:color w:val="188038"/>
+          <w:sz w:val="24"/>
+          <w:szCs w:val="24"/>
+        </w:rPr>
+      </w:pPr>
+      <w:r>
+        <w:rPr>
+          <w:rFonts w:ascii="Roboto Mono" w:cs="Roboto Mono" w:eastAsia="Roboto Mono" w:hAnsi="Roboto Mono"/>
+          <w:b w:val="1"/>
+          <w:bCs w:val="1"/>
+          <w:color w:val="188038"/>
+          <w:sz w:val="24"/>
+          <w:szCs w:val="24"/>
+          <w:rtl w:val="0"/>
+        </w:rPr>
+        <w:t xml:space="preserve">LEFT JOIN `spin-dp-trusted-prod.spin_catalogs.tbl_dim_transaction_type` tt</w:t>
+      </w:r>
+    </w:p>
+    <w:p>
+      <w:pPr>
+        <w:pBdr>
+          <w:top w:color="000000" w:space="0" w:sz="0" w:val="none"/>
+          <w:bottom w:color="000000" w:space="0" w:sz="0" w:val="none"/>
+          <w:right w:color="000000" w:space="0" w:sz="0" w:val="none"/>
+          <w:between w:color="000000" w:space="0" w:sz="0" w:val="none"/>
+        </w:pBdr>
+        <w:rPr>
+          <w:rFonts w:ascii="Roboto Mono" w:cs="Roboto Mono" w:eastAsia="Roboto Mono" w:hAnsi="Roboto Mono"/>
+          <w:b w:val="1"/>
+          <w:bCs w:val="1"/>
+          <w:color w:val="188038"/>
+          <w:sz w:val="24"/>
+          <w:szCs w:val="24"/>
+        </w:rPr>
+      </w:pPr>
+      <w:r>
+        <w:rPr>
+          <w:rFonts w:ascii="Roboto Mono" w:cs="Roboto Mono" w:eastAsia="Roboto Mono" w:hAnsi="Roboto Mono"/>
+          <w:b w:val="1"/>
+          <w:bCs w:val="1"/>
+          <w:color w:val="188038"/>
+          <w:sz w:val="24"/>
+          <w:szCs w:val="24"/>
+          <w:rtl w:val="0"/>
+        </w:rPr>
+        <w:t xml:space="preserve">  ON t.transactionTypeIdentifier = tt.transactionTypeIdentifier</w:t>
+      </w:r>
+    </w:p>
+    <w:p>
+      <w:pPr>
+        <w:pBdr>
+          <w:top w:color="000000" w:space="0" w:sz="0" w:val="none"/>
+          <w:left w:color="000000" w:space="0" w:sz="0" w:val="none"/>
+          <w:bottom w:color="000000" w:space="0" w:sz="0" w:val="none"/>
+          <w:right w:color="000000" w:space="0" w:sz="0" w:val="none"/>
+          <w:between w:color="000000" w:space="0" w:sz="0" w:val="none"/>
+        </w:pBdr>
+        <w:shd w:fill="ffffff" w:val="clear"/>
+        <w:spacing w:after="80" w:before="160" w:lineRule="auto"/>
+        <w:rPr>
+          <w:color w:val="0f4761"/>
+          <w:sz w:val="32"/>
+          <w:szCs w:val="32"/>
+        </w:rPr>
+      </w:pPr>
+      <w:r>
+        <w:rPr>
+          <w:color w:val="0f4761"/>
+          <w:sz w:val="32"/>
+          <w:szCs w:val="32"/>
+          <w:rtl w:val="0"/>
+        </w:rPr>
+        <w:t xml:space="preserve">Predicción </w:t>
+      </w:r>
+    </w:p>
+    <w:p>
+      <w:pPr>
+        <w:pBdr>
+          <w:top w:color="000000" w:space="0" w:sz="0" w:val="none"/>
+          <w:bottom w:color="000000" w:space="0" w:sz="0" w:val="none"/>
+          <w:right w:color="000000" w:space="0" w:sz="0" w:val="none"/>
+          <w:between w:color="000000" w:space="0" w:sz="0" w:val="none"/>
+        </w:pBdr>
+        <w:spacing w:after="240" w:before="240" w:lineRule="auto"/>
+        <w:rPr>
+          <w:b w:val="1"/>
+          <w:bCs w:val="1"/>
+          <w:sz w:val="24"/>
+          <w:szCs w:val="24"/>
+        </w:rPr>
+      </w:pPr>
+      <w:r>
+        <w:rPr>
+          <w:b w:val="1"/>
+          <w:bCs w:val="1"/>
+          <w:sz w:val="24"/>
+          <w:szCs w:val="24"/>
+          <w:rtl w:val="0"/>
+        </w:rPr>
+        <w:t xml:space="preserve">* Objeto principal de transformaciones:</w:t>
+      </w:r>
+    </w:p>
+    <w:p>
+      <w:pPr>
+        <w:pBdr>
+          <w:top w:color="000000" w:space="0" w:sz="0" w:val="none"/>
+          <w:bottom w:color="000000" w:space="0" w:sz="0" w:val="none"/>
+          <w:right w:color="000000" w:space="0" w:sz="0" w:val="none"/>
+          <w:between w:color="000000" w:space="0" w:sz="0" w:val="none"/>
+        </w:pBdr>
+        <w:spacing w:after="240" w:before="240" w:lineRule="auto"/>
+        <w:rPr>
+          <w:sz w:val="24"/>
+          <w:szCs w:val="24"/>
+        </w:rPr>
+      </w:pPr>
+      <w:r>
+        <w:rPr>
+          <w:sz w:val="24"/>
+          <w:szCs w:val="24"/>
+          <w:rtl w:val="0"/>
+        </w:rPr>
+        <w:t xml:space="preserve">El notebook usa un </w:t>
+      </w:r>
+      <w:r>
+        <w:rPr>
+          <w:b w:val="1"/>
+          <w:bCs w:val="1"/>
+          <w:sz w:val="24"/>
+          <w:szCs w:val="24"/>
+          <w:rtl w:val="0"/>
+        </w:rPr>
+        <w:t xml:space="preserve">FeatureBuilder custom</w:t>
+      </w:r>
+      <w:r>
+        <w:rPr>
+          <w:sz w:val="24"/>
+          <w:szCs w:val="24"/>
+          <w:rtl w:val="0"/>
+        </w:rPr>
+        <w:t xml:space="preserve"> (clase </w:t>
+      </w:r>
+      <w:r>
+        <w:rPr>
+          <w:rFonts w:ascii="Roboto Mono" w:cs="Roboto Mono" w:eastAsia="Roboto Mono" w:hAnsi="Roboto Mono"/>
+          <w:color w:val="188038"/>
+          <w:sz w:val="24"/>
+          <w:szCs w:val="24"/>
+          <w:rtl w:val="0"/>
+        </w:rPr>
+        <w:t xml:space="preserve">FeatureBuilder</w:t>
+      </w:r>
+      <w:r>
+        <w:rPr>
+          <w:sz w:val="24"/>
+          <w:szCs w:val="24"/>
+          <w:rtl w:val="0"/>
+        </w:rPr>
+        <w:t xml:space="preserve">) que:</w:t>
+      </w:r>
+    </w:p>
+    <w:p>
+      <w:pPr>
+        <w:numPr>
+          <w:ilvl w:val="0"/>
+          <w:numId w:val="10"/>
+        </w:numPr>
+        <w:pBdr>
+          <w:top w:color="000000" w:space="0" w:sz="0" w:val="none"/>
+          <w:bottom w:color="000000" w:space="0" w:sz="0" w:val="none"/>
+          <w:right w:color="000000" w:space="0" w:sz="0" w:val="none"/>
+          <w:between w:color="000000" w:space="0" w:sz="0" w:val="none"/>
+        </w:pBdr>
+        <w:spacing w:after="0" w:before="240" w:lineRule="auto"/>
+        <w:ind w:left="720" w:hanging="360"/>
+        <w:rPr>
+          <w:sz w:val="24"/>
+          <w:szCs w:val="24"/>
+        </w:rPr>
+      </w:pPr>
+      <w:r>
+        <w:rPr>
+          <w:sz w:val="24"/>
+          <w:szCs w:val="24"/>
+          <w:rtl w:val="0"/>
+        </w:rPr>
+        <w:t xml:space="preserve">Genera features de tiempo desde </w:t>
+      </w:r>
+      <w:r>
+        <w:rPr>
+          <w:rFonts w:ascii="Roboto Mono" w:cs="Roboto Mono" w:eastAsia="Roboto Mono" w:hAnsi="Roboto Mono"/>
+          <w:color w:val="188038"/>
+          <w:sz w:val="24"/>
+          <w:szCs w:val="24"/>
+          <w:rtl w:val="0"/>
+        </w:rPr>
+        <w:t xml:space="preserve">signup_ts</w:t>
+      </w:r>
+      <w:r>
+        <w:rPr>
+          <w:sz w:val="24"/>
+          <w:szCs w:val="24"/>
+          <w:rtl w:val="0"/>
+        </w:rPr>
+        <w:t xml:space="preserve"> (zona </w:t>
+      </w:r>
+      <w:r>
+        <w:rPr>
+          <w:rFonts w:ascii="Roboto Mono" w:cs="Roboto Mono" w:eastAsia="Roboto Mono" w:hAnsi="Roboto Mono"/>
+          <w:color w:val="188038"/>
+          <w:sz w:val="24"/>
+          <w:szCs w:val="24"/>
+          <w:rtl w:val="0"/>
+        </w:rPr>
+        <w:t xml:space="preserve">America/Mexico_City</w:t>
+      </w:r>
+      <w:r>
+        <w:rPr>
+          <w:sz w:val="24"/>
+          <w:szCs w:val="24"/>
+          <w:rtl w:val="0"/>
+        </w:rPr>
+        <w:t xml:space="preserve">)</w:t>
+        <w:br w:type="textWrapping"/>
+      </w:r>
+    </w:p>
+    <w:p>
+      <w:pPr>
+        <w:numPr>
+          <w:ilvl w:val="0"/>
+          <w:numId w:val="10"/>
+        </w:numPr>
+        <w:pBdr>
+          <w:top w:color="000000" w:space="0" w:sz="0" w:val="none"/>
+          <w:bottom w:color="000000" w:space="0" w:sz="0" w:val="none"/>
+          <w:right w:color="000000" w:space="0" w:sz="0" w:val="none"/>
+          <w:between w:color="000000" w:space="0" w:sz="0" w:val="none"/>
+        </w:pBdr>
+        <w:spacing w:after="0" w:before="0" w:lineRule="auto"/>
+        <w:ind w:left="720" w:hanging="360"/>
+        <w:rPr>
+          <w:sz w:val="24"/>
+          <w:szCs w:val="24"/>
+        </w:rPr>
+      </w:pPr>
+      <w:r>
+        <w:rPr>
+          <w:sz w:val="24"/>
+          <w:szCs w:val="24"/>
+          <w:rtl w:val="0"/>
+        </w:rPr>
+        <w:t xml:space="preserve">Crea flags de confirmación (</w:t>
+      </w:r>
+      <w:r>
+        <w:rPr>
+          <w:rFonts w:ascii="Roboto Mono" w:cs="Roboto Mono" w:eastAsia="Roboto Mono" w:hAnsi="Roboto Mono"/>
+          <w:color w:val="188038"/>
+          <w:sz w:val="24"/>
+          <w:szCs w:val="24"/>
+          <w:rtl w:val="0"/>
+        </w:rPr>
+        <w:t xml:space="preserve">phone_conf_ts</w:t>
+      </w:r>
+      <w:r>
+        <w:rPr>
+          <w:sz w:val="24"/>
+          <w:szCs w:val="24"/>
+          <w:rtl w:val="0"/>
+        </w:rPr>
+        <w:t xml:space="preserve">, </w:t>
+      </w:r>
+      <w:r>
+        <w:rPr>
+          <w:rFonts w:ascii="Roboto Mono" w:cs="Roboto Mono" w:eastAsia="Roboto Mono" w:hAnsi="Roboto Mono"/>
+          <w:color w:val="188038"/>
+          <w:sz w:val="24"/>
+          <w:szCs w:val="24"/>
+          <w:rtl w:val="0"/>
+        </w:rPr>
+        <w:t xml:space="preserve">email_conf_ts</w:t>
+      </w:r>
+      <w:r>
+        <w:rPr>
+          <w:sz w:val="24"/>
+          <w:szCs w:val="24"/>
+          <w:rtl w:val="0"/>
+        </w:rPr>
+        <w:t xml:space="preserve">) como “antes de signup”</w:t>
+        <w:br w:type="textWrapping"/>
+      </w:r>
+    </w:p>
+    <w:p>
+      <w:pPr>
+        <w:numPr>
+          <w:ilvl w:val="0"/>
+          <w:numId w:val="10"/>
+        </w:numPr>
+        <w:pBdr>
+          <w:top w:color="000000" w:space="0" w:sz="0" w:val="none"/>
+          <w:bottom w:color="000000" w:space="0" w:sz="0" w:val="none"/>
+          <w:right w:color="000000" w:space="0" w:sz="0" w:val="none"/>
+          <w:between w:color="000000" w:space="0" w:sz="0" w:val="none"/>
+        </w:pBdr>
+        <w:spacing w:after="0" w:before="0" w:lineRule="auto"/>
+        <w:ind w:left="720" w:hanging="360"/>
+        <w:rPr>
+          <w:sz w:val="24"/>
+          <w:szCs w:val="24"/>
+        </w:rPr>
+      </w:pPr>
+      <w:r>
+        <w:rPr>
+          <w:sz w:val="24"/>
+          <w:szCs w:val="24"/>
+          <w:rtl w:val="0"/>
+        </w:rPr>
+        <w:t xml:space="preserve">Hace OHE de estado: crea columnas </w:t>
+      </w:r>
+      <w:r>
+        <w:rPr>
+          <w:rFonts w:ascii="Roboto Mono" w:cs="Roboto Mono" w:eastAsia="Roboto Mono" w:hAnsi="Roboto Mono"/>
+          <w:color w:val="188038"/>
+          <w:sz w:val="24"/>
+          <w:szCs w:val="24"/>
+          <w:rtl w:val="0"/>
+        </w:rPr>
+        <w:t xml:space="preserve">state_{ABBR}</w:t>
+      </w:r>
+      <w:r>
+        <w:rPr>
+          <w:sz w:val="24"/>
+          <w:szCs w:val="24"/>
+          <w:rtl w:val="0"/>
+        </w:rPr>
+        <w:t xml:space="preserve"> con catálogo aprendido en </w:t>
+      </w:r>
+      <w:r>
+        <w:rPr>
+          <w:rFonts w:ascii="Roboto Mono" w:cs="Roboto Mono" w:eastAsia="Roboto Mono" w:hAnsi="Roboto Mono"/>
+          <w:color w:val="188038"/>
+          <w:sz w:val="24"/>
+          <w:szCs w:val="24"/>
+          <w:rtl w:val="0"/>
+        </w:rPr>
+        <w:t xml:space="preserve">fit()</w:t>
+        <w:br w:type="textWrapping"/>
+      </w:r>
+      <w:r>
+        <w:rPr>
+          <w:rtl w:val="0"/>
+        </w:rPr>
+      </w:r>
+    </w:p>
+    <w:p>
+      <w:pPr>
+        <w:numPr>
+          <w:ilvl w:val="0"/>
+          <w:numId w:val="10"/>
+        </w:numPr>
+        <w:pBdr>
+          <w:top w:color="000000" w:space="0" w:sz="0" w:val="none"/>
+          <w:bottom w:color="000000" w:space="0" w:sz="0" w:val="none"/>
+          <w:right w:color="000000" w:space="0" w:sz="0" w:val="none"/>
+          <w:between w:color="000000" w:space="0" w:sz="0" w:val="none"/>
+        </w:pBdr>
+        <w:spacing w:after="0" w:before="0" w:lineRule="auto"/>
+        <w:ind w:left="720" w:hanging="360"/>
+        <w:rPr>
+          <w:sz w:val="24"/>
+          <w:szCs w:val="24"/>
+        </w:rPr>
+      </w:pPr>
+      <w:r>
+        <w:rPr>
+          <w:sz w:val="24"/>
+          <w:szCs w:val="24"/>
+          <w:rtl w:val="0"/>
+        </w:rPr>
+        <w:t xml:space="preserve">Features engineered detectadas:</w:t>
+        <w:br w:type="textWrapping"/>
       </w:r>
     </w:p>
     <w:p>
@@ -457,11 +2264,12 @@
           <w:numId w:val="10"/>
         </w:numPr>
         <w:pBdr>
-          <w:top w:color="auto" w:space="0" w:sz="0" w:val="none"/>
-          <w:bottom w:color="auto" w:space="0" w:sz="0" w:val="none"/>
-          <w:right w:color="auto" w:space="0" w:sz="0" w:val="none"/>
-          <w:between w:color="auto" w:space="0" w:sz="0" w:val="none"/>
-        </w:pBdr>
+          <w:top w:color="000000" w:space="0" w:sz="0" w:val="none"/>
+          <w:bottom w:color="000000" w:space="0" w:sz="0" w:val="none"/>
+          <w:right w:color="000000" w:space="0" w:sz="0" w:val="none"/>
+          <w:between w:color="000000" w:space="0" w:sz="0" w:val="none"/>
+        </w:pBdr>
+        <w:spacing w:after="0" w:before="0" w:lineRule="auto"/>
         <w:ind w:left="1440" w:hanging="360"/>
         <w:rPr>
           <w:sz w:val="24"/>
@@ -470,90 +2278,512 @@
       </w:pPr>
       <w:r>
         <w:rPr>
-          <w:sz w:val="24"/>
-          <w:szCs w:val="24"/>
-          <w:highlight w:val="white"/>
-          <w:rtl w:val="0"/>
-        </w:rPr>
-        <w:t xml:space="preserve">Diaria</w:t>
-      </w:r>
-    </w:p>
-    <w:p>
-      <w:pPr>
-        <w:pBdr>
-          <w:top w:color="auto" w:space="0" w:sz="0" w:val="none"/>
-          <w:bottom w:color="auto" w:space="0" w:sz="0" w:val="none"/>
-          <w:right w:color="auto" w:space="0" w:sz="0" w:val="none"/>
-          <w:between w:color="auto" w:space="0" w:sz="0" w:val="none"/>
-        </w:pBdr>
-        <w:rPr>
-          <w:sz w:val="24"/>
-          <w:szCs w:val="24"/>
-          <w:highlight w:val="white"/>
-        </w:rPr>
-      </w:pPr>
-      <w:r>
-        <w:rPr>
-          <w:color w:val="0f4761"/>
-          <w:sz w:val="32"/>
-          <w:szCs w:val="32"/>
-          <w:highlight w:val="white"/>
-          <w:rtl w:val="0"/>
-        </w:rPr>
-        <w:t xml:space="preserve">Datapull </w:t>
-      </w:r>
-      <w:r>
-        <w:rPr>
-          <w:rtl w:val="0"/>
-        </w:rPr>
-      </w:r>
-    </w:p>
-    <w:p>
-      <w:pPr>
-        <w:pBdr>
-          <w:top w:color="auto" w:space="0" w:sz="0" w:val="none"/>
-          <w:bottom w:color="auto" w:space="0" w:sz="0" w:val="none"/>
-          <w:right w:color="auto" w:space="0" w:sz="0" w:val="none"/>
-          <w:between w:color="auto" w:space="0" w:sz="0" w:val="none"/>
-        </w:pBdr>
-        <w:spacing w:after="240" w:before="240" w:lineRule="auto"/>
-        <w:rPr>
+          <w:rFonts w:ascii="Roboto Mono" w:cs="Roboto Mono" w:eastAsia="Roboto Mono" w:hAnsi="Roboto Mono"/>
+          <w:color w:val="188038"/>
+          <w:sz w:val="24"/>
+          <w:szCs w:val="24"/>
+          <w:rtl w:val="0"/>
+        </w:rPr>
+        <w:t xml:space="preserve">signup_dow</w:t>
+      </w:r>
+      <w:r>
+        <w:rPr>
+          <w:sz w:val="24"/>
+          <w:szCs w:val="24"/>
+          <w:rtl w:val="0"/>
+        </w:rPr>
+        <w:t xml:space="preserve">, </w:t>
+      </w:r>
+      <w:r>
+        <w:rPr>
+          <w:rFonts w:ascii="Roboto Mono" w:cs="Roboto Mono" w:eastAsia="Roboto Mono" w:hAnsi="Roboto Mono"/>
+          <w:color w:val="188038"/>
+          <w:sz w:val="24"/>
+          <w:szCs w:val="24"/>
+          <w:rtl w:val="0"/>
+        </w:rPr>
+        <w:t xml:space="preserve">signup_week</w:t>
+      </w:r>
+      <w:r>
+        <w:rPr>
+          <w:sz w:val="24"/>
+          <w:szCs w:val="24"/>
+          <w:rtl w:val="0"/>
+        </w:rPr>
+        <w:t xml:space="preserve">, </w:t>
+      </w:r>
+      <w:r>
+        <w:rPr>
+          <w:rFonts w:ascii="Roboto Mono" w:cs="Roboto Mono" w:eastAsia="Roboto Mono" w:hAnsi="Roboto Mono"/>
+          <w:color w:val="188038"/>
+          <w:sz w:val="24"/>
+          <w:szCs w:val="24"/>
+          <w:rtl w:val="0"/>
+        </w:rPr>
+        <w:t xml:space="preserve">signup_month</w:t>
+      </w:r>
+      <w:r>
+        <w:rPr>
+          <w:sz w:val="24"/>
+          <w:szCs w:val="24"/>
+          <w:rtl w:val="0"/>
+        </w:rPr>
+        <w:t xml:space="preserve">, </w:t>
+      </w:r>
+      <w:r>
+        <w:rPr>
+          <w:rFonts w:ascii="Roboto Mono" w:cs="Roboto Mono" w:eastAsia="Roboto Mono" w:hAnsi="Roboto Mono"/>
+          <w:color w:val="188038"/>
+          <w:sz w:val="24"/>
+          <w:szCs w:val="24"/>
+          <w:rtl w:val="0"/>
+        </w:rPr>
+        <w:t xml:space="preserve">signup_daypart</w:t>
+        <w:br w:type="textWrapping"/>
+      </w:r>
+      <w:r>
+        <w:rPr>
+          <w:rtl w:val="0"/>
+        </w:rPr>
+      </w:r>
+    </w:p>
+    <w:p>
+      <w:pPr>
+        <w:numPr>
+          <w:ilvl w:val="1"/>
+          <w:numId w:val="10"/>
+        </w:numPr>
+        <w:pBdr>
+          <w:top w:color="000000" w:space="0" w:sz="0" w:val="none"/>
+          <w:bottom w:color="000000" w:space="0" w:sz="0" w:val="none"/>
+          <w:right w:color="000000" w:space="0" w:sz="0" w:val="none"/>
+          <w:between w:color="000000" w:space="0" w:sz="0" w:val="none"/>
+        </w:pBdr>
+        <w:spacing w:after="0" w:before="0" w:lineRule="auto"/>
+        <w:ind w:left="1440" w:hanging="360"/>
+        <w:rPr>
+          <w:sz w:val="24"/>
+          <w:szCs w:val="24"/>
+        </w:rPr>
+      </w:pPr>
+      <w:r>
+        <w:rPr>
+          <w:rFonts w:ascii="Roboto Mono" w:cs="Roboto Mono" w:eastAsia="Roboto Mono" w:hAnsi="Roboto Mono"/>
+          <w:color w:val="188038"/>
+          <w:sz w:val="24"/>
+          <w:szCs w:val="24"/>
+          <w:rtl w:val="0"/>
+        </w:rPr>
+        <w:t xml:space="preserve">is_holiday_mx</w:t>
+      </w:r>
+      <w:r>
+        <w:rPr>
+          <w:sz w:val="24"/>
+          <w:szCs w:val="24"/>
+          <w:rtl w:val="0"/>
+        </w:rPr>
+        <w:t xml:space="preserve">, </w:t>
+      </w:r>
+      <w:r>
+        <w:rPr>
+          <w:rFonts w:ascii="Roboto Mono" w:cs="Roboto Mono" w:eastAsia="Roboto Mono" w:hAnsi="Roboto Mono"/>
+          <w:color w:val="188038"/>
+          <w:sz w:val="24"/>
+          <w:szCs w:val="24"/>
+          <w:rtl w:val="0"/>
+        </w:rPr>
+        <w:t xml:space="preserve">near_payday_*</w:t>
+        <w:br w:type="textWrapping"/>
+      </w:r>
+      <w:r>
+        <w:rPr>
+          <w:rtl w:val="0"/>
+        </w:rPr>
+      </w:r>
+    </w:p>
+    <w:p>
+      <w:pPr>
+        <w:numPr>
+          <w:ilvl w:val="1"/>
+          <w:numId w:val="10"/>
+        </w:numPr>
+        <w:pBdr>
+          <w:top w:color="000000" w:space="0" w:sz="0" w:val="none"/>
+          <w:bottom w:color="000000" w:space="0" w:sz="0" w:val="none"/>
+          <w:right w:color="000000" w:space="0" w:sz="0" w:val="none"/>
+          <w:between w:color="000000" w:space="0" w:sz="0" w:val="none"/>
+        </w:pBdr>
+        <w:spacing w:after="0" w:before="0" w:lineRule="auto"/>
+        <w:ind w:left="1440" w:hanging="360"/>
+        <w:rPr>
+          <w:sz w:val="24"/>
+          <w:szCs w:val="24"/>
+        </w:rPr>
+      </w:pPr>
+      <w:r>
+        <w:rPr>
+          <w:rFonts w:ascii="Roboto Mono" w:cs="Roboto Mono" w:eastAsia="Roboto Mono" w:hAnsi="Roboto Mono"/>
+          <w:color w:val="188038"/>
+          <w:sz w:val="24"/>
+          <w:szCs w:val="24"/>
+          <w:rtl w:val="0"/>
+        </w:rPr>
+        <w:t xml:space="preserve">gender_bin</w:t>
+      </w:r>
+      <w:r>
+        <w:rPr>
+          <w:sz w:val="24"/>
+          <w:szCs w:val="24"/>
+          <w:rtl w:val="0"/>
+        </w:rPr>
+        <w:t xml:space="preserve">, </w:t>
+      </w:r>
+      <w:r>
+        <w:rPr>
+          <w:rFonts w:ascii="Roboto Mono" w:cs="Roboto Mono" w:eastAsia="Roboto Mono" w:hAnsi="Roboto Mono"/>
+          <w:color w:val="188038"/>
+          <w:sz w:val="24"/>
+          <w:szCs w:val="24"/>
+          <w:rtl w:val="0"/>
+        </w:rPr>
+        <w:t xml:space="preserve">user_type_tri</w:t>
+      </w:r>
+      <w:r>
+        <w:rPr>
+          <w:sz w:val="24"/>
+          <w:szCs w:val="24"/>
+          <w:rtl w:val="0"/>
+        </w:rPr>
+        <w:t xml:space="preserve">, </w:t>
+      </w:r>
+      <w:r>
+        <w:rPr>
+          <w:rFonts w:ascii="Roboto Mono" w:cs="Roboto Mono" w:eastAsia="Roboto Mono" w:hAnsi="Roboto Mono"/>
+          <w:color w:val="188038"/>
+          <w:sz w:val="24"/>
+          <w:szCs w:val="24"/>
+          <w:rtl w:val="0"/>
+        </w:rPr>
+        <w:t xml:space="preserve">channel_detail_code</w:t>
+        <w:br w:type="textWrapping"/>
+      </w:r>
+      <w:r>
+        <w:rPr>
+          <w:rtl w:val="0"/>
+        </w:rPr>
+      </w:r>
+    </w:p>
+    <w:p>
+      <w:pPr>
+        <w:numPr>
+          <w:ilvl w:val="1"/>
+          <w:numId w:val="10"/>
+        </w:numPr>
+        <w:pBdr>
+          <w:top w:color="000000" w:space="0" w:sz="0" w:val="none"/>
+          <w:bottom w:color="000000" w:space="0" w:sz="0" w:val="none"/>
+          <w:right w:color="000000" w:space="0" w:sz="0" w:val="none"/>
+          <w:between w:color="000000" w:space="0" w:sz="0" w:val="none"/>
+        </w:pBdr>
+        <w:spacing w:after="0" w:before="0" w:lineRule="auto"/>
+        <w:ind w:left="1440" w:hanging="360"/>
+        <w:rPr>
+          <w:sz w:val="24"/>
+          <w:szCs w:val="24"/>
+        </w:rPr>
+      </w:pPr>
+      <w:r>
+        <w:rPr>
+          <w:rFonts w:ascii="Roboto Mono" w:cs="Roboto Mono" w:eastAsia="Roboto Mono" w:hAnsi="Roboto Mono"/>
+          <w:color w:val="188038"/>
+          <w:sz w:val="24"/>
+          <w:szCs w:val="24"/>
+          <w:rtl w:val="0"/>
+        </w:rPr>
+        <w:t xml:space="preserve">birth_bucket</w:t>
+      </w:r>
+      <w:r>
+        <w:rPr>
+          <w:sz w:val="24"/>
+          <w:szCs w:val="24"/>
+          <w:rtl w:val="0"/>
+        </w:rPr>
+        <w:t xml:space="preserve">, </w:t>
+      </w:r>
+      <w:r>
+        <w:rPr>
+          <w:rFonts w:ascii="Roboto Mono" w:cs="Roboto Mono" w:eastAsia="Roboto Mono" w:hAnsi="Roboto Mono"/>
+          <w:color w:val="188038"/>
+          <w:sz w:val="24"/>
+          <w:szCs w:val="24"/>
+          <w:rtl w:val="0"/>
+        </w:rPr>
+        <w:t xml:space="preserve">age_years</w:t>
+        <w:br w:type="textWrapping"/>
+      </w:r>
+      <w:r>
+        <w:rPr>
+          <w:rtl w:val="0"/>
+        </w:rPr>
+      </w:r>
+    </w:p>
+    <w:p>
+      <w:pPr>
+        <w:numPr>
+          <w:ilvl w:val="1"/>
+          <w:numId w:val="10"/>
+        </w:numPr>
+        <w:pBdr>
+          <w:top w:color="000000" w:space="0" w:sz="0" w:val="none"/>
+          <w:bottom w:color="000000" w:space="0" w:sz="0" w:val="none"/>
+          <w:right w:color="000000" w:space="0" w:sz="0" w:val="none"/>
+          <w:between w:color="000000" w:space="0" w:sz="0" w:val="none"/>
+        </w:pBdr>
+        <w:spacing w:after="0" w:before="0" w:lineRule="auto"/>
+        <w:ind w:left="1440" w:hanging="360"/>
+        <w:rPr>
+          <w:sz w:val="24"/>
+          <w:szCs w:val="24"/>
+        </w:rPr>
+      </w:pPr>
+      <w:r>
+        <w:rPr>
+          <w:rFonts w:ascii="Roboto Mono" w:cs="Roboto Mono" w:eastAsia="Roboto Mono" w:hAnsi="Roboto Mono"/>
+          <w:color w:val="188038"/>
+          <w:sz w:val="24"/>
+          <w:szCs w:val="24"/>
+          <w:rtl w:val="0"/>
+        </w:rPr>
+        <w:t xml:space="preserve">phn_confir</w:t>
+      </w:r>
+      <w:r>
+        <w:rPr>
+          <w:sz w:val="24"/>
+          <w:szCs w:val="24"/>
+          <w:rtl w:val="0"/>
+        </w:rPr>
+        <w:t xml:space="preserve">, </w:t>
+      </w:r>
+      <w:r>
+        <w:rPr>
+          <w:rFonts w:ascii="Roboto Mono" w:cs="Roboto Mono" w:eastAsia="Roboto Mono" w:hAnsi="Roboto Mono"/>
+          <w:color w:val="188038"/>
+          <w:sz w:val="24"/>
+          <w:szCs w:val="24"/>
+          <w:rtl w:val="0"/>
+        </w:rPr>
+        <w:t xml:space="preserve">email_confir</w:t>
+        <w:br w:type="textWrapping"/>
+      </w:r>
+      <w:r>
+        <w:rPr>
+          <w:rtl w:val="0"/>
+        </w:rPr>
+      </w:r>
+    </w:p>
+    <w:p>
+      <w:pPr>
+        <w:numPr>
+          <w:ilvl w:val="1"/>
+          <w:numId w:val="10"/>
+        </w:numPr>
+        <w:pBdr>
+          <w:top w:color="000000" w:space="0" w:sz="0" w:val="none"/>
+          <w:bottom w:color="000000" w:space="0" w:sz="0" w:val="none"/>
+          <w:right w:color="000000" w:space="0" w:sz="0" w:val="none"/>
+          <w:between w:color="000000" w:space="0" w:sz="0" w:val="none"/>
+        </w:pBdr>
+        <w:spacing w:after="0" w:before="0" w:lineRule="auto"/>
+        <w:ind w:left="1440" w:hanging="360"/>
+        <w:rPr>
+          <w:sz w:val="24"/>
+          <w:szCs w:val="24"/>
+        </w:rPr>
+      </w:pPr>
+      <w:r>
+        <w:rPr>
+          <w:rFonts w:ascii="Roboto Mono" w:cs="Roboto Mono" w:eastAsia="Roboto Mono" w:hAnsi="Roboto Mono"/>
+          <w:color w:val="188038"/>
+          <w:sz w:val="24"/>
+          <w:szCs w:val="24"/>
+          <w:rtl w:val="0"/>
+        </w:rPr>
+        <w:t xml:space="preserve">card_linked_before_signup</w:t>
+      </w:r>
+      <w:r>
+        <w:rPr>
+          <w:sz w:val="24"/>
+          <w:szCs w:val="24"/>
+          <w:rtl w:val="0"/>
+        </w:rPr>
+        <w:t xml:space="preserve">, </w:t>
+      </w:r>
+      <w:r>
+        <w:rPr>
+          <w:rFonts w:ascii="Roboto Mono" w:cs="Roboto Mono" w:eastAsia="Roboto Mono" w:hAnsi="Roboto Mono"/>
+          <w:color w:val="188038"/>
+          <w:sz w:val="24"/>
+          <w:szCs w:val="24"/>
+          <w:rtl w:val="0"/>
+        </w:rPr>
+        <w:t xml:space="preserve">card_linked_lag_days</w:t>
+        <w:br w:type="textWrapping"/>
+      </w:r>
+      <w:r>
+        <w:rPr>
+          <w:rtl w:val="0"/>
+        </w:rPr>
+      </w:r>
+    </w:p>
+    <w:p>
+      <w:pPr>
+        <w:numPr>
+          <w:ilvl w:val="0"/>
+          <w:numId w:val="10"/>
+        </w:numPr>
+        <w:pBdr>
+          <w:top w:color="000000" w:space="0" w:sz="0" w:val="none"/>
+          <w:bottom w:color="000000" w:space="0" w:sz="0" w:val="none"/>
+          <w:right w:color="000000" w:space="0" w:sz="0" w:val="none"/>
+          <w:between w:color="000000" w:space="0" w:sz="0" w:val="none"/>
+        </w:pBdr>
+        <w:spacing w:after="240" w:before="0" w:lineRule="auto"/>
+        <w:ind w:left="720" w:hanging="360"/>
+        <w:rPr>
+          <w:sz w:val="24"/>
+          <w:szCs w:val="24"/>
+        </w:rPr>
+      </w:pPr>
+      <w:r>
+        <w:rPr>
+          <w:sz w:val="24"/>
+          <w:szCs w:val="24"/>
+          <w:rtl w:val="0"/>
+        </w:rPr>
+        <w:t xml:space="preserve">Normalización numérica con </w:t>
+      </w:r>
+      <w:r>
+        <w:rPr>
+          <w:rFonts w:ascii="Roboto Mono" w:cs="Roboto Mono" w:eastAsia="Roboto Mono" w:hAnsi="Roboto Mono"/>
           <w:b w:val="1"/>
           <w:bCs w:val="1"/>
-          <w:sz w:val="24"/>
-          <w:szCs w:val="24"/>
-        </w:rPr>
-      </w:pPr>
-      <w:r>
+          <w:color w:val="188038"/>
+          <w:sz w:val="24"/>
+          <w:szCs w:val="24"/>
+          <w:rtl w:val="0"/>
+        </w:rPr>
+        <w:t xml:space="preserve">RobustScaler</w:t>
+      </w:r>
+      <w:r>
+        <w:rPr>
+          <w:sz w:val="24"/>
+          <w:szCs w:val="24"/>
+          <w:rtl w:val="0"/>
+        </w:rPr>
+        <w:t xml:space="preserve"> (se entrena en </w:t>
+      </w:r>
+      <w:r>
+        <w:rPr>
+          <w:rFonts w:ascii="Roboto Mono" w:cs="Roboto Mono" w:eastAsia="Roboto Mono" w:hAnsi="Roboto Mono"/>
+          <w:color w:val="188038"/>
+          <w:sz w:val="24"/>
+          <w:szCs w:val="24"/>
+          <w:rtl w:val="0"/>
+        </w:rPr>
+        <w:t xml:space="preserve">fit()</w:t>
+      </w:r>
+      <w:r>
+        <w:rPr>
+          <w:sz w:val="24"/>
+          <w:szCs w:val="24"/>
+          <w:rtl w:val="0"/>
+        </w:rPr>
+        <w:t xml:space="preserve"> y se aplica en </w:t>
+      </w:r>
+      <w:r>
+        <w:rPr>
+          <w:rFonts w:ascii="Roboto Mono" w:cs="Roboto Mono" w:eastAsia="Roboto Mono" w:hAnsi="Roboto Mono"/>
+          <w:color w:val="188038"/>
+          <w:sz w:val="24"/>
+          <w:szCs w:val="24"/>
+          <w:rtl w:val="0"/>
+        </w:rPr>
+        <w:t xml:space="preserve">transform()</w:t>
+      </w:r>
+      <w:r>
+        <w:rPr>
+          <w:sz w:val="24"/>
+          <w:szCs w:val="24"/>
+          <w:rtl w:val="0"/>
+        </w:rPr>
+        <w:t xml:space="preserve">)</w:t>
+        <w:br w:type="textWrapping"/>
+      </w:r>
+    </w:p>
+    <w:p>
+      <w:pPr>
+        <w:pBdr>
+          <w:top w:color="000000" w:space="0" w:sz="0" w:val="none"/>
+          <w:bottom w:color="000000" w:space="0" w:sz="0" w:val="none"/>
+          <w:right w:color="000000" w:space="0" w:sz="0" w:val="none"/>
+          <w:between w:color="000000" w:space="0" w:sz="0" w:val="none"/>
+        </w:pBdr>
+        <w:spacing w:after="240" w:before="240" w:lineRule="auto"/>
         <w:rPr>
           <w:b w:val="1"/>
           <w:bCs w:val="1"/>
           <w:sz w:val="24"/>
           <w:szCs w:val="24"/>
-          <w:rtl w:val="0"/>
-        </w:rPr>
-        <w:t xml:space="preserve">• Ubicación y fuentes de datos (tabla, buckets), para el driver así como datasets extras</w:t>
+        </w:rPr>
+      </w:pPr>
+      <w:r>
+        <w:rPr>
+          <w:b w:val="1"/>
+          <w:bCs w:val="1"/>
+          <w:sz w:val="24"/>
+          <w:szCs w:val="24"/>
+          <w:rtl w:val="0"/>
+        </w:rPr>
+        <w:t xml:space="preserve">Artefacto que se debe persistir en prod (sí o sí):</w:t>
       </w:r>
     </w:p>
     <w:p>
       <w:pPr>
         <w:numPr>
           <w:ilvl w:val="0"/>
-          <w:numId w:val="8"/>
+          <w:numId w:val="9"/>
         </w:numPr>
         <w:pBdr>
-          <w:top w:color="auto" w:space="0" w:sz="0" w:val="none"/>
-          <w:bottom w:color="auto" w:space="0" w:sz="0" w:val="none"/>
-          <w:right w:color="auto" w:space="0" w:sz="0" w:val="none"/>
-          <w:between w:color="auto" w:space="0" w:sz="0" w:val="none"/>
-        </w:pBdr>
-        <w:spacing w:after="0" w:afterAutospacing="0" w:before="240" w:lineRule="auto"/>
+          <w:top w:color="000000" w:space="0" w:sz="0" w:val="none"/>
+          <w:bottom w:color="000000" w:space="0" w:sz="0" w:val="none"/>
+          <w:right w:color="000000" w:space="0" w:sz="0" w:val="none"/>
+          <w:between w:color="000000" w:space="0" w:sz="0" w:val="none"/>
+        </w:pBdr>
+        <w:spacing w:after="240" w:before="240" w:lineRule="auto"/>
         <w:ind w:left="720" w:hanging="360"/>
         <w:rPr>
           <w:sz w:val="24"/>
           <w:szCs w:val="24"/>
         </w:rPr>
       </w:pPr>
+      <w:r>
+        <w:rPr>
+          <w:rFonts w:ascii="Roboto Mono" w:cs="Roboto Mono" w:eastAsia="Roboto Mono" w:hAnsi="Roboto Mono"/>
+          <w:color w:val="188038"/>
+          <w:sz w:val="24"/>
+          <w:szCs w:val="24"/>
+          <w:rtl w:val="0"/>
+        </w:rPr>
+        <w:t xml:space="preserve">FeatureBuilder</w:t>
+      </w:r>
+      <w:r>
+        <w:rPr>
+          <w:sz w:val="24"/>
+          <w:szCs w:val="24"/>
+          <w:rtl w:val="0"/>
+        </w:rPr>
+        <w:t xml:space="preserve"> ya </w:t>
+      </w:r>
       <w:r>
         <w:rPr>
           <w:b w:val="1"/>
@@ -562,2143 +2792,103 @@
           <w:szCs w:val="24"/>
           <w:rtl w:val="0"/>
         </w:rPr>
-        <w:t xml:space="preserve">Motor</w:t>
-      </w:r>
-      <w:r>
-        <w:rPr>
-          <w:sz w:val="24"/>
-          <w:szCs w:val="24"/>
-          <w:rtl w:val="0"/>
-        </w:rPr>
-        <w:t xml:space="preserve">: BigQuery.</w:t>
-        <w:br w:type="textWrapping"/>
+        <w:t xml:space="preserve">fiteado</w:t>
+      </w:r>
+      <w:r>
+        <w:rPr>
+          <w:sz w:val="24"/>
+          <w:szCs w:val="24"/>
+          <w:rtl w:val="0"/>
+        </w:rPr>
+        <w:t xml:space="preserve"> (incluye </w:t>
+      </w:r>
+      <w:r>
+        <w:rPr>
+          <w:rFonts w:ascii="Roboto Mono" w:cs="Roboto Mono" w:eastAsia="Roboto Mono" w:hAnsi="Roboto Mono"/>
+          <w:color w:val="188038"/>
+          <w:sz w:val="24"/>
+          <w:szCs w:val="24"/>
+          <w:rtl w:val="0"/>
+        </w:rPr>
+        <w:t xml:space="preserve">ohe_states_</w:t>
+      </w:r>
+      <w:r>
+        <w:rPr>
+          <w:sz w:val="24"/>
+          <w:szCs w:val="24"/>
+          <w:rtl w:val="0"/>
+        </w:rPr>
+        <w:t xml:space="preserve">, </w:t>
+      </w:r>
+      <w:r>
+        <w:rPr>
+          <w:rFonts w:ascii="Roboto Mono" w:cs="Roboto Mono" w:eastAsia="Roboto Mono" w:hAnsi="Roboto Mono"/>
+          <w:color w:val="188038"/>
+          <w:sz w:val="24"/>
+          <w:szCs w:val="24"/>
+          <w:rtl w:val="0"/>
+        </w:rPr>
+        <w:t xml:space="preserve">numeric_cols_</w:t>
+      </w:r>
+      <w:r>
+        <w:rPr>
+          <w:sz w:val="24"/>
+          <w:szCs w:val="24"/>
+          <w:rtl w:val="0"/>
+        </w:rPr>
+        <w:t xml:space="preserve">, </w:t>
+      </w:r>
+      <w:r>
+        <w:rPr>
+          <w:rFonts w:ascii="Roboto Mono" w:cs="Roboto Mono" w:eastAsia="Roboto Mono" w:hAnsi="Roboto Mono"/>
+          <w:color w:val="188038"/>
+          <w:sz w:val="24"/>
+          <w:szCs w:val="24"/>
+          <w:rtl w:val="0"/>
+        </w:rPr>
+        <w:t xml:space="preserve">scaler_</w:t>
+      </w:r>
+      <w:r>
+        <w:rPr>
+          <w:sz w:val="24"/>
+          <w:szCs w:val="24"/>
+          <w:rtl w:val="0"/>
+        </w:rPr>
+        <w:t xml:space="preserve">)</w:t>
+      </w:r>
+    </w:p>
+    <w:p>
+      <w:pPr>
+        <w:pBdr>
+          <w:top w:color="000000" w:space="0" w:sz="0" w:val="none"/>
+          <w:bottom w:color="000000" w:space="0" w:sz="0" w:val="none"/>
+          <w:right w:color="000000" w:space="0" w:sz="0" w:val="none"/>
+          <w:between w:color="000000" w:space="0" w:sz="0" w:val="none"/>
+        </w:pBdr>
+        <w:spacing w:after="240" w:before="240" w:lineRule="auto"/>
+        <w:ind w:left="720" w:firstLine="0"/>
+        <w:rPr>
+          <w:sz w:val="24"/>
+          <w:szCs w:val="24"/>
+        </w:rPr>
+      </w:pPr>
+      <w:r>
+        <w:rPr>
+          <w:rtl w:val="0"/>
+        </w:rPr>
       </w:r>
     </w:p>
     <w:p>
       <w:pPr>
         <w:numPr>
           <w:ilvl w:val="0"/>
-          <w:numId w:val="8"/>
+          <w:numId w:val="3"/>
         </w:numPr>
         <w:pBdr>
-          <w:top w:color="auto" w:space="0" w:sz="0" w:val="none"/>
-          <w:bottom w:color="auto" w:space="0" w:sz="0" w:val="none"/>
-          <w:right w:color="auto" w:space="0" w:sz="0" w:val="none"/>
-          <w:between w:color="auto" w:space="0" w:sz="0" w:val="none"/>
-        </w:pBdr>
-        <w:spacing w:after="0" w:afterAutospacing="0" w:before="0" w:beforeAutospacing="0" w:lineRule="auto"/>
-        <w:ind w:left="720" w:hanging="360"/>
-        <w:rPr>
-          <w:sz w:val="24"/>
-          <w:szCs w:val="24"/>
-        </w:rPr>
-      </w:pPr>
-      <w:r>
-        <w:rPr>
-          <w:b w:val="1"/>
-          <w:bCs w:val="1"/>
-          <w:sz w:val="24"/>
-          <w:szCs w:val="24"/>
-          <w:rtl w:val="0"/>
-        </w:rPr>
-        <w:t xml:space="preserve">Proyecto</w:t>
-      </w:r>
-      <w:r>
-        <w:rPr>
-          <w:sz w:val="24"/>
-          <w:szCs w:val="24"/>
-          <w:rtl w:val="0"/>
-        </w:rPr>
-        <w:t xml:space="preserve">: </w:t>
-      </w:r>
-      <w:r>
-        <w:rPr>
-          <w:rFonts w:ascii="Roboto Mono" w:cs="Roboto Mono" w:eastAsia="Roboto Mono" w:hAnsi="Roboto Mono"/>
-          <w:color w:val="188038"/>
-          <w:sz w:val="24"/>
-          <w:szCs w:val="24"/>
-          <w:rtl w:val="0"/>
-        </w:rPr>
-        <w:t xml:space="preserve">spin-dp-trusted-prod</w:t>
-      </w:r>
-      <w:r>
-        <w:rPr>
-          <w:sz w:val="24"/>
-          <w:szCs w:val="24"/>
-          <w:rtl w:val="0"/>
-        </w:rPr>
-        <w:t xml:space="preserve">.</w:t>
-        <w:br w:type="textWrapping"/>
-      </w:r>
-    </w:p>
-    <w:p>
-      <w:pPr>
-        <w:numPr>
-          <w:ilvl w:val="0"/>
-          <w:numId w:val="8"/>
-        </w:numPr>
-        <w:pBdr>
-          <w:top w:color="auto" w:space="0" w:sz="0" w:val="none"/>
-          <w:bottom w:color="auto" w:space="0" w:sz="0" w:val="none"/>
-          <w:right w:color="auto" w:space="0" w:sz="0" w:val="none"/>
-          <w:between w:color="auto" w:space="0" w:sz="0" w:val="none"/>
-        </w:pBdr>
-        <w:spacing w:after="0" w:afterAutospacing="0" w:before="0" w:beforeAutospacing="0" w:lineRule="auto"/>
-        <w:ind w:left="720" w:hanging="360"/>
-        <w:rPr>
-          <w:sz w:val="24"/>
-          <w:szCs w:val="24"/>
-        </w:rPr>
-      </w:pPr>
-      <w:r>
-        <w:rPr>
-          <w:b w:val="1"/>
-          <w:bCs w:val="1"/>
-          <w:sz w:val="24"/>
-          <w:szCs w:val="24"/>
-          <w:rtl w:val="0"/>
-        </w:rPr>
-        <w:t xml:space="preserve">Tablas principales</w:t>
-      </w:r>
-      <w:r>
-        <w:rPr>
-          <w:sz w:val="24"/>
-          <w:szCs w:val="24"/>
-          <w:rtl w:val="0"/>
-        </w:rPr>
-        <w:t xml:space="preserve"> (driver + transaccional):</w:t>
-        <w:br w:type="textWrapping"/>
-      </w:r>
-    </w:p>
-    <w:p>
-      <w:pPr>
-        <w:numPr>
-          <w:ilvl w:val="1"/>
-          <w:numId w:val="8"/>
-        </w:numPr>
-        <w:pBdr>
-          <w:top w:color="auto" w:space="0" w:sz="0" w:val="none"/>
-          <w:bottom w:color="auto" w:space="0" w:sz="0" w:val="none"/>
-          <w:right w:color="auto" w:space="0" w:sz="0" w:val="none"/>
-          <w:between w:color="auto" w:space="0" w:sz="0" w:val="none"/>
-        </w:pBdr>
-        <w:spacing w:after="0" w:afterAutospacing="0" w:before="0" w:beforeAutospacing="0" w:lineRule="auto"/>
-        <w:ind w:left="1440" w:hanging="360"/>
-        <w:rPr>
-          <w:sz w:val="24"/>
-          <w:szCs w:val="24"/>
-        </w:rPr>
-      </w:pPr>
-      <w:r>
-        <w:rPr>
-          <w:rFonts w:ascii="Roboto Mono" w:cs="Roboto Mono" w:eastAsia="Roboto Mono" w:hAnsi="Roboto Mono"/>
-          <w:color w:val="188038"/>
-          <w:sz w:val="24"/>
-          <w:szCs w:val="24"/>
-          <w:rtl w:val="0"/>
-        </w:rPr>
-        <w:t xml:space="preserve">spin_account.tbl_dim_user</w:t>
-      </w:r>
-      <w:r>
-        <w:rPr>
-          <w:rFonts w:ascii="Arial Unicode MS" w:cs="Arial Unicode MS" w:eastAsia="Arial Unicode MS" w:hAnsi="Arial Unicode MS"/>
-          <w:sz w:val="24"/>
-          <w:szCs w:val="24"/>
-          <w:rtl w:val="0"/>
-        </w:rPr>
-        <w:t xml:space="preserve"> → cohorte de usuarios (</w:t>
-      </w:r>
-      <w:r>
-        <w:rPr>
-          <w:rFonts w:ascii="Roboto Mono" w:cs="Roboto Mono" w:eastAsia="Roboto Mono" w:hAnsi="Roboto Mono"/>
-          <w:color w:val="188038"/>
-          <w:sz w:val="24"/>
-          <w:szCs w:val="24"/>
-          <w:rtl w:val="0"/>
-        </w:rPr>
-        <w:t xml:space="preserve">createdAccountDate</w:t>
-      </w:r>
-      <w:r>
-        <w:rPr>
-          <w:sz w:val="24"/>
-          <w:szCs w:val="24"/>
-          <w:rtl w:val="0"/>
-        </w:rPr>
-        <w:t xml:space="preserve"> = </w:t>
-      </w:r>
-      <w:r>
-        <w:rPr>
-          <w:rFonts w:ascii="Roboto Mono" w:cs="Roboto Mono" w:eastAsia="Roboto Mono" w:hAnsi="Roboto Mono"/>
-          <w:color w:val="188038"/>
-          <w:sz w:val="24"/>
-          <w:szCs w:val="24"/>
-          <w:rtl w:val="0"/>
-        </w:rPr>
-        <w:t xml:space="preserve">signup_date</w:t>
-      </w:r>
-      <w:r>
-        <w:rPr>
-          <w:sz w:val="24"/>
-          <w:szCs w:val="24"/>
-          <w:rtl w:val="0"/>
-        </w:rPr>
-        <w:t xml:space="preserve">).</w:t>
-        <w:br w:type="textWrapping"/>
-      </w:r>
-    </w:p>
-    <w:p>
-      <w:pPr>
-        <w:numPr>
-          <w:ilvl w:val="1"/>
-          <w:numId w:val="8"/>
-        </w:numPr>
-        <w:pBdr>
-          <w:top w:color="auto" w:space="0" w:sz="0" w:val="none"/>
-          <w:bottom w:color="auto" w:space="0" w:sz="0" w:val="none"/>
-          <w:right w:color="auto" w:space="0" w:sz="0" w:val="none"/>
-          <w:between w:color="auto" w:space="0" w:sz="0" w:val="none"/>
-        </w:pBdr>
-        <w:spacing w:after="0" w:afterAutospacing="0" w:before="0" w:beforeAutospacing="0" w:lineRule="auto"/>
-        <w:ind w:left="1440" w:hanging="360"/>
-        <w:rPr>
-          <w:sz w:val="24"/>
-          <w:szCs w:val="24"/>
-        </w:rPr>
-      </w:pPr>
-      <w:r>
-        <w:rPr>
-          <w:rFonts w:ascii="Roboto Mono" w:cs="Roboto Mono" w:eastAsia="Roboto Mono" w:hAnsi="Roboto Mono"/>
-          <w:color w:val="188038"/>
-          <w:sz w:val="24"/>
-          <w:szCs w:val="24"/>
-          <w:rtl w:val="0"/>
-        </w:rPr>
-        <w:t xml:space="preserve">spin_transaction.tbl_fact_transaction</w:t>
-      </w:r>
-      <w:r>
-        <w:rPr>
-          <w:rFonts w:ascii="Arial Unicode MS" w:cs="Arial Unicode MS" w:eastAsia="Arial Unicode MS" w:hAnsi="Arial Unicode MS"/>
-          <w:sz w:val="24"/>
-          <w:szCs w:val="24"/>
-          <w:rtl w:val="0"/>
-        </w:rPr>
-        <w:t xml:space="preserve"> → hechos de transacciones.</w:t>
-        <w:br w:type="textWrapping"/>
-      </w:r>
-    </w:p>
-    <w:p>
-      <w:pPr>
-        <w:numPr>
-          <w:ilvl w:val="0"/>
-          <w:numId w:val="8"/>
-        </w:numPr>
-        <w:pBdr>
-          <w:top w:color="auto" w:space="0" w:sz="0" w:val="none"/>
-          <w:bottom w:color="auto" w:space="0" w:sz="0" w:val="none"/>
-          <w:right w:color="auto" w:space="0" w:sz="0" w:val="none"/>
-          <w:between w:color="auto" w:space="0" w:sz="0" w:val="none"/>
-        </w:pBdr>
-        <w:spacing w:after="0" w:afterAutospacing="0" w:before="0" w:beforeAutospacing="0" w:lineRule="auto"/>
-        <w:ind w:left="720" w:hanging="360"/>
-        <w:rPr>
-          <w:sz w:val="24"/>
-          <w:szCs w:val="24"/>
-        </w:rPr>
-      </w:pPr>
-      <w:r>
-        <w:rPr>
-          <w:b w:val="1"/>
-          <w:bCs w:val="1"/>
-          <w:sz w:val="24"/>
-          <w:szCs w:val="24"/>
-          <w:rtl w:val="0"/>
-        </w:rPr>
-        <w:t xml:space="preserve">Tablas de catálogos / dimensiones de apoyo</w:t>
-      </w:r>
-      <w:r>
-        <w:rPr>
-          <w:sz w:val="24"/>
-          <w:szCs w:val="24"/>
-          <w:rtl w:val="0"/>
-        </w:rPr>
-        <w:t xml:space="preserve">:</w:t>
-        <w:br w:type="textWrapping"/>
-      </w:r>
-    </w:p>
-    <w:p>
-      <w:pPr>
-        <w:numPr>
-          <w:ilvl w:val="1"/>
-          <w:numId w:val="8"/>
-        </w:numPr>
-        <w:pBdr>
-          <w:top w:color="auto" w:space="0" w:sz="0" w:val="none"/>
-          <w:bottom w:color="auto" w:space="0" w:sz="0" w:val="none"/>
-          <w:right w:color="auto" w:space="0" w:sz="0" w:val="none"/>
-          <w:between w:color="auto" w:space="0" w:sz="0" w:val="none"/>
-        </w:pBdr>
-        <w:spacing w:after="0" w:afterAutospacing="0" w:before="0" w:beforeAutospacing="0" w:lineRule="auto"/>
-        <w:ind w:left="1440" w:hanging="360"/>
-        <w:rPr>
-          <w:sz w:val="24"/>
-          <w:szCs w:val="24"/>
-        </w:rPr>
-      </w:pPr>
-      <w:r>
-        <w:rPr>
-          <w:rFonts w:ascii="Roboto Mono" w:cs="Roboto Mono" w:eastAsia="Roboto Mono" w:hAnsi="Roboto Mono"/>
-          <w:color w:val="188038"/>
-          <w:sz w:val="24"/>
-          <w:szCs w:val="24"/>
-          <w:rtl w:val="0"/>
-        </w:rPr>
-        <w:t xml:space="preserve">spin_catalogs.tbl_dim_gender</w:t>
-      </w:r>
-      <w:r>
-        <w:rPr>
-          <w:rFonts w:ascii="Arial Unicode MS" w:cs="Arial Unicode MS" w:eastAsia="Arial Unicode MS" w:hAnsi="Arial Unicode MS"/>
-          <w:sz w:val="24"/>
-          <w:szCs w:val="24"/>
-          <w:rtl w:val="0"/>
-        </w:rPr>
-        <w:t xml:space="preserve"> → </w:t>
-      </w:r>
-      <w:r>
-        <w:rPr>
-          <w:rFonts w:ascii="Roboto Mono" w:cs="Roboto Mono" w:eastAsia="Roboto Mono" w:hAnsi="Roboto Mono"/>
-          <w:color w:val="188038"/>
-          <w:sz w:val="24"/>
-          <w:szCs w:val="24"/>
-          <w:rtl w:val="0"/>
-        </w:rPr>
-        <w:t xml:space="preserve">genderType</w:t>
-      </w:r>
-      <w:r>
-        <w:rPr>
-          <w:sz w:val="24"/>
-          <w:szCs w:val="24"/>
-          <w:rtl w:val="0"/>
-        </w:rPr>
-        <w:t xml:space="preserve">.</w:t>
-        <w:br w:type="textWrapping"/>
-      </w:r>
-    </w:p>
-    <w:p>
-      <w:pPr>
-        <w:numPr>
-          <w:ilvl w:val="1"/>
-          <w:numId w:val="8"/>
-        </w:numPr>
-        <w:pBdr>
-          <w:top w:color="auto" w:space="0" w:sz="0" w:val="none"/>
-          <w:bottom w:color="auto" w:space="0" w:sz="0" w:val="none"/>
-          <w:right w:color="auto" w:space="0" w:sz="0" w:val="none"/>
-          <w:between w:color="auto" w:space="0" w:sz="0" w:val="none"/>
-        </w:pBdr>
-        <w:spacing w:after="0" w:afterAutospacing="0" w:before="0" w:beforeAutospacing="0" w:lineRule="auto"/>
-        <w:ind w:left="1440" w:hanging="360"/>
-        <w:rPr>
-          <w:sz w:val="24"/>
-          <w:szCs w:val="24"/>
-        </w:rPr>
-      </w:pPr>
-      <w:r>
-        <w:rPr>
-          <w:rFonts w:ascii="Roboto Mono" w:cs="Roboto Mono" w:eastAsia="Roboto Mono" w:hAnsi="Roboto Mono"/>
-          <w:color w:val="188038"/>
-          <w:sz w:val="24"/>
-          <w:szCs w:val="24"/>
-          <w:rtl w:val="0"/>
-        </w:rPr>
-        <w:t xml:space="preserve">spin_catalogs.tbl_dim_user_channel</w:t>
-      </w:r>
-      <w:r>
-        <w:rPr>
-          <w:rFonts w:ascii="Arial Unicode MS" w:cs="Arial Unicode MS" w:eastAsia="Arial Unicode MS" w:hAnsi="Arial Unicode MS"/>
-          <w:sz w:val="24"/>
-          <w:szCs w:val="24"/>
-          <w:rtl w:val="0"/>
-        </w:rPr>
-        <w:t xml:space="preserve"> → </w:t>
-      </w:r>
-      <w:r>
-        <w:rPr>
-          <w:rFonts w:ascii="Roboto Mono" w:cs="Roboto Mono" w:eastAsia="Roboto Mono" w:hAnsi="Roboto Mono"/>
-          <w:color w:val="188038"/>
-          <w:sz w:val="24"/>
-          <w:szCs w:val="24"/>
-          <w:rtl w:val="0"/>
-        </w:rPr>
-        <w:t xml:space="preserve">channelDetail</w:t>
-      </w:r>
-      <w:r>
-        <w:rPr>
-          <w:sz w:val="24"/>
-          <w:szCs w:val="24"/>
-          <w:rtl w:val="0"/>
-        </w:rPr>
-        <w:t xml:space="preserve">.</w:t>
-        <w:br w:type="textWrapping"/>
-      </w:r>
-    </w:p>
-    <w:p>
-      <w:pPr>
-        <w:numPr>
-          <w:ilvl w:val="1"/>
-          <w:numId w:val="8"/>
-        </w:numPr>
-        <w:pBdr>
-          <w:top w:color="auto" w:space="0" w:sz="0" w:val="none"/>
-          <w:bottom w:color="auto" w:space="0" w:sz="0" w:val="none"/>
-          <w:right w:color="auto" w:space="0" w:sz="0" w:val="none"/>
-          <w:between w:color="auto" w:space="0" w:sz="0" w:val="none"/>
-        </w:pBdr>
-        <w:spacing w:after="0" w:afterAutospacing="0" w:before="0" w:beforeAutospacing="0" w:lineRule="auto"/>
-        <w:ind w:left="1440" w:hanging="360"/>
-        <w:rPr>
-          <w:sz w:val="24"/>
-          <w:szCs w:val="24"/>
-        </w:rPr>
-      </w:pPr>
-      <w:r>
-        <w:rPr>
-          <w:rFonts w:ascii="Roboto Mono" w:cs="Roboto Mono" w:eastAsia="Roboto Mono" w:hAnsi="Roboto Mono"/>
-          <w:color w:val="188038"/>
-          <w:sz w:val="24"/>
-          <w:szCs w:val="24"/>
-          <w:rtl w:val="0"/>
-        </w:rPr>
-        <w:t xml:space="preserve">spin_catalogs.tbl_dim_user_type</w:t>
-      </w:r>
-      <w:r>
-        <w:rPr>
-          <w:rFonts w:ascii="Arial Unicode MS" w:cs="Arial Unicode MS" w:eastAsia="Arial Unicode MS" w:hAnsi="Arial Unicode MS"/>
-          <w:sz w:val="24"/>
-          <w:szCs w:val="24"/>
-          <w:rtl w:val="0"/>
-        </w:rPr>
-        <w:t xml:space="preserve"> → </w:t>
-      </w:r>
-      <w:r>
-        <w:rPr>
-          <w:rFonts w:ascii="Roboto Mono" w:cs="Roboto Mono" w:eastAsia="Roboto Mono" w:hAnsi="Roboto Mono"/>
-          <w:color w:val="188038"/>
-          <w:sz w:val="24"/>
-          <w:szCs w:val="24"/>
-          <w:rtl w:val="0"/>
-        </w:rPr>
-        <w:t xml:space="preserve">userTypeDetail</w:t>
-      </w:r>
-      <w:r>
-        <w:rPr>
-          <w:sz w:val="24"/>
-          <w:szCs w:val="24"/>
-          <w:rtl w:val="0"/>
-        </w:rPr>
-        <w:t xml:space="preserve">.</w:t>
-        <w:br w:type="textWrapping"/>
-      </w:r>
-    </w:p>
-    <w:p>
-      <w:pPr>
-        <w:numPr>
-          <w:ilvl w:val="1"/>
-          <w:numId w:val="8"/>
-        </w:numPr>
-        <w:pBdr>
-          <w:top w:color="auto" w:space="0" w:sz="0" w:val="none"/>
-          <w:bottom w:color="auto" w:space="0" w:sz="0" w:val="none"/>
-          <w:right w:color="auto" w:space="0" w:sz="0" w:val="none"/>
-          <w:between w:color="auto" w:space="0" w:sz="0" w:val="none"/>
-        </w:pBdr>
-        <w:spacing w:after="0" w:afterAutospacing="0" w:before="0" w:beforeAutospacing="0" w:lineRule="auto"/>
-        <w:ind w:left="1440" w:hanging="360"/>
-        <w:rPr>
-          <w:sz w:val="24"/>
-          <w:szCs w:val="24"/>
-        </w:rPr>
-      </w:pPr>
-      <w:r>
-        <w:rPr>
-          <w:rFonts w:ascii="Roboto Mono" w:cs="Roboto Mono" w:eastAsia="Roboto Mono" w:hAnsi="Roboto Mono"/>
-          <w:color w:val="188038"/>
-          <w:sz w:val="24"/>
-          <w:szCs w:val="24"/>
-          <w:rtl w:val="0"/>
-        </w:rPr>
-        <w:t xml:space="preserve">spin_catalogs.tbl_dim_transaction_type</w:t>
-      </w:r>
-      <w:r>
-        <w:rPr>
-          <w:rFonts w:ascii="Arial Unicode MS" w:cs="Arial Unicode MS" w:eastAsia="Arial Unicode MS" w:hAnsi="Arial Unicode MS"/>
-          <w:sz w:val="24"/>
-          <w:szCs w:val="24"/>
-          <w:rtl w:val="0"/>
-        </w:rPr>
-        <w:t xml:space="preserve"> → </w:t>
-      </w:r>
-      <w:r>
-        <w:rPr>
-          <w:rFonts w:ascii="Roboto Mono" w:cs="Roboto Mono" w:eastAsia="Roboto Mono" w:hAnsi="Roboto Mono"/>
-          <w:color w:val="188038"/>
-          <w:sz w:val="24"/>
-          <w:szCs w:val="24"/>
-          <w:rtl w:val="0"/>
-        </w:rPr>
-        <w:t xml:space="preserve">transactionType</w:t>
-      </w:r>
-      <w:r>
-        <w:rPr>
-          <w:sz w:val="24"/>
-          <w:szCs w:val="24"/>
-          <w:rtl w:val="0"/>
-        </w:rPr>
-        <w:t xml:space="preserve">.</w:t>
-        <w:br w:type="textWrapping"/>
-      </w:r>
-    </w:p>
-    <w:p>
-      <w:pPr>
-        <w:numPr>
-          <w:ilvl w:val="0"/>
-          <w:numId w:val="8"/>
-        </w:numPr>
-        <w:pBdr>
-          <w:top w:color="auto" w:space="0" w:sz="0" w:val="none"/>
-          <w:bottom w:color="auto" w:space="0" w:sz="0" w:val="none"/>
-          <w:right w:color="auto" w:space="0" w:sz="0" w:val="none"/>
-          <w:between w:color="auto" w:space="0" w:sz="0" w:val="none"/>
-        </w:pBdr>
-        <w:spacing w:after="0" w:afterAutospacing="0" w:before="0" w:beforeAutospacing="0" w:lineRule="auto"/>
-        <w:ind w:left="720" w:hanging="360"/>
-        <w:rPr>
-          <w:sz w:val="24"/>
-          <w:szCs w:val="24"/>
-        </w:rPr>
-      </w:pPr>
-      <w:r>
-        <w:rPr>
-          <w:b w:val="1"/>
-          <w:bCs w:val="1"/>
-          <w:sz w:val="24"/>
-          <w:szCs w:val="24"/>
-          <w:rtl w:val="0"/>
-        </w:rPr>
-        <w:t xml:space="preserve">Ventanas / parámetros en la query</w:t>
-      </w:r>
-      <w:r>
-        <w:rPr>
-          <w:sz w:val="24"/>
-          <w:szCs w:val="24"/>
-          <w:rtl w:val="0"/>
-        </w:rPr>
-        <w:t xml:space="preserve">:</w:t>
-        <w:br w:type="textWrapping"/>
-      </w:r>
-    </w:p>
-    <w:p>
-      <w:pPr>
-        <w:numPr>
-          <w:ilvl w:val="1"/>
-          <w:numId w:val="8"/>
-        </w:numPr>
-        <w:pBdr>
-          <w:top w:color="auto" w:space="0" w:sz="0" w:val="none"/>
-          <w:bottom w:color="auto" w:space="0" w:sz="0" w:val="none"/>
-          <w:right w:color="auto" w:space="0" w:sz="0" w:val="none"/>
-          <w:between w:color="auto" w:space="0" w:sz="0" w:val="none"/>
-        </w:pBdr>
-        <w:spacing w:after="0" w:afterAutospacing="0" w:before="0" w:beforeAutospacing="0" w:lineRule="auto"/>
-        <w:ind w:left="1440" w:hanging="360"/>
-        <w:rPr>
-          <w:sz w:val="24"/>
-          <w:szCs w:val="24"/>
-        </w:rPr>
-      </w:pPr>
-      <w:r>
-        <w:rPr>
-          <w:rFonts w:ascii="Roboto Mono" w:cs="Roboto Mono" w:eastAsia="Roboto Mono" w:hAnsi="Roboto Mono"/>
-          <w:color w:val="188038"/>
-          <w:sz w:val="24"/>
-          <w:szCs w:val="24"/>
-          <w:rtl w:val="0"/>
-        </w:rPr>
-        <w:t xml:space="preserve">ACT_WINDOW_DAYS</w:t>
-      </w:r>
-      <w:r>
-        <w:rPr>
-          <w:rFonts w:ascii="Arial Unicode MS" w:cs="Arial Unicode MS" w:eastAsia="Arial Unicode MS" w:hAnsi="Arial Unicode MS"/>
-          <w:sz w:val="24"/>
-          <w:szCs w:val="24"/>
-          <w:rtl w:val="0"/>
-        </w:rPr>
-        <w:t xml:space="preserve"> = 30 → ventana de activación.</w:t>
-        <w:br w:type="textWrapping"/>
-      </w:r>
-    </w:p>
-    <w:p>
-      <w:pPr>
-        <w:numPr>
-          <w:ilvl w:val="1"/>
-          <w:numId w:val="8"/>
-        </w:numPr>
-        <w:pBdr>
-          <w:top w:color="auto" w:space="0" w:sz="0" w:val="none"/>
-          <w:bottom w:color="auto" w:space="0" w:sz="0" w:val="none"/>
-          <w:right w:color="auto" w:space="0" w:sz="0" w:val="none"/>
-          <w:between w:color="auto" w:space="0" w:sz="0" w:val="none"/>
-        </w:pBdr>
-        <w:spacing w:after="0" w:afterAutospacing="0" w:before="0" w:beforeAutospacing="0" w:lineRule="auto"/>
-        <w:ind w:left="1440" w:hanging="360"/>
-        <w:rPr>
-          <w:sz w:val="24"/>
-          <w:szCs w:val="24"/>
-        </w:rPr>
-      </w:pPr>
-      <w:r>
-        <w:rPr>
-          <w:rFonts w:ascii="Roboto Mono" w:cs="Roboto Mono" w:eastAsia="Roboto Mono" w:hAnsi="Roboto Mono"/>
-          <w:color w:val="188038"/>
-          <w:sz w:val="24"/>
-          <w:szCs w:val="24"/>
-          <w:rtl w:val="0"/>
-        </w:rPr>
-        <w:t xml:space="preserve">ACT_MIN_TX</w:t>
-      </w:r>
-      <w:r>
-        <w:rPr>
-          <w:rFonts w:ascii="Arial Unicode MS" w:cs="Arial Unicode MS" w:eastAsia="Arial Unicode MS" w:hAnsi="Arial Unicode MS"/>
-          <w:sz w:val="24"/>
-          <w:szCs w:val="24"/>
-          <w:rtl w:val="0"/>
-        </w:rPr>
-        <w:t xml:space="preserve"> = 1 → mínimo de transacciones para activar.</w:t>
-        <w:br w:type="textWrapping"/>
-      </w:r>
-    </w:p>
-    <w:p>
-      <w:pPr>
-        <w:numPr>
-          <w:ilvl w:val="1"/>
-          <w:numId w:val="8"/>
-        </w:numPr>
-        <w:pBdr>
-          <w:top w:color="auto" w:space="0" w:sz="0" w:val="none"/>
-          <w:bottom w:color="auto" w:space="0" w:sz="0" w:val="none"/>
-          <w:right w:color="auto" w:space="0" w:sz="0" w:val="none"/>
-          <w:between w:color="auto" w:space="0" w:sz="0" w:val="none"/>
-        </w:pBdr>
-        <w:spacing w:after="0" w:afterAutospacing="0" w:before="0" w:beforeAutospacing="0" w:lineRule="auto"/>
-        <w:ind w:left="1440" w:hanging="360"/>
-        <w:rPr>
-          <w:sz w:val="24"/>
-          <w:szCs w:val="24"/>
-        </w:rPr>
-      </w:pPr>
-      <w:r>
-        <w:rPr>
-          <w:rFonts w:ascii="Roboto Mono" w:cs="Roboto Mono" w:eastAsia="Roboto Mono" w:hAnsi="Roboto Mono"/>
-          <w:color w:val="188038"/>
-          <w:sz w:val="24"/>
-          <w:szCs w:val="24"/>
-          <w:rtl w:val="0"/>
-        </w:rPr>
-        <w:t xml:space="preserve">TARGET_TX_COUNT</w:t>
-      </w:r>
-      <w:r>
-        <w:rPr>
-          <w:rFonts w:ascii="Arial Unicode MS" w:cs="Arial Unicode MS" w:eastAsia="Arial Unicode MS" w:hAnsi="Arial Unicode MS"/>
-          <w:sz w:val="24"/>
-          <w:szCs w:val="24"/>
-          <w:rtl w:val="0"/>
-        </w:rPr>
-        <w:t xml:space="preserve"> = 5 → label de profundidad (5 tx en 30d).</w:t>
-        <w:br w:type="textWrapping"/>
-      </w:r>
-    </w:p>
-    <w:p>
-      <w:pPr>
-        <w:numPr>
-          <w:ilvl w:val="1"/>
-          <w:numId w:val="8"/>
-        </w:numPr>
-        <w:pBdr>
-          <w:top w:color="auto" w:space="0" w:sz="0" w:val="none"/>
-          <w:bottom w:color="auto" w:space="0" w:sz="0" w:val="none"/>
-          <w:right w:color="auto" w:space="0" w:sz="0" w:val="none"/>
-          <w:between w:color="auto" w:space="0" w:sz="0" w:val="none"/>
-        </w:pBdr>
-        <w:spacing w:after="0" w:afterAutospacing="0" w:before="0" w:beforeAutospacing="0" w:lineRule="auto"/>
-        <w:ind w:left="1440" w:hanging="360"/>
-        <w:rPr>
-          <w:sz w:val="24"/>
-          <w:szCs w:val="24"/>
-        </w:rPr>
-      </w:pPr>
-      <w:r>
-        <w:rPr>
-          <w:rFonts w:ascii="Roboto Mono" w:cs="Roboto Mono" w:eastAsia="Roboto Mono" w:hAnsi="Roboto Mono"/>
-          <w:color w:val="188038"/>
-          <w:sz w:val="24"/>
-          <w:szCs w:val="24"/>
-          <w:rtl w:val="0"/>
-        </w:rPr>
-        <w:t xml:space="preserve">COHORTE_MES</w:t>
-      </w:r>
-      <w:r>
-        <w:rPr>
-          <w:rFonts w:ascii="Arial Unicode MS" w:cs="Arial Unicode MS" w:eastAsia="Arial Unicode MS" w:hAnsi="Arial Unicode MS"/>
-          <w:sz w:val="24"/>
-          <w:szCs w:val="24"/>
-          <w:rtl w:val="0"/>
-        </w:rPr>
-        <w:t xml:space="preserve"> → fecha base de la cohorte (ej. </w:t>
-      </w:r>
-      <w:r>
-        <w:rPr>
-          <w:rFonts w:ascii="Roboto Mono" w:cs="Roboto Mono" w:eastAsia="Roboto Mono" w:hAnsi="Roboto Mono"/>
-          <w:color w:val="188038"/>
-          <w:sz w:val="24"/>
-          <w:szCs w:val="24"/>
-          <w:rtl w:val="0"/>
-        </w:rPr>
-        <w:t xml:space="preserve">2025-10-26</w:t>
-      </w:r>
-      <w:r>
-        <w:rPr>
-          <w:sz w:val="24"/>
-          <w:szCs w:val="24"/>
-          <w:rtl w:val="0"/>
-        </w:rPr>
-        <w:t xml:space="preserve">).</w:t>
-        <w:br w:type="textWrapping"/>
-      </w:r>
-    </w:p>
-    <w:p>
-      <w:pPr>
-        <w:numPr>
-          <w:ilvl w:val="0"/>
-          <w:numId w:val="8"/>
-        </w:numPr>
-        <w:pBdr>
-          <w:top w:color="auto" w:space="0" w:sz="0" w:val="none"/>
-          <w:bottom w:color="auto" w:space="0" w:sz="0" w:val="none"/>
-          <w:right w:color="auto" w:space="0" w:sz="0" w:val="none"/>
-          <w:between w:color="auto" w:space="0" w:sz="0" w:val="none"/>
-        </w:pBdr>
-        <w:spacing w:after="240" w:before="0" w:beforeAutospacing="0" w:lineRule="auto"/>
-        <w:ind w:left="720" w:hanging="360"/>
-        <w:rPr>
-          <w:sz w:val="24"/>
-          <w:szCs w:val="24"/>
-        </w:rPr>
-      </w:pPr>
-      <w:r>
-        <w:rPr>
-          <w:b w:val="1"/>
-          <w:bCs w:val="1"/>
-          <w:sz w:val="24"/>
-          <w:szCs w:val="24"/>
-          <w:rtl w:val="0"/>
-        </w:rPr>
-        <w:t xml:space="preserve">Buckets</w:t>
-      </w:r>
-      <w:r>
-        <w:rPr>
-          <w:sz w:val="24"/>
-          <w:szCs w:val="24"/>
-          <w:rtl w:val="0"/>
-        </w:rPr>
-        <w:t xml:space="preserve">: no se usan buckets en el datapull; todo viene de BigQuery. </w:t>
-      </w:r>
-    </w:p>
-    <w:p>
-      <w:pPr>
-        <w:pBdr>
-          <w:top w:color="auto" w:space="0" w:sz="0" w:val="none"/>
-          <w:bottom w:color="auto" w:space="0" w:sz="0" w:val="none"/>
-          <w:right w:color="auto" w:space="0" w:sz="0" w:val="none"/>
-          <w:between w:color="auto" w:space="0" w:sz="0" w:val="none"/>
-        </w:pBdr>
-        <w:spacing w:after="240" w:before="240" w:lineRule="auto"/>
-        <w:rPr>
-          <w:sz w:val="24"/>
-          <w:szCs w:val="24"/>
-        </w:rPr>
-      </w:pPr>
-      <w:r>
-        <w:rPr>
-          <w:rtl w:val="0"/>
-        </w:rPr>
-      </w:r>
-    </w:p>
-    <w:p>
-      <w:pPr>
-        <w:numPr>
-          <w:ilvl w:val="0"/>
-          <w:numId w:val="5"/>
-        </w:numPr>
-        <w:pBdr>
-          <w:top w:color="auto" w:space="0" w:sz="0" w:val="none"/>
-          <w:bottom w:color="auto" w:space="0" w:sz="0" w:val="none"/>
-          <w:right w:color="auto" w:space="0" w:sz="0" w:val="none"/>
-          <w:between w:color="auto" w:space="0" w:sz="0" w:val="none"/>
-        </w:pBdr>
-        <w:spacing w:after="240" w:before="240" w:lineRule="auto"/>
-        <w:ind w:left="720" w:hanging="360"/>
-        <w:rPr>
-          <w:b w:val="1"/>
-          <w:bCs w:val="1"/>
-          <w:sz w:val="24"/>
-          <w:szCs w:val="24"/>
-        </w:rPr>
-      </w:pPr>
-      <w:r>
-        <w:rPr>
-          <w:b w:val="1"/>
-          <w:bCs w:val="1"/>
-          <w:sz w:val="24"/>
-          <w:szCs w:val="24"/>
-          <w:rtl w:val="0"/>
-        </w:rPr>
-        <w:t xml:space="preserve"> Si hay algún tipo de merge entre las fuentes, indicarlo, así como el código del merge.</w:t>
-      </w:r>
-    </w:p>
-    <w:p>
-      <w:pPr>
-        <w:pBdr>
-          <w:top w:color="auto" w:space="0" w:sz="0" w:val="none"/>
-          <w:bottom w:color="auto" w:space="0" w:sz="0" w:val="none"/>
-          <w:right w:color="auto" w:space="0" w:sz="0" w:val="none"/>
-          <w:between w:color="auto" w:space="0" w:sz="0" w:val="none"/>
-        </w:pBdr>
-        <w:rPr>
-          <w:rFonts w:ascii="Roboto Mono" w:cs="Roboto Mono" w:eastAsia="Roboto Mono" w:hAnsi="Roboto Mono"/>
-          <w:b w:val="1"/>
-          <w:bCs w:val="1"/>
-          <w:color w:val="188038"/>
-          <w:sz w:val="24"/>
-          <w:szCs w:val="24"/>
-        </w:rPr>
-      </w:pPr>
-      <w:r>
-        <w:rPr>
-          <w:b w:val="1"/>
-          <w:bCs w:val="1"/>
-          <w:sz w:val="24"/>
-          <w:szCs w:val="24"/>
-          <w:rtl w:val="0"/>
-        </w:rPr>
-        <w:t xml:space="preserve">Join principal de usuarios (dim_user + catálogos):</w:t>
-        <w:br w:type="textWrapping"/>
-        <w:br w:type="textWrapping"/>
-        <w:t xml:space="preserve"> </w:t>
-      </w:r>
-      <w:r>
-        <w:rPr>
-          <w:rFonts w:ascii="Roboto Mono" w:cs="Roboto Mono" w:eastAsia="Roboto Mono" w:hAnsi="Roboto Mono"/>
-          <w:b w:val="1"/>
-          <w:bCs w:val="1"/>
-          <w:color w:val="188038"/>
-          <w:sz w:val="24"/>
-          <w:szCs w:val="24"/>
-          <w:rtl w:val="0"/>
-        </w:rPr>
-        <w:t xml:space="preserve">FROM `spin-dp-trusted-prod.spin_account.tbl_dim_user` a</w:t>
-      </w:r>
-    </w:p>
-    <w:p>
-      <w:pPr>
-        <w:pBdr>
-          <w:top w:color="auto" w:space="0" w:sz="0" w:val="none"/>
-          <w:bottom w:color="auto" w:space="0" w:sz="0" w:val="none"/>
-          <w:right w:color="auto" w:space="0" w:sz="0" w:val="none"/>
-          <w:between w:color="auto" w:space="0" w:sz="0" w:val="none"/>
-        </w:pBdr>
-        <w:rPr>
-          <w:rFonts w:ascii="Roboto Mono" w:cs="Roboto Mono" w:eastAsia="Roboto Mono" w:hAnsi="Roboto Mono"/>
-          <w:b w:val="1"/>
-          <w:bCs w:val="1"/>
-          <w:color w:val="188038"/>
-          <w:sz w:val="24"/>
-          <w:szCs w:val="24"/>
-        </w:rPr>
-      </w:pPr>
-      <w:r>
-        <w:rPr>
-          <w:rFonts w:ascii="Roboto Mono" w:cs="Roboto Mono" w:eastAsia="Roboto Mono" w:hAnsi="Roboto Mono"/>
-          <w:b w:val="1"/>
-          <w:bCs w:val="1"/>
-          <w:color w:val="188038"/>
-          <w:sz w:val="24"/>
-          <w:szCs w:val="24"/>
-          <w:rtl w:val="0"/>
-        </w:rPr>
-        <w:t xml:space="preserve">LEFT JOIN `spin-dp-trusted-prod.spin_catalogs.tbl_dim_gender` g</w:t>
-      </w:r>
-    </w:p>
-    <w:p>
-      <w:pPr>
-        <w:pBdr>
-          <w:top w:color="auto" w:space="0" w:sz="0" w:val="none"/>
-          <w:bottom w:color="auto" w:space="0" w:sz="0" w:val="none"/>
-          <w:right w:color="auto" w:space="0" w:sz="0" w:val="none"/>
-          <w:between w:color="auto" w:space="0" w:sz="0" w:val="none"/>
-        </w:pBdr>
-        <w:rPr>
-          <w:rFonts w:ascii="Roboto Mono" w:cs="Roboto Mono" w:eastAsia="Roboto Mono" w:hAnsi="Roboto Mono"/>
-          <w:b w:val="1"/>
-          <w:bCs w:val="1"/>
-          <w:color w:val="188038"/>
-          <w:sz w:val="24"/>
-          <w:szCs w:val="24"/>
-        </w:rPr>
-      </w:pPr>
-      <w:r>
-        <w:rPr>
-          <w:rFonts w:ascii="Roboto Mono" w:cs="Roboto Mono" w:eastAsia="Roboto Mono" w:hAnsi="Roboto Mono"/>
-          <w:b w:val="1"/>
-          <w:bCs w:val="1"/>
-          <w:color w:val="188038"/>
-          <w:sz w:val="24"/>
-          <w:szCs w:val="24"/>
-          <w:rtl w:val="0"/>
-        </w:rPr>
-        <w:t xml:space="preserve">  ON a.genderIdentifier = g.genderIdentifier</w:t>
-      </w:r>
-    </w:p>
-    <w:p>
-      <w:pPr>
-        <w:pBdr>
-          <w:top w:color="auto" w:space="0" w:sz="0" w:val="none"/>
-          <w:bottom w:color="auto" w:space="0" w:sz="0" w:val="none"/>
-          <w:right w:color="auto" w:space="0" w:sz="0" w:val="none"/>
-          <w:between w:color="auto" w:space="0" w:sz="0" w:val="none"/>
-        </w:pBdr>
-        <w:rPr>
-          <w:rFonts w:ascii="Roboto Mono" w:cs="Roboto Mono" w:eastAsia="Roboto Mono" w:hAnsi="Roboto Mono"/>
-          <w:b w:val="1"/>
-          <w:bCs w:val="1"/>
-          <w:color w:val="188038"/>
-          <w:sz w:val="24"/>
-          <w:szCs w:val="24"/>
-        </w:rPr>
-      </w:pPr>
-      <w:r>
-        <w:rPr>
-          <w:rFonts w:ascii="Roboto Mono" w:cs="Roboto Mono" w:eastAsia="Roboto Mono" w:hAnsi="Roboto Mono"/>
-          <w:b w:val="1"/>
-          <w:bCs w:val="1"/>
-          <w:color w:val="188038"/>
-          <w:sz w:val="24"/>
-          <w:szCs w:val="24"/>
-          <w:rtl w:val="0"/>
-        </w:rPr>
-        <w:t xml:space="preserve">LEFT JOIN `spin-dp-trusted-prod.spin_catalogs.tbl_dim_user_channel` c</w:t>
-      </w:r>
-    </w:p>
-    <w:p>
-      <w:pPr>
-        <w:pBdr>
-          <w:top w:color="auto" w:space="0" w:sz="0" w:val="none"/>
-          <w:bottom w:color="auto" w:space="0" w:sz="0" w:val="none"/>
-          <w:right w:color="auto" w:space="0" w:sz="0" w:val="none"/>
-          <w:between w:color="auto" w:space="0" w:sz="0" w:val="none"/>
-        </w:pBdr>
-        <w:rPr>
-          <w:rFonts w:ascii="Roboto Mono" w:cs="Roboto Mono" w:eastAsia="Roboto Mono" w:hAnsi="Roboto Mono"/>
-          <w:b w:val="1"/>
-          <w:bCs w:val="1"/>
-          <w:color w:val="188038"/>
-          <w:sz w:val="24"/>
-          <w:szCs w:val="24"/>
-        </w:rPr>
-      </w:pPr>
-      <w:r>
-        <w:rPr>
-          <w:rFonts w:ascii="Roboto Mono" w:cs="Roboto Mono" w:eastAsia="Roboto Mono" w:hAnsi="Roboto Mono"/>
-          <w:b w:val="1"/>
-          <w:bCs w:val="1"/>
-          <w:color w:val="188038"/>
-          <w:sz w:val="24"/>
-          <w:szCs w:val="24"/>
-          <w:rtl w:val="0"/>
-        </w:rPr>
-        <w:t xml:space="preserve">  ON a.channelUserIdentifier = c.channelUserIdentifier</w:t>
-      </w:r>
-    </w:p>
-    <w:p>
-      <w:pPr>
-        <w:pBdr>
-          <w:top w:color="auto" w:space="0" w:sz="0" w:val="none"/>
-          <w:bottom w:color="auto" w:space="0" w:sz="0" w:val="none"/>
-          <w:right w:color="auto" w:space="0" w:sz="0" w:val="none"/>
-          <w:between w:color="auto" w:space="0" w:sz="0" w:val="none"/>
-        </w:pBdr>
-        <w:rPr>
-          <w:rFonts w:ascii="Roboto Mono" w:cs="Roboto Mono" w:eastAsia="Roboto Mono" w:hAnsi="Roboto Mono"/>
-          <w:b w:val="1"/>
-          <w:bCs w:val="1"/>
-          <w:color w:val="188038"/>
-          <w:sz w:val="24"/>
-          <w:szCs w:val="24"/>
-        </w:rPr>
-      </w:pPr>
-      <w:r>
-        <w:rPr>
-          <w:rFonts w:ascii="Roboto Mono" w:cs="Roboto Mono" w:eastAsia="Roboto Mono" w:hAnsi="Roboto Mono"/>
-          <w:b w:val="1"/>
-          <w:bCs w:val="1"/>
-          <w:color w:val="188038"/>
-          <w:sz w:val="24"/>
-          <w:szCs w:val="24"/>
-          <w:rtl w:val="0"/>
-        </w:rPr>
-        <w:t xml:space="preserve">LEFT JOIN `spin-dp-trusted-prod.spin_catalogs.tbl_dim_user_type` u</w:t>
-      </w:r>
-    </w:p>
-    <w:p>
-      <w:pPr>
-        <w:numPr>
-          <w:ilvl w:val="0"/>
-          <w:numId w:val="2"/>
-        </w:numPr>
-        <w:pBdr>
-          <w:top w:color="auto" w:space="0" w:sz="0" w:val="none"/>
-          <w:bottom w:color="auto" w:space="0" w:sz="0" w:val="none"/>
-          <w:right w:color="auto" w:space="0" w:sz="0" w:val="none"/>
-          <w:between w:color="auto" w:space="0" w:sz="0" w:val="none"/>
-        </w:pBdr>
-        <w:spacing w:after="240" w:before="240" w:lineRule="auto"/>
-        <w:ind w:left="720" w:hanging="360"/>
-        <w:rPr>
-          <w:b w:val="1"/>
-          <w:bCs w:val="1"/>
-          <w:sz w:val="24"/>
-          <w:szCs w:val="24"/>
-        </w:rPr>
-      </w:pPr>
-      <w:r>
-        <w:rPr>
-          <w:rFonts w:ascii="Roboto Mono" w:cs="Roboto Mono" w:eastAsia="Roboto Mono" w:hAnsi="Roboto Mono"/>
-          <w:b w:val="1"/>
-          <w:bCs w:val="1"/>
-          <w:color w:val="188038"/>
-          <w:sz w:val="24"/>
-          <w:szCs w:val="24"/>
-          <w:rtl w:val="0"/>
-        </w:rPr>
-        <w:t xml:space="preserve">  ON a.userTypeIdentifier = u.userTypeIdentifier</w:t>
-      </w:r>
-    </w:p>
-    <w:p>
-      <w:pPr>
-        <w:pBdr>
-          <w:top w:color="auto" w:space="0" w:sz="0" w:val="none"/>
-          <w:bottom w:color="auto" w:space="0" w:sz="0" w:val="none"/>
-          <w:right w:color="auto" w:space="0" w:sz="0" w:val="none"/>
-          <w:between w:color="auto" w:space="0" w:sz="0" w:val="none"/>
-        </w:pBdr>
-        <w:spacing w:after="240" w:before="240" w:lineRule="auto"/>
-        <w:rPr>
-          <w:b w:val="1"/>
-          <w:bCs w:val="1"/>
-          <w:sz w:val="24"/>
-          <w:szCs w:val="24"/>
-        </w:rPr>
-      </w:pPr>
-      <w:r>
-        <w:rPr>
-          <w:b w:val="1"/>
-          <w:bCs w:val="1"/>
-          <w:sz w:val="24"/>
-          <w:szCs w:val="24"/>
-          <w:rtl w:val="0"/>
-        </w:rPr>
-        <w:t xml:space="preserve">Join de transacciones con usuarios de la cohorte:</w:t>
-      </w:r>
-    </w:p>
-    <w:p>
-      <w:pPr>
-        <w:pBdr>
-          <w:top w:color="auto" w:space="0" w:sz="0" w:val="none"/>
-          <w:bottom w:color="auto" w:space="0" w:sz="0" w:val="none"/>
-          <w:right w:color="auto" w:space="0" w:sz="0" w:val="none"/>
-          <w:between w:color="auto" w:space="0" w:sz="0" w:val="none"/>
-        </w:pBdr>
-        <w:rPr>
-          <w:rFonts w:ascii="Roboto Mono" w:cs="Roboto Mono" w:eastAsia="Roboto Mono" w:hAnsi="Roboto Mono"/>
-          <w:b w:val="1"/>
-          <w:bCs w:val="1"/>
-          <w:color w:val="188038"/>
-          <w:sz w:val="24"/>
-          <w:szCs w:val="24"/>
-        </w:rPr>
-      </w:pPr>
-      <w:r>
-        <w:rPr>
-          <w:rFonts w:ascii="Roboto Mono" w:cs="Roboto Mono" w:eastAsia="Roboto Mono" w:hAnsi="Roboto Mono"/>
-          <w:b w:val="1"/>
-          <w:bCs w:val="1"/>
-          <w:color w:val="188038"/>
-          <w:sz w:val="24"/>
-          <w:szCs w:val="24"/>
-          <w:rtl w:val="0"/>
-        </w:rPr>
-        <w:t xml:space="preserve">FROM `spin-dp-trusted-prod.spin_transaction.tbl_fact_transaction` t</w:t>
-      </w:r>
-    </w:p>
-    <w:p>
-      <w:pPr>
-        <w:pBdr>
-          <w:top w:color="auto" w:space="0" w:sz="0" w:val="none"/>
-          <w:bottom w:color="auto" w:space="0" w:sz="0" w:val="none"/>
-          <w:right w:color="auto" w:space="0" w:sz="0" w:val="none"/>
-          <w:between w:color="auto" w:space="0" w:sz="0" w:val="none"/>
-        </w:pBdr>
-        <w:rPr>
-          <w:rFonts w:ascii="Roboto Mono" w:cs="Roboto Mono" w:eastAsia="Roboto Mono" w:hAnsi="Roboto Mono"/>
-          <w:b w:val="1"/>
-          <w:bCs w:val="1"/>
-          <w:color w:val="188038"/>
-          <w:sz w:val="24"/>
-          <w:szCs w:val="24"/>
-        </w:rPr>
-      </w:pPr>
-      <w:r>
-        <w:rPr>
-          <w:rFonts w:ascii="Roboto Mono" w:cs="Roboto Mono" w:eastAsia="Roboto Mono" w:hAnsi="Roboto Mono"/>
-          <w:b w:val="1"/>
-          <w:bCs w:val="1"/>
-          <w:color w:val="188038"/>
-          <w:sz w:val="24"/>
-          <w:szCs w:val="24"/>
-          <w:rtl w:val="0"/>
-        </w:rPr>
-        <w:t xml:space="preserve">JOIN base_users u</w:t>
-      </w:r>
-    </w:p>
-    <w:p>
-      <w:pPr>
-        <w:pBdr>
-          <w:top w:color="auto" w:space="0" w:sz="0" w:val="none"/>
-          <w:bottom w:color="auto" w:space="0" w:sz="0" w:val="none"/>
-          <w:right w:color="auto" w:space="0" w:sz="0" w:val="none"/>
-          <w:between w:color="auto" w:space="0" w:sz="0" w:val="none"/>
-        </w:pBdr>
-        <w:rPr>
-          <w:rFonts w:ascii="Roboto Mono" w:cs="Roboto Mono" w:eastAsia="Roboto Mono" w:hAnsi="Roboto Mono"/>
-          <w:b w:val="1"/>
-          <w:bCs w:val="1"/>
-          <w:color w:val="188038"/>
-          <w:sz w:val="24"/>
-          <w:szCs w:val="24"/>
-        </w:rPr>
-      </w:pPr>
-      <w:r>
-        <w:rPr>
-          <w:rFonts w:ascii="Roboto Mono" w:cs="Roboto Mono" w:eastAsia="Roboto Mono" w:hAnsi="Roboto Mono"/>
-          <w:b w:val="1"/>
-          <w:bCs w:val="1"/>
-          <w:color w:val="188038"/>
-          <w:sz w:val="24"/>
-          <w:szCs w:val="24"/>
-          <w:rtl w:val="0"/>
-        </w:rPr>
-        <w:t xml:space="preserve">  ON u.user_id = t.userIdentifier</w:t>
-      </w:r>
-    </w:p>
-    <w:p>
-      <w:pPr>
-        <w:pBdr>
-          <w:top w:color="auto" w:space="0" w:sz="0" w:val="none"/>
-          <w:bottom w:color="auto" w:space="0" w:sz="0" w:val="none"/>
-          <w:right w:color="auto" w:space="0" w:sz="0" w:val="none"/>
-          <w:between w:color="auto" w:space="0" w:sz="0" w:val="none"/>
-        </w:pBdr>
-        <w:rPr>
-          <w:rFonts w:ascii="Roboto Mono" w:cs="Roboto Mono" w:eastAsia="Roboto Mono" w:hAnsi="Roboto Mono"/>
-          <w:b w:val="1"/>
-          <w:bCs w:val="1"/>
-          <w:color w:val="188038"/>
-          <w:sz w:val="24"/>
-          <w:szCs w:val="24"/>
-        </w:rPr>
-      </w:pPr>
-      <w:r>
-        <w:rPr>
-          <w:rFonts w:ascii="Roboto Mono" w:cs="Roboto Mono" w:eastAsia="Roboto Mono" w:hAnsi="Roboto Mono"/>
-          <w:b w:val="1"/>
-          <w:bCs w:val="1"/>
-          <w:color w:val="188038"/>
-          <w:sz w:val="24"/>
-          <w:szCs w:val="24"/>
-          <w:rtl w:val="0"/>
-        </w:rPr>
-        <w:t xml:space="preserve">LEFT JOIN `spin-dp-trusted-prod.spin_catalogs.tbl_dim_transaction_type` tt</w:t>
-      </w:r>
-    </w:p>
-    <w:p>
-      <w:pPr>
-        <w:pBdr>
-          <w:top w:color="auto" w:space="0" w:sz="0" w:val="none"/>
-          <w:bottom w:color="auto" w:space="0" w:sz="0" w:val="none"/>
-          <w:right w:color="auto" w:space="0" w:sz="0" w:val="none"/>
-          <w:between w:color="auto" w:space="0" w:sz="0" w:val="none"/>
-        </w:pBdr>
-        <w:rPr>
-          <w:rFonts w:ascii="Roboto Mono" w:cs="Roboto Mono" w:eastAsia="Roboto Mono" w:hAnsi="Roboto Mono"/>
-          <w:b w:val="1"/>
-          <w:bCs w:val="1"/>
-          <w:color w:val="188038"/>
-          <w:sz w:val="24"/>
-          <w:szCs w:val="24"/>
-        </w:rPr>
-      </w:pPr>
-      <w:r>
-        <w:rPr>
-          <w:rFonts w:ascii="Roboto Mono" w:cs="Roboto Mono" w:eastAsia="Roboto Mono" w:hAnsi="Roboto Mono"/>
-          <w:b w:val="1"/>
-          <w:bCs w:val="1"/>
-          <w:color w:val="188038"/>
-          <w:sz w:val="24"/>
-          <w:szCs w:val="24"/>
-          <w:rtl w:val="0"/>
-        </w:rPr>
-        <w:t xml:space="preserve">  ON t.transactionTypeIdentifier = tt.transactionTypeIdentifier</w:t>
-      </w:r>
-    </w:p>
-    <w:p>
-      <w:pPr>
-        <w:pBdr>
-          <w:top w:color="auto" w:space="0" w:sz="0" w:val="none"/>
-          <w:left w:color="auto" w:space="0" w:sz="0" w:val="none"/>
-          <w:bottom w:color="auto" w:space="0" w:sz="0" w:val="none"/>
-          <w:right w:color="auto" w:space="0" w:sz="0" w:val="none"/>
-          <w:between w:color="auto" w:space="0" w:sz="0" w:val="none"/>
-        </w:pBdr>
-        <w:shd w:fill="ffffff" w:val="clear"/>
-        <w:spacing w:after="80" w:before="160" w:lineRule="auto"/>
-        <w:rPr>
-          <w:color w:val="0f4761"/>
-          <w:sz w:val="32"/>
-          <w:szCs w:val="32"/>
-        </w:rPr>
-      </w:pPr>
-      <w:r>
-        <w:rPr>
-          <w:color w:val="0f4761"/>
-          <w:sz w:val="32"/>
-          <w:szCs w:val="32"/>
-          <w:rtl w:val="0"/>
-        </w:rPr>
-        <w:t xml:space="preserve">Predicción </w:t>
-      </w:r>
-    </w:p>
-    <w:p>
-      <w:pPr>
-        <w:pBdr>
-          <w:top w:color="auto" w:space="0" w:sz="0" w:val="none"/>
-          <w:bottom w:color="auto" w:space="0" w:sz="0" w:val="none"/>
-          <w:right w:color="auto" w:space="0" w:sz="0" w:val="none"/>
-          <w:between w:color="auto" w:space="0" w:sz="0" w:val="none"/>
-        </w:pBdr>
-        <w:spacing w:after="240" w:before="240" w:lineRule="auto"/>
-        <w:rPr>
-          <w:b w:val="1"/>
-          <w:bCs w:val="1"/>
-          <w:sz w:val="24"/>
-          <w:szCs w:val="24"/>
-        </w:rPr>
-      </w:pPr>
-      <w:r>
-        <w:rPr>
-          <w:b w:val="1"/>
-          <w:bCs w:val="1"/>
-          <w:sz w:val="24"/>
-          <w:szCs w:val="24"/>
-          <w:rtl w:val="0"/>
-        </w:rPr>
-        <w:t xml:space="preserve">* Objeto principal de transformaciones:</w:t>
-      </w:r>
-    </w:p>
-    <w:p>
-      <w:pPr>
-        <w:pBdr>
-          <w:top w:color="auto" w:space="0" w:sz="0" w:val="none"/>
-          <w:bottom w:color="auto" w:space="0" w:sz="0" w:val="none"/>
-          <w:right w:color="auto" w:space="0" w:sz="0" w:val="none"/>
-          <w:between w:color="auto" w:space="0" w:sz="0" w:val="none"/>
-        </w:pBdr>
-        <w:spacing w:after="240" w:before="240" w:lineRule="auto"/>
-        <w:rPr>
-          <w:sz w:val="24"/>
-          <w:szCs w:val="24"/>
-        </w:rPr>
-      </w:pPr>
-      <w:r>
-        <w:rPr>
-          <w:sz w:val="24"/>
-          <w:szCs w:val="24"/>
-          <w:rtl w:val="0"/>
-        </w:rPr>
-        <w:t xml:space="preserve">El notebook usa un </w:t>
-      </w:r>
-      <w:r>
-        <w:rPr>
-          <w:b w:val="1"/>
-          <w:bCs w:val="1"/>
-          <w:sz w:val="24"/>
-          <w:szCs w:val="24"/>
-          <w:rtl w:val="0"/>
-        </w:rPr>
-        <w:t xml:space="preserve">FeatureBuilder custom</w:t>
-      </w:r>
-      <w:r>
-        <w:rPr>
-          <w:sz w:val="24"/>
-          <w:szCs w:val="24"/>
-          <w:rtl w:val="0"/>
-        </w:rPr>
-        <w:t xml:space="preserve"> (clase </w:t>
-      </w:r>
-      <w:r>
-        <w:rPr>
-          <w:rFonts w:ascii="Roboto Mono" w:cs="Roboto Mono" w:eastAsia="Roboto Mono" w:hAnsi="Roboto Mono"/>
-          <w:color w:val="188038"/>
-          <w:sz w:val="24"/>
-          <w:szCs w:val="24"/>
-          <w:rtl w:val="0"/>
-        </w:rPr>
-        <w:t xml:space="preserve">FeatureBuilder</w:t>
-      </w:r>
-      <w:r>
-        <w:rPr>
-          <w:sz w:val="24"/>
-          <w:szCs w:val="24"/>
-          <w:rtl w:val="0"/>
-        </w:rPr>
-        <w:t xml:space="preserve">) que:</w:t>
-      </w:r>
-    </w:p>
-    <w:p>
-      <w:pPr>
-        <w:numPr>
-          <w:ilvl w:val="0"/>
-          <w:numId w:val="7"/>
-        </w:numPr>
-        <w:pBdr>
-          <w:top w:color="auto" w:space="0" w:sz="0" w:val="none"/>
-          <w:bottom w:color="auto" w:space="0" w:sz="0" w:val="none"/>
-          <w:right w:color="auto" w:space="0" w:sz="0" w:val="none"/>
-          <w:between w:color="auto" w:space="0" w:sz="0" w:val="none"/>
-        </w:pBdr>
-        <w:spacing w:after="0" w:afterAutospacing="0" w:before="240" w:lineRule="auto"/>
-        <w:ind w:left="720" w:hanging="360"/>
-        <w:rPr>
-          <w:sz w:val="24"/>
-          <w:szCs w:val="24"/>
-        </w:rPr>
-      </w:pPr>
-      <w:r>
-        <w:rPr>
-          <w:sz w:val="24"/>
-          <w:szCs w:val="24"/>
-          <w:rtl w:val="0"/>
-        </w:rPr>
-        <w:t xml:space="preserve">Genera features de tiempo desde </w:t>
-      </w:r>
-      <w:r>
-        <w:rPr>
-          <w:rFonts w:ascii="Roboto Mono" w:cs="Roboto Mono" w:eastAsia="Roboto Mono" w:hAnsi="Roboto Mono"/>
-          <w:color w:val="188038"/>
-          <w:sz w:val="24"/>
-          <w:szCs w:val="24"/>
-          <w:rtl w:val="0"/>
-        </w:rPr>
-        <w:t xml:space="preserve">signup_ts</w:t>
-      </w:r>
-      <w:r>
-        <w:rPr>
-          <w:sz w:val="24"/>
-          <w:szCs w:val="24"/>
-          <w:rtl w:val="0"/>
-        </w:rPr>
-        <w:t xml:space="preserve"> (zona </w:t>
-      </w:r>
-      <w:r>
-        <w:rPr>
-          <w:rFonts w:ascii="Roboto Mono" w:cs="Roboto Mono" w:eastAsia="Roboto Mono" w:hAnsi="Roboto Mono"/>
-          <w:color w:val="188038"/>
-          <w:sz w:val="24"/>
-          <w:szCs w:val="24"/>
-          <w:rtl w:val="0"/>
-        </w:rPr>
-        <w:t xml:space="preserve">America/Mexico_City</w:t>
-      </w:r>
-      <w:r>
-        <w:rPr>
-          <w:sz w:val="24"/>
-          <w:szCs w:val="24"/>
-          <w:rtl w:val="0"/>
-        </w:rPr>
-        <w:t xml:space="preserve">)</w:t>
-        <w:br w:type="textWrapping"/>
-      </w:r>
-    </w:p>
-    <w:p>
-      <w:pPr>
-        <w:numPr>
-          <w:ilvl w:val="0"/>
-          <w:numId w:val="7"/>
-        </w:numPr>
-        <w:pBdr>
-          <w:top w:color="auto" w:space="0" w:sz="0" w:val="none"/>
-          <w:bottom w:color="auto" w:space="0" w:sz="0" w:val="none"/>
-          <w:right w:color="auto" w:space="0" w:sz="0" w:val="none"/>
-          <w:between w:color="auto" w:space="0" w:sz="0" w:val="none"/>
-        </w:pBdr>
-        <w:spacing w:after="0" w:afterAutospacing="0" w:before="0" w:beforeAutospacing="0" w:lineRule="auto"/>
-        <w:ind w:left="720" w:hanging="360"/>
-        <w:rPr>
-          <w:sz w:val="24"/>
-          <w:szCs w:val="24"/>
-        </w:rPr>
-      </w:pPr>
-      <w:r>
-        <w:rPr>
-          <w:sz w:val="24"/>
-          <w:szCs w:val="24"/>
-          <w:rtl w:val="0"/>
-        </w:rPr>
-        <w:t xml:space="preserve">Crea flags de confirmación (</w:t>
-      </w:r>
-      <w:r>
-        <w:rPr>
-          <w:rFonts w:ascii="Roboto Mono" w:cs="Roboto Mono" w:eastAsia="Roboto Mono" w:hAnsi="Roboto Mono"/>
-          <w:color w:val="188038"/>
-          <w:sz w:val="24"/>
-          <w:szCs w:val="24"/>
-          <w:rtl w:val="0"/>
-        </w:rPr>
-        <w:t xml:space="preserve">phone_conf_ts</w:t>
-      </w:r>
-      <w:r>
-        <w:rPr>
-          <w:sz w:val="24"/>
-          <w:szCs w:val="24"/>
-          <w:rtl w:val="0"/>
-        </w:rPr>
-        <w:t xml:space="preserve">, </w:t>
-      </w:r>
-      <w:r>
-        <w:rPr>
-          <w:rFonts w:ascii="Roboto Mono" w:cs="Roboto Mono" w:eastAsia="Roboto Mono" w:hAnsi="Roboto Mono"/>
-          <w:color w:val="188038"/>
-          <w:sz w:val="24"/>
-          <w:szCs w:val="24"/>
-          <w:rtl w:val="0"/>
-        </w:rPr>
-        <w:t xml:space="preserve">email_conf_ts</w:t>
-      </w:r>
-      <w:r>
-        <w:rPr>
-          <w:sz w:val="24"/>
-          <w:szCs w:val="24"/>
-          <w:rtl w:val="0"/>
-        </w:rPr>
-        <w:t xml:space="preserve">) como “antes de signup”</w:t>
-        <w:br w:type="textWrapping"/>
-      </w:r>
-    </w:p>
-    <w:p>
-      <w:pPr>
-        <w:numPr>
-          <w:ilvl w:val="0"/>
-          <w:numId w:val="7"/>
-        </w:numPr>
-        <w:pBdr>
-          <w:top w:color="auto" w:space="0" w:sz="0" w:val="none"/>
-          <w:bottom w:color="auto" w:space="0" w:sz="0" w:val="none"/>
-          <w:right w:color="auto" w:space="0" w:sz="0" w:val="none"/>
-          <w:between w:color="auto" w:space="0" w:sz="0" w:val="none"/>
-        </w:pBdr>
-        <w:spacing w:after="0" w:afterAutospacing="0" w:before="0" w:beforeAutospacing="0" w:lineRule="auto"/>
-        <w:ind w:left="720" w:hanging="360"/>
-        <w:rPr>
-          <w:sz w:val="24"/>
-          <w:szCs w:val="24"/>
-        </w:rPr>
-      </w:pPr>
-      <w:r>
-        <w:rPr>
-          <w:sz w:val="24"/>
-          <w:szCs w:val="24"/>
-          <w:rtl w:val="0"/>
-        </w:rPr>
-        <w:t xml:space="preserve">Hace OHE de estado: crea columnas </w:t>
-      </w:r>
-      <w:r>
-        <w:rPr>
-          <w:rFonts w:ascii="Roboto Mono" w:cs="Roboto Mono" w:eastAsia="Roboto Mono" w:hAnsi="Roboto Mono"/>
-          <w:color w:val="188038"/>
-          <w:sz w:val="24"/>
-          <w:szCs w:val="24"/>
-          <w:rtl w:val="0"/>
-        </w:rPr>
-        <w:t xml:space="preserve">state_{ABBR}</w:t>
-      </w:r>
-      <w:r>
-        <w:rPr>
-          <w:sz w:val="24"/>
-          <w:szCs w:val="24"/>
-          <w:rtl w:val="0"/>
-        </w:rPr>
-        <w:t xml:space="preserve"> con catálogo aprendido en </w:t>
-      </w:r>
-      <w:r>
-        <w:rPr>
-          <w:rFonts w:ascii="Roboto Mono" w:cs="Roboto Mono" w:eastAsia="Roboto Mono" w:hAnsi="Roboto Mono"/>
-          <w:color w:val="188038"/>
-          <w:sz w:val="24"/>
-          <w:szCs w:val="24"/>
-          <w:rtl w:val="0"/>
-        </w:rPr>
-        <w:t xml:space="preserve">fit()</w:t>
-        <w:br w:type="textWrapping"/>
-      </w:r>
-    </w:p>
-    <w:p>
-      <w:pPr>
-        <w:numPr>
-          <w:ilvl w:val="0"/>
-          <w:numId w:val="7"/>
-        </w:numPr>
-        <w:pBdr>
-          <w:top w:color="auto" w:space="0" w:sz="0" w:val="none"/>
-          <w:bottom w:color="auto" w:space="0" w:sz="0" w:val="none"/>
-          <w:right w:color="auto" w:space="0" w:sz="0" w:val="none"/>
-          <w:between w:color="auto" w:space="0" w:sz="0" w:val="none"/>
-        </w:pBdr>
-        <w:spacing w:after="0" w:afterAutospacing="0" w:before="0" w:beforeAutospacing="0" w:lineRule="auto"/>
-        <w:ind w:left="720" w:hanging="360"/>
-        <w:rPr>
-          <w:sz w:val="24"/>
-          <w:szCs w:val="24"/>
-        </w:rPr>
-      </w:pPr>
-      <w:r>
-        <w:rPr>
-          <w:sz w:val="24"/>
-          <w:szCs w:val="24"/>
-          <w:rtl w:val="0"/>
-        </w:rPr>
-        <w:t xml:space="preserve">Features engineered detectadas:</w:t>
-        <w:br w:type="textWrapping"/>
-      </w:r>
-    </w:p>
-    <w:p>
-      <w:pPr>
-        <w:numPr>
-          <w:ilvl w:val="1"/>
-          <w:numId w:val="7"/>
-        </w:numPr>
-        <w:pBdr>
-          <w:top w:color="auto" w:space="0" w:sz="0" w:val="none"/>
-          <w:bottom w:color="auto" w:space="0" w:sz="0" w:val="none"/>
-          <w:right w:color="auto" w:space="0" w:sz="0" w:val="none"/>
-          <w:between w:color="auto" w:space="0" w:sz="0" w:val="none"/>
-        </w:pBdr>
-        <w:spacing w:after="0" w:afterAutospacing="0" w:before="0" w:beforeAutospacing="0" w:lineRule="auto"/>
-        <w:ind w:left="1440" w:hanging="360"/>
-        <w:rPr>
-          <w:sz w:val="24"/>
-          <w:szCs w:val="24"/>
-        </w:rPr>
-      </w:pPr>
-      <w:r>
-        <w:rPr>
-          <w:rFonts w:ascii="Roboto Mono" w:cs="Roboto Mono" w:eastAsia="Roboto Mono" w:hAnsi="Roboto Mono"/>
-          <w:color w:val="188038"/>
-          <w:sz w:val="24"/>
-          <w:szCs w:val="24"/>
-          <w:rtl w:val="0"/>
-        </w:rPr>
-        <w:t xml:space="preserve">signup_dow</w:t>
-      </w:r>
-      <w:r>
-        <w:rPr>
-          <w:sz w:val="24"/>
-          <w:szCs w:val="24"/>
-          <w:rtl w:val="0"/>
-        </w:rPr>
-        <w:t xml:space="preserve">, </w:t>
-      </w:r>
-      <w:r>
-        <w:rPr>
-          <w:rFonts w:ascii="Roboto Mono" w:cs="Roboto Mono" w:eastAsia="Roboto Mono" w:hAnsi="Roboto Mono"/>
-          <w:color w:val="188038"/>
-          <w:sz w:val="24"/>
-          <w:szCs w:val="24"/>
-          <w:rtl w:val="0"/>
-        </w:rPr>
-        <w:t xml:space="preserve">signup_week</w:t>
-      </w:r>
-      <w:r>
-        <w:rPr>
-          <w:sz w:val="24"/>
-          <w:szCs w:val="24"/>
-          <w:rtl w:val="0"/>
-        </w:rPr>
-        <w:t xml:space="preserve">, </w:t>
-      </w:r>
-      <w:r>
-        <w:rPr>
-          <w:rFonts w:ascii="Roboto Mono" w:cs="Roboto Mono" w:eastAsia="Roboto Mono" w:hAnsi="Roboto Mono"/>
-          <w:color w:val="188038"/>
-          <w:sz w:val="24"/>
-          <w:szCs w:val="24"/>
-          <w:rtl w:val="0"/>
-        </w:rPr>
-        <w:t xml:space="preserve">signup_month</w:t>
-      </w:r>
-      <w:r>
-        <w:rPr>
-          <w:sz w:val="24"/>
-          <w:szCs w:val="24"/>
-          <w:rtl w:val="0"/>
-        </w:rPr>
-        <w:t xml:space="preserve">, </w:t>
-      </w:r>
-      <w:r>
-        <w:rPr>
-          <w:rFonts w:ascii="Roboto Mono" w:cs="Roboto Mono" w:eastAsia="Roboto Mono" w:hAnsi="Roboto Mono"/>
-          <w:color w:val="188038"/>
-          <w:sz w:val="24"/>
-          <w:szCs w:val="24"/>
-          <w:rtl w:val="0"/>
-        </w:rPr>
-        <w:t xml:space="preserve">signup_daypart</w:t>
-        <w:br w:type="textWrapping"/>
-      </w:r>
-    </w:p>
-    <w:p>
-      <w:pPr>
-        <w:numPr>
-          <w:ilvl w:val="1"/>
-          <w:numId w:val="7"/>
-        </w:numPr>
-        <w:pBdr>
-          <w:top w:color="auto" w:space="0" w:sz="0" w:val="none"/>
-          <w:bottom w:color="auto" w:space="0" w:sz="0" w:val="none"/>
-          <w:right w:color="auto" w:space="0" w:sz="0" w:val="none"/>
-          <w:between w:color="auto" w:space="0" w:sz="0" w:val="none"/>
-        </w:pBdr>
-        <w:spacing w:after="0" w:afterAutospacing="0" w:before="0" w:beforeAutospacing="0" w:lineRule="auto"/>
-        <w:ind w:left="1440" w:hanging="360"/>
-        <w:rPr>
-          <w:sz w:val="24"/>
-          <w:szCs w:val="24"/>
-        </w:rPr>
-      </w:pPr>
-      <w:r>
-        <w:rPr>
-          <w:rFonts w:ascii="Roboto Mono" w:cs="Roboto Mono" w:eastAsia="Roboto Mono" w:hAnsi="Roboto Mono"/>
-          <w:color w:val="188038"/>
-          <w:sz w:val="24"/>
-          <w:szCs w:val="24"/>
-          <w:rtl w:val="0"/>
-        </w:rPr>
-        <w:t xml:space="preserve">is_holiday_mx</w:t>
-      </w:r>
-      <w:r>
-        <w:rPr>
-          <w:sz w:val="24"/>
-          <w:szCs w:val="24"/>
-          <w:rtl w:val="0"/>
-        </w:rPr>
-        <w:t xml:space="preserve">, </w:t>
-      </w:r>
-      <w:r>
-        <w:rPr>
-          <w:rFonts w:ascii="Roboto Mono" w:cs="Roboto Mono" w:eastAsia="Roboto Mono" w:hAnsi="Roboto Mono"/>
-          <w:color w:val="188038"/>
-          <w:sz w:val="24"/>
-          <w:szCs w:val="24"/>
-          <w:rtl w:val="0"/>
-        </w:rPr>
-        <w:t xml:space="preserve">near_payday_*</w:t>
-        <w:br w:type="textWrapping"/>
-      </w:r>
-    </w:p>
-    <w:p>
-      <w:pPr>
-        <w:numPr>
-          <w:ilvl w:val="1"/>
-          <w:numId w:val="7"/>
-        </w:numPr>
-        <w:pBdr>
-          <w:top w:color="auto" w:space="0" w:sz="0" w:val="none"/>
-          <w:bottom w:color="auto" w:space="0" w:sz="0" w:val="none"/>
-          <w:right w:color="auto" w:space="0" w:sz="0" w:val="none"/>
-          <w:between w:color="auto" w:space="0" w:sz="0" w:val="none"/>
-        </w:pBdr>
-        <w:spacing w:after="0" w:afterAutospacing="0" w:before="0" w:beforeAutospacing="0" w:lineRule="auto"/>
-        <w:ind w:left="1440" w:hanging="360"/>
-        <w:rPr>
-          <w:sz w:val="24"/>
-          <w:szCs w:val="24"/>
-        </w:rPr>
-      </w:pPr>
-      <w:r>
-        <w:rPr>
-          <w:rFonts w:ascii="Roboto Mono" w:cs="Roboto Mono" w:eastAsia="Roboto Mono" w:hAnsi="Roboto Mono"/>
-          <w:color w:val="188038"/>
-          <w:sz w:val="24"/>
-          <w:szCs w:val="24"/>
-          <w:rtl w:val="0"/>
-        </w:rPr>
-        <w:t xml:space="preserve">gender_bin</w:t>
-      </w:r>
-      <w:r>
-        <w:rPr>
-          <w:sz w:val="24"/>
-          <w:szCs w:val="24"/>
-          <w:rtl w:val="0"/>
-        </w:rPr>
-        <w:t xml:space="preserve">, </w:t>
-      </w:r>
-      <w:r>
-        <w:rPr>
-          <w:rFonts w:ascii="Roboto Mono" w:cs="Roboto Mono" w:eastAsia="Roboto Mono" w:hAnsi="Roboto Mono"/>
-          <w:color w:val="188038"/>
-          <w:sz w:val="24"/>
-          <w:szCs w:val="24"/>
-          <w:rtl w:val="0"/>
-        </w:rPr>
-        <w:t xml:space="preserve">user_type_tri</w:t>
-      </w:r>
-      <w:r>
-        <w:rPr>
-          <w:sz w:val="24"/>
-          <w:szCs w:val="24"/>
-          <w:rtl w:val="0"/>
-        </w:rPr>
-        <w:t xml:space="preserve">, </w:t>
-      </w:r>
-      <w:r>
-        <w:rPr>
-          <w:rFonts w:ascii="Roboto Mono" w:cs="Roboto Mono" w:eastAsia="Roboto Mono" w:hAnsi="Roboto Mono"/>
-          <w:color w:val="188038"/>
-          <w:sz w:val="24"/>
-          <w:szCs w:val="24"/>
-          <w:rtl w:val="0"/>
-        </w:rPr>
-        <w:t xml:space="preserve">channel_detail_code</w:t>
-        <w:br w:type="textWrapping"/>
-      </w:r>
-    </w:p>
-    <w:p>
-      <w:pPr>
-        <w:numPr>
-          <w:ilvl w:val="1"/>
-          <w:numId w:val="7"/>
-        </w:numPr>
-        <w:pBdr>
-          <w:top w:color="auto" w:space="0" w:sz="0" w:val="none"/>
-          <w:bottom w:color="auto" w:space="0" w:sz="0" w:val="none"/>
-          <w:right w:color="auto" w:space="0" w:sz="0" w:val="none"/>
-          <w:between w:color="auto" w:space="0" w:sz="0" w:val="none"/>
-        </w:pBdr>
-        <w:spacing w:after="0" w:afterAutospacing="0" w:before="0" w:beforeAutospacing="0" w:lineRule="auto"/>
-        <w:ind w:left="1440" w:hanging="360"/>
-        <w:rPr>
-          <w:sz w:val="24"/>
-          <w:szCs w:val="24"/>
-        </w:rPr>
-      </w:pPr>
-      <w:r>
-        <w:rPr>
-          <w:rFonts w:ascii="Roboto Mono" w:cs="Roboto Mono" w:eastAsia="Roboto Mono" w:hAnsi="Roboto Mono"/>
-          <w:color w:val="188038"/>
-          <w:sz w:val="24"/>
-          <w:szCs w:val="24"/>
-          <w:rtl w:val="0"/>
-        </w:rPr>
-        <w:t xml:space="preserve">birth_bucket</w:t>
-      </w:r>
-      <w:r>
-        <w:rPr>
-          <w:sz w:val="24"/>
-          <w:szCs w:val="24"/>
-          <w:rtl w:val="0"/>
-        </w:rPr>
-        <w:t xml:space="preserve">, </w:t>
-      </w:r>
-      <w:r>
-        <w:rPr>
-          <w:rFonts w:ascii="Roboto Mono" w:cs="Roboto Mono" w:eastAsia="Roboto Mono" w:hAnsi="Roboto Mono"/>
-          <w:color w:val="188038"/>
-          <w:sz w:val="24"/>
-          <w:szCs w:val="24"/>
-          <w:rtl w:val="0"/>
-        </w:rPr>
-        <w:t xml:space="preserve">age_years</w:t>
-        <w:br w:type="textWrapping"/>
-      </w:r>
-    </w:p>
-    <w:p>
-      <w:pPr>
-        <w:numPr>
-          <w:ilvl w:val="1"/>
-          <w:numId w:val="7"/>
-        </w:numPr>
-        <w:pBdr>
-          <w:top w:color="auto" w:space="0" w:sz="0" w:val="none"/>
-          <w:bottom w:color="auto" w:space="0" w:sz="0" w:val="none"/>
-          <w:right w:color="auto" w:space="0" w:sz="0" w:val="none"/>
-          <w:between w:color="auto" w:space="0" w:sz="0" w:val="none"/>
-        </w:pBdr>
-        <w:spacing w:after="0" w:afterAutospacing="0" w:before="0" w:beforeAutospacing="0" w:lineRule="auto"/>
-        <w:ind w:left="1440" w:hanging="360"/>
-        <w:rPr>
-          <w:sz w:val="24"/>
-          <w:szCs w:val="24"/>
-        </w:rPr>
-      </w:pPr>
-      <w:r>
-        <w:rPr>
-          <w:rFonts w:ascii="Roboto Mono" w:cs="Roboto Mono" w:eastAsia="Roboto Mono" w:hAnsi="Roboto Mono"/>
-          <w:color w:val="188038"/>
-          <w:sz w:val="24"/>
-          <w:szCs w:val="24"/>
-          <w:rtl w:val="0"/>
-        </w:rPr>
-        <w:t xml:space="preserve">phn_confir</w:t>
-      </w:r>
-      <w:r>
-        <w:rPr>
-          <w:sz w:val="24"/>
-          <w:szCs w:val="24"/>
-          <w:rtl w:val="0"/>
-        </w:rPr>
-        <w:t xml:space="preserve">, </w:t>
-      </w:r>
-      <w:r>
-        <w:rPr>
-          <w:rFonts w:ascii="Roboto Mono" w:cs="Roboto Mono" w:eastAsia="Roboto Mono" w:hAnsi="Roboto Mono"/>
-          <w:color w:val="188038"/>
-          <w:sz w:val="24"/>
-          <w:szCs w:val="24"/>
-          <w:rtl w:val="0"/>
-        </w:rPr>
-        <w:t xml:space="preserve">email_confir</w:t>
-        <w:br w:type="textWrapping"/>
-      </w:r>
-    </w:p>
-    <w:p>
-      <w:pPr>
-        <w:numPr>
-          <w:ilvl w:val="1"/>
-          <w:numId w:val="7"/>
-        </w:numPr>
-        <w:pBdr>
-          <w:top w:color="auto" w:space="0" w:sz="0" w:val="none"/>
-          <w:bottom w:color="auto" w:space="0" w:sz="0" w:val="none"/>
-          <w:right w:color="auto" w:space="0" w:sz="0" w:val="none"/>
-          <w:between w:color="auto" w:space="0" w:sz="0" w:val="none"/>
-        </w:pBdr>
-        <w:spacing w:after="0" w:afterAutospacing="0" w:before="0" w:beforeAutospacing="0" w:lineRule="auto"/>
-        <w:ind w:left="1440" w:hanging="360"/>
-        <w:rPr>
-          <w:sz w:val="24"/>
-          <w:szCs w:val="24"/>
-        </w:rPr>
-      </w:pPr>
-      <w:r>
-        <w:rPr>
-          <w:rFonts w:ascii="Roboto Mono" w:cs="Roboto Mono" w:eastAsia="Roboto Mono" w:hAnsi="Roboto Mono"/>
-          <w:color w:val="188038"/>
-          <w:sz w:val="24"/>
-          <w:szCs w:val="24"/>
-          <w:rtl w:val="0"/>
-        </w:rPr>
-        <w:t xml:space="preserve">card_linked_before_signup</w:t>
-      </w:r>
-      <w:r>
-        <w:rPr>
-          <w:sz w:val="24"/>
-          <w:szCs w:val="24"/>
-          <w:rtl w:val="0"/>
-        </w:rPr>
-        <w:t xml:space="preserve">, </w:t>
-      </w:r>
-      <w:r>
-        <w:rPr>
-          <w:rFonts w:ascii="Roboto Mono" w:cs="Roboto Mono" w:eastAsia="Roboto Mono" w:hAnsi="Roboto Mono"/>
-          <w:color w:val="188038"/>
-          <w:sz w:val="24"/>
-          <w:szCs w:val="24"/>
-          <w:rtl w:val="0"/>
-        </w:rPr>
-        <w:t xml:space="preserve">card_linked_lag_days</w:t>
-        <w:br w:type="textWrapping"/>
-      </w:r>
-    </w:p>
-    <w:p>
-      <w:pPr>
-        <w:numPr>
-          <w:ilvl w:val="0"/>
-          <w:numId w:val="7"/>
-        </w:numPr>
-        <w:pBdr>
-          <w:top w:color="auto" w:space="0" w:sz="0" w:val="none"/>
-          <w:bottom w:color="auto" w:space="0" w:sz="0" w:val="none"/>
-          <w:right w:color="auto" w:space="0" w:sz="0" w:val="none"/>
-          <w:between w:color="auto" w:space="0" w:sz="0" w:val="none"/>
-        </w:pBdr>
-        <w:spacing w:after="240" w:before="0" w:beforeAutospacing="0" w:lineRule="auto"/>
-        <w:ind w:left="720" w:hanging="360"/>
-        <w:rPr>
-          <w:sz w:val="24"/>
-          <w:szCs w:val="24"/>
-        </w:rPr>
-      </w:pPr>
-      <w:r>
-        <w:rPr>
-          <w:sz w:val="24"/>
-          <w:szCs w:val="24"/>
-          <w:rtl w:val="0"/>
-        </w:rPr>
-        <w:t xml:space="preserve">Normalización numérica con </w:t>
-      </w:r>
-      <w:r>
-        <w:rPr>
-          <w:rFonts w:ascii="Roboto Mono" w:cs="Roboto Mono" w:eastAsia="Roboto Mono" w:hAnsi="Roboto Mono"/>
-          <w:b w:val="1"/>
-          <w:bCs w:val="1"/>
-          <w:color w:val="188038"/>
-          <w:sz w:val="24"/>
-          <w:szCs w:val="24"/>
-          <w:rtl w:val="0"/>
-        </w:rPr>
-        <w:t xml:space="preserve">RobustScaler</w:t>
-      </w:r>
-      <w:r>
-        <w:rPr>
-          <w:sz w:val="24"/>
-          <w:szCs w:val="24"/>
-          <w:rtl w:val="0"/>
-        </w:rPr>
-        <w:t xml:space="preserve"> (se entrena en </w:t>
-      </w:r>
-      <w:r>
-        <w:rPr>
-          <w:rFonts w:ascii="Roboto Mono" w:cs="Roboto Mono" w:eastAsia="Roboto Mono" w:hAnsi="Roboto Mono"/>
-          <w:color w:val="188038"/>
-          <w:sz w:val="24"/>
-          <w:szCs w:val="24"/>
-          <w:rtl w:val="0"/>
-        </w:rPr>
-        <w:t xml:space="preserve">fit()</w:t>
-      </w:r>
-      <w:r>
-        <w:rPr>
-          <w:sz w:val="24"/>
-          <w:szCs w:val="24"/>
-          <w:rtl w:val="0"/>
-        </w:rPr>
-        <w:t xml:space="preserve"> y se aplica en </w:t>
-      </w:r>
-      <w:r>
-        <w:rPr>
-          <w:rFonts w:ascii="Roboto Mono" w:cs="Roboto Mono" w:eastAsia="Roboto Mono" w:hAnsi="Roboto Mono"/>
-          <w:color w:val="188038"/>
-          <w:sz w:val="24"/>
-          <w:szCs w:val="24"/>
-          <w:rtl w:val="0"/>
-        </w:rPr>
-        <w:t xml:space="preserve">transform()</w:t>
-      </w:r>
-      <w:r>
-        <w:rPr>
-          <w:sz w:val="24"/>
-          <w:szCs w:val="24"/>
-          <w:rtl w:val="0"/>
-        </w:rPr>
-        <w:t xml:space="preserve">)</w:t>
-        <w:br w:type="textWrapping"/>
-      </w:r>
-    </w:p>
-    <w:p>
-      <w:pPr>
-        <w:pBdr>
-          <w:top w:color="auto" w:space="0" w:sz="0" w:val="none"/>
-          <w:bottom w:color="auto" w:space="0" w:sz="0" w:val="none"/>
-          <w:right w:color="auto" w:space="0" w:sz="0" w:val="none"/>
-          <w:between w:color="auto" w:space="0" w:sz="0" w:val="none"/>
-        </w:pBdr>
-        <w:spacing w:after="240" w:before="240" w:lineRule="auto"/>
-        <w:rPr>
-          <w:b w:val="1"/>
-          <w:bCs w:val="1"/>
-          <w:sz w:val="24"/>
-          <w:szCs w:val="24"/>
-        </w:rPr>
-      </w:pPr>
-      <w:r>
-        <w:rPr>
-          <w:b w:val="1"/>
-          <w:bCs w:val="1"/>
-          <w:sz w:val="24"/>
-          <w:szCs w:val="24"/>
-          <w:rtl w:val="0"/>
-        </w:rPr>
-        <w:t xml:space="preserve">Artefacto que se debe persistir en prod (sí o sí):</w:t>
-      </w:r>
-    </w:p>
-    <w:p>
-      <w:pPr>
-        <w:numPr>
-          <w:ilvl w:val="0"/>
-          <w:numId w:val="6"/>
-        </w:numPr>
-        <w:pBdr>
-          <w:top w:color="auto" w:space="0" w:sz="0" w:val="none"/>
-          <w:bottom w:color="auto" w:space="0" w:sz="0" w:val="none"/>
-          <w:right w:color="auto" w:space="0" w:sz="0" w:val="none"/>
-          <w:between w:color="auto" w:space="0" w:sz="0" w:val="none"/>
-        </w:pBdr>
-        <w:spacing w:after="240" w:before="240" w:lineRule="auto"/>
-        <w:ind w:left="720" w:hanging="360"/>
-        <w:rPr>
-          <w:sz w:val="24"/>
-          <w:szCs w:val="24"/>
-        </w:rPr>
-      </w:pPr>
-      <w:r>
-        <w:rPr>
-          <w:rFonts w:ascii="Roboto Mono" w:cs="Roboto Mono" w:eastAsia="Roboto Mono" w:hAnsi="Roboto Mono"/>
-          <w:color w:val="188038"/>
-          <w:sz w:val="24"/>
-          <w:szCs w:val="24"/>
-          <w:rtl w:val="0"/>
-        </w:rPr>
-        <w:t xml:space="preserve">FeatureBuilder</w:t>
-      </w:r>
-      <w:r>
-        <w:rPr>
-          <w:sz w:val="24"/>
-          <w:szCs w:val="24"/>
-          <w:rtl w:val="0"/>
-        </w:rPr>
-        <w:t xml:space="preserve"> ya </w:t>
-      </w:r>
-      <w:r>
-        <w:rPr>
-          <w:b w:val="1"/>
-          <w:bCs w:val="1"/>
-          <w:sz w:val="24"/>
-          <w:szCs w:val="24"/>
-          <w:rtl w:val="0"/>
-        </w:rPr>
-        <w:t xml:space="preserve">fiteado</w:t>
-      </w:r>
-      <w:r>
-        <w:rPr>
-          <w:sz w:val="24"/>
-          <w:szCs w:val="24"/>
-          <w:rtl w:val="0"/>
-        </w:rPr>
-        <w:t xml:space="preserve"> (incluye </w:t>
-      </w:r>
-      <w:r>
-        <w:rPr>
-          <w:rFonts w:ascii="Roboto Mono" w:cs="Roboto Mono" w:eastAsia="Roboto Mono" w:hAnsi="Roboto Mono"/>
-          <w:color w:val="188038"/>
-          <w:sz w:val="24"/>
-          <w:szCs w:val="24"/>
-          <w:rtl w:val="0"/>
-        </w:rPr>
-        <w:t xml:space="preserve">ohe_states_</w:t>
-      </w:r>
-      <w:r>
-        <w:rPr>
-          <w:sz w:val="24"/>
-          <w:szCs w:val="24"/>
-          <w:rtl w:val="0"/>
-        </w:rPr>
-        <w:t xml:space="preserve">, </w:t>
-      </w:r>
-      <w:r>
-        <w:rPr>
-          <w:rFonts w:ascii="Roboto Mono" w:cs="Roboto Mono" w:eastAsia="Roboto Mono" w:hAnsi="Roboto Mono"/>
-          <w:color w:val="188038"/>
-          <w:sz w:val="24"/>
-          <w:szCs w:val="24"/>
-          <w:rtl w:val="0"/>
-        </w:rPr>
-        <w:t xml:space="preserve">numeric_cols_</w:t>
-      </w:r>
-      <w:r>
-        <w:rPr>
-          <w:sz w:val="24"/>
-          <w:szCs w:val="24"/>
-          <w:rtl w:val="0"/>
-        </w:rPr>
-        <w:t xml:space="preserve">, </w:t>
-      </w:r>
-      <w:r>
-        <w:rPr>
-          <w:rFonts w:ascii="Roboto Mono" w:cs="Roboto Mono" w:eastAsia="Roboto Mono" w:hAnsi="Roboto Mono"/>
-          <w:color w:val="188038"/>
-          <w:sz w:val="24"/>
-          <w:szCs w:val="24"/>
-          <w:rtl w:val="0"/>
-        </w:rPr>
-        <w:t xml:space="preserve">scaler_</w:t>
-      </w:r>
-      <w:r>
-        <w:rPr>
-          <w:sz w:val="24"/>
-          <w:szCs w:val="24"/>
-          <w:rtl w:val="0"/>
-        </w:rPr>
-        <w:t xml:space="preserve">)</w:t>
-      </w:r>
-    </w:p>
-    <w:p>
-      <w:pPr>
-        <w:pBdr>
-          <w:top w:color="auto" w:space="0" w:sz="0" w:val="none"/>
-          <w:bottom w:color="auto" w:space="0" w:sz="0" w:val="none"/>
-          <w:right w:color="auto" w:space="0" w:sz="0" w:val="none"/>
-          <w:between w:color="auto" w:space="0" w:sz="0" w:val="none"/>
-        </w:pBdr>
-        <w:spacing w:after="240" w:before="240" w:lineRule="auto"/>
-        <w:ind w:left="720" w:firstLine="0"/>
-        <w:rPr>
-          <w:sz w:val="24"/>
-          <w:szCs w:val="24"/>
-        </w:rPr>
-      </w:pPr>
-      <w:r>
-        <w:rPr>
-          <w:rtl w:val="0"/>
-        </w:rPr>
-      </w:r>
-    </w:p>
-    <w:p>
-      <w:pPr>
-        <w:numPr>
-          <w:ilvl w:val="0"/>
-          <w:numId w:val="11"/>
-        </w:numPr>
-        <w:pBdr>
-          <w:top w:color="auto" w:space="0" w:sz="0" w:val="none"/>
-          <w:bottom w:color="auto" w:space="0" w:sz="0" w:val="none"/>
-          <w:right w:color="auto" w:space="0" w:sz="0" w:val="none"/>
-          <w:between w:color="auto" w:space="0" w:sz="0" w:val="none"/>
+          <w:top w:color="000000" w:space="0" w:sz="0" w:val="none"/>
+          <w:bottom w:color="000000" w:space="0" w:sz="0" w:val="none"/>
+          <w:right w:color="000000" w:space="0" w:sz="0" w:val="none"/>
+          <w:between w:color="000000" w:space="0" w:sz="0" w:val="none"/>
         </w:pBdr>
         <w:ind w:left="1080" w:hanging="360"/>
         <w:rPr>
@@ -2715,14 +2905,19 @@
         </w:rPr>
         <w:t xml:space="preserve">Objetos del modelo o los modelos </w:t>
       </w:r>
-    </w:p>
-    <w:p>
-      <w:pPr>
-        <w:pBdr>
-          <w:top w:color="auto" w:space="0" w:sz="0" w:val="none"/>
-          <w:bottom w:color="auto" w:space="0" w:sz="0" w:val="none"/>
-          <w:right w:color="auto" w:space="0" w:sz="0" w:val="none"/>
-          <w:between w:color="auto" w:space="0" w:sz="0" w:val="none"/>
+      <w:r>
+        <w:rPr>
+          <w:rtl w:val="0"/>
+        </w:rPr>
+      </w:r>
+    </w:p>
+    <w:p>
+      <w:pPr>
+        <w:pBdr>
+          <w:top w:color="000000" w:space="0" w:sz="0" w:val="none"/>
+          <w:bottom w:color="000000" w:space="0" w:sz="0" w:val="none"/>
+          <w:right w:color="000000" w:space="0" w:sz="0" w:val="none"/>
+          <w:between w:color="000000" w:space="0" w:sz="0" w:val="none"/>
         </w:pBdr>
         <w:spacing w:after="240" w:before="240" w:lineRule="auto"/>
         <w:ind w:left="0" w:firstLine="0"/>
@@ -2743,10 +2938,10 @@
     <w:p>
       <w:pPr>
         <w:pBdr>
-          <w:top w:color="auto" w:space="0" w:sz="0" w:val="none"/>
-          <w:bottom w:color="auto" w:space="0" w:sz="0" w:val="none"/>
-          <w:right w:color="auto" w:space="0" w:sz="0" w:val="none"/>
-          <w:between w:color="auto" w:space="0" w:sz="0" w:val="none"/>
+          <w:top w:color="000000" w:space="0" w:sz="0" w:val="none"/>
+          <w:bottom w:color="000000" w:space="0" w:sz="0" w:val="none"/>
+          <w:right w:color="000000" w:space="0" w:sz="0" w:val="none"/>
+          <w:between w:color="000000" w:space="0" w:sz="0" w:val="none"/>
         </w:pBdr>
         <w:spacing w:after="240" w:before="240" w:lineRule="auto"/>
         <w:rPr>
@@ -2766,10 +2961,10 @@
     <w:p>
       <w:pPr>
         <w:pBdr>
-          <w:top w:color="auto" w:space="0" w:sz="0" w:val="none"/>
-          <w:bottom w:color="auto" w:space="0" w:sz="0" w:val="none"/>
-          <w:right w:color="auto" w:space="0" w:sz="0" w:val="none"/>
-          <w:between w:color="auto" w:space="0" w:sz="0" w:val="none"/>
+          <w:top w:color="000000" w:space="0" w:sz="0" w:val="none"/>
+          <w:bottom w:color="000000" w:space="0" w:sz="0" w:val="none"/>
+          <w:right w:color="000000" w:space="0" w:sz="0" w:val="none"/>
+          <w:between w:color="000000" w:space="0" w:sz="0" w:val="none"/>
         </w:pBdr>
         <w:spacing w:after="240" w:before="240" w:lineRule="auto"/>
         <w:rPr>
@@ -2789,10 +2984,10 @@
     <w:p>
       <w:pPr>
         <w:pBdr>
-          <w:top w:color="auto" w:space="0" w:sz="0" w:val="none"/>
-          <w:bottom w:color="auto" w:space="0" w:sz="0" w:val="none"/>
-          <w:right w:color="auto" w:space="0" w:sz="0" w:val="none"/>
-          <w:between w:color="auto" w:space="0" w:sz="0" w:val="none"/>
+          <w:top w:color="000000" w:space="0" w:sz="0" w:val="none"/>
+          <w:bottom w:color="000000" w:space="0" w:sz="0" w:val="none"/>
+          <w:right w:color="000000" w:space="0" w:sz="0" w:val="none"/>
+          <w:between w:color="000000" w:space="0" w:sz="0" w:val="none"/>
         </w:pBdr>
         <w:spacing w:after="240" w:before="240" w:lineRule="auto"/>
         <w:rPr>
@@ -2812,10 +3007,10 @@
     <w:p>
       <w:pPr>
         <w:pBdr>
-          <w:top w:color="auto" w:space="0" w:sz="0" w:val="none"/>
-          <w:bottom w:color="auto" w:space="0" w:sz="0" w:val="none"/>
-          <w:right w:color="auto" w:space="0" w:sz="0" w:val="none"/>
-          <w:between w:color="auto" w:space="0" w:sz="0" w:val="none"/>
+          <w:top w:color="000000" w:space="0" w:sz="0" w:val="none"/>
+          <w:bottom w:color="000000" w:space="0" w:sz="0" w:val="none"/>
+          <w:right w:color="000000" w:space="0" w:sz="0" w:val="none"/>
+          <w:between w:color="000000" w:space="0" w:sz="0" w:val="none"/>
         </w:pBdr>
         <w:spacing w:after="240" w:before="240" w:lineRule="auto"/>
         <w:rPr>
@@ -2835,10 +3030,10 @@
     <w:p>
       <w:pPr>
         <w:pBdr>
-          <w:top w:color="auto" w:space="0" w:sz="0" w:val="none"/>
-          <w:bottom w:color="auto" w:space="0" w:sz="0" w:val="none"/>
-          <w:right w:color="auto" w:space="0" w:sz="0" w:val="none"/>
-          <w:between w:color="auto" w:space="0" w:sz="0" w:val="none"/>
+          <w:top w:color="000000" w:space="0" w:sz="0" w:val="none"/>
+          <w:bottom w:color="000000" w:space="0" w:sz="0" w:val="none"/>
+          <w:right w:color="000000" w:space="0" w:sz="0" w:val="none"/>
+          <w:between w:color="000000" w:space="0" w:sz="0" w:val="none"/>
         </w:pBdr>
         <w:spacing w:after="240" w:before="240" w:lineRule="auto"/>
         <w:rPr>
@@ -2858,10 +3053,10 @@
     <w:p>
       <w:pPr>
         <w:pBdr>
-          <w:top w:color="auto" w:space="0" w:sz="0" w:val="none"/>
-          <w:bottom w:color="auto" w:space="0" w:sz="0" w:val="none"/>
-          <w:right w:color="auto" w:space="0" w:sz="0" w:val="none"/>
-          <w:between w:color="auto" w:space="0" w:sz="0" w:val="none"/>
+          <w:top w:color="000000" w:space="0" w:sz="0" w:val="none"/>
+          <w:bottom w:color="000000" w:space="0" w:sz="0" w:val="none"/>
+          <w:right w:color="000000" w:space="0" w:sz="0" w:val="none"/>
+          <w:between w:color="000000" w:space="0" w:sz="0" w:val="none"/>
         </w:pBdr>
         <w:spacing w:after="240" w:before="240" w:lineRule="auto"/>
         <w:rPr>
@@ -2881,10 +3076,10 @@
     <w:p>
       <w:pPr>
         <w:pBdr>
-          <w:top w:color="auto" w:space="0" w:sz="0" w:val="none"/>
-          <w:bottom w:color="auto" w:space="0" w:sz="0" w:val="none"/>
-          <w:right w:color="auto" w:space="0" w:sz="0" w:val="none"/>
-          <w:between w:color="auto" w:space="0" w:sz="0" w:val="none"/>
+          <w:top w:color="000000" w:space="0" w:sz="0" w:val="none"/>
+          <w:bottom w:color="000000" w:space="0" w:sz="0" w:val="none"/>
+          <w:right w:color="000000" w:space="0" w:sz="0" w:val="none"/>
+          <w:between w:color="000000" w:space="0" w:sz="0" w:val="none"/>
         </w:pBdr>
         <w:spacing w:after="240" w:before="240" w:lineRule="auto"/>
         <w:rPr>
@@ -2904,10 +3099,10 @@
     <w:p>
       <w:pPr>
         <w:pBdr>
-          <w:top w:color="auto" w:space="0" w:sz="0" w:val="none"/>
-          <w:bottom w:color="auto" w:space="0" w:sz="0" w:val="none"/>
-          <w:right w:color="auto" w:space="0" w:sz="0" w:val="none"/>
-          <w:between w:color="auto" w:space="0" w:sz="0" w:val="none"/>
+          <w:top w:color="000000" w:space="0" w:sz="0" w:val="none"/>
+          <w:bottom w:color="000000" w:space="0" w:sz="0" w:val="none"/>
+          <w:right w:color="000000" w:space="0" w:sz="0" w:val="none"/>
+          <w:between w:color="000000" w:space="0" w:sz="0" w:val="none"/>
         </w:pBdr>
         <w:spacing w:after="240" w:before="240" w:lineRule="auto"/>
         <w:rPr>
@@ -2935,10 +3130,10 @@
           <w:numId w:val="1"/>
         </w:numPr>
         <w:pBdr>
-          <w:top w:color="auto" w:space="0" w:sz="0" w:val="none"/>
-          <w:bottom w:color="auto" w:space="0" w:sz="0" w:val="none"/>
-          <w:right w:color="auto" w:space="0" w:sz="0" w:val="none"/>
-          <w:between w:color="auto" w:space="0" w:sz="0" w:val="none"/>
+          <w:top w:color="000000" w:space="0" w:sz="0" w:val="none"/>
+          <w:bottom w:color="000000" w:space="0" w:sz="0" w:val="none"/>
+          <w:right w:color="000000" w:space="0" w:sz="0" w:val="none"/>
+          <w:between w:color="000000" w:space="0" w:sz="0" w:val="none"/>
         </w:pBdr>
         <w:spacing w:after="240" w:before="240" w:lineRule="auto"/>
         <w:ind w:left="720" w:hanging="360"/>
@@ -2973,10 +3168,10 @@
         <w:keepNext w:val="0"/>
         <w:keepLines w:val="0"/>
         <w:pBdr>
-          <w:top w:color="auto" w:space="0" w:sz="0" w:val="none"/>
-          <w:bottom w:color="auto" w:space="0" w:sz="0" w:val="none"/>
-          <w:right w:color="auto" w:space="0" w:sz="0" w:val="none"/>
-          <w:between w:color="auto" w:space="0" w:sz="0" w:val="none"/>
+          <w:top w:color="000000" w:space="0" w:sz="0" w:val="none"/>
+          <w:bottom w:color="000000" w:space="0" w:sz="0" w:val="none"/>
+          <w:right w:color="000000" w:space="0" w:sz="0" w:val="none"/>
+          <w:between w:color="000000" w:space="0" w:sz="0" w:val="none"/>
         </w:pBdr>
         <w:spacing w:before="280" w:lineRule="auto"/>
         <w:rPr>
@@ -2987,7 +3182,7 @@
           <w:szCs w:val="26"/>
         </w:rPr>
       </w:pPr>
-      <w:bookmarkStart w:colFirst="0" w:colLast="0" w:name="_cbcjwdb7edpp" w:id="0"/>
+      <w:bookmarkStart w:colFirst="0" w:colLast="0" w:name="_heading=h.jp6j41mdwkdc" w:id="0"/>
       <w:bookmarkEnd w:id="0"/>
       <w:r>
         <w:rPr>
@@ -3004,10 +3199,10 @@
     <w:p>
       <w:pPr>
         <w:pBdr>
-          <w:top w:color="auto" w:space="0" w:sz="0" w:val="none"/>
-          <w:bottom w:color="auto" w:space="0" w:sz="0" w:val="none"/>
-          <w:right w:color="auto" w:space="0" w:sz="0" w:val="none"/>
-          <w:between w:color="auto" w:space="0" w:sz="0" w:val="none"/>
+          <w:top w:color="000000" w:space="0" w:sz="0" w:val="none"/>
+          <w:bottom w:color="000000" w:space="0" w:sz="0" w:val="none"/>
+          <w:right w:color="000000" w:space="0" w:sz="0" w:val="none"/>
+          <w:between w:color="000000" w:space="0" w:sz="0" w:val="none"/>
         </w:pBdr>
         <w:spacing w:after="240" w:before="240" w:lineRule="auto"/>
         <w:rPr>
@@ -3028,15 +3223,15 @@
       <w:pPr>
         <w:numPr>
           <w:ilvl w:val="0"/>
-          <w:numId w:val="12"/>
+          <w:numId w:val="4"/>
         </w:numPr>
         <w:pBdr>
-          <w:top w:color="auto" w:space="0" w:sz="0" w:val="none"/>
-          <w:bottom w:color="auto" w:space="0" w:sz="0" w:val="none"/>
-          <w:right w:color="auto" w:space="0" w:sz="0" w:val="none"/>
-          <w:between w:color="auto" w:space="0" w:sz="0" w:val="none"/>
-        </w:pBdr>
-        <w:spacing w:after="0" w:afterAutospacing="0" w:before="240" w:lineRule="auto"/>
+          <w:top w:color="000000" w:space="0" w:sz="0" w:val="none"/>
+          <w:bottom w:color="000000" w:space="0" w:sz="0" w:val="none"/>
+          <w:right w:color="000000" w:space="0" w:sz="0" w:val="none"/>
+          <w:between w:color="000000" w:space="0" w:sz="0" w:val="none"/>
+        </w:pBdr>
+        <w:spacing w:after="0" w:before="240" w:lineRule="auto"/>
         <w:ind w:left="720" w:hanging="360"/>
         <w:rPr>
           <w:sz w:val="24"/>
@@ -3054,20 +3249,25 @@
         <w:t xml:space="preserve">joblib.load(feature_builder.pkl)</w:t>
         <w:br w:type="textWrapping"/>
       </w:r>
+      <w:r>
+        <w:rPr>
+          <w:rtl w:val="0"/>
+        </w:rPr>
+      </w:r>
     </w:p>
     <w:p>
       <w:pPr>
         <w:numPr>
           <w:ilvl w:val="0"/>
-          <w:numId w:val="12"/>
+          <w:numId w:val="4"/>
         </w:numPr>
         <w:pBdr>
-          <w:top w:color="auto" w:space="0" w:sz="0" w:val="none"/>
-          <w:bottom w:color="auto" w:space="0" w:sz="0" w:val="none"/>
-          <w:right w:color="auto" w:space="0" w:sz="0" w:val="none"/>
-          <w:between w:color="auto" w:space="0" w:sz="0" w:val="none"/>
-        </w:pBdr>
-        <w:spacing w:after="0" w:afterAutospacing="0" w:before="0" w:beforeAutospacing="0" w:lineRule="auto"/>
+          <w:top w:color="000000" w:space="0" w:sz="0" w:val="none"/>
+          <w:bottom w:color="000000" w:space="0" w:sz="0" w:val="none"/>
+          <w:right w:color="000000" w:space="0" w:sz="0" w:val="none"/>
+          <w:between w:color="000000" w:space="0" w:sz="0" w:val="none"/>
+        </w:pBdr>
+        <w:spacing w:after="0" w:before="0" w:lineRule="auto"/>
         <w:ind w:left="720" w:hanging="360"/>
         <w:rPr>
           <w:sz w:val="24"/>
@@ -3085,20 +3285,25 @@
         <w:t xml:space="preserve">joblib.load(model_5tx.pkl)</w:t>
         <w:br w:type="textWrapping"/>
       </w:r>
+      <w:r>
+        <w:rPr>
+          <w:rtl w:val="0"/>
+        </w:rPr>
+      </w:r>
     </w:p>
     <w:p>
       <w:pPr>
         <w:numPr>
           <w:ilvl w:val="0"/>
-          <w:numId w:val="12"/>
+          <w:numId w:val="4"/>
         </w:numPr>
         <w:pBdr>
-          <w:top w:color="auto" w:space="0" w:sz="0" w:val="none"/>
-          <w:bottom w:color="auto" w:space="0" w:sz="0" w:val="none"/>
-          <w:right w:color="auto" w:space="0" w:sz="0" w:val="none"/>
-          <w:between w:color="auto" w:space="0" w:sz="0" w:val="none"/>
-        </w:pBdr>
-        <w:spacing w:after="0" w:afterAutospacing="0" w:before="0" w:beforeAutospacing="0" w:lineRule="auto"/>
+          <w:top w:color="000000" w:space="0" w:sz="0" w:val="none"/>
+          <w:bottom w:color="000000" w:space="0" w:sz="0" w:val="none"/>
+          <w:right w:color="000000" w:space="0" w:sz="0" w:val="none"/>
+          <w:between w:color="000000" w:space="0" w:sz="0" w:val="none"/>
+        </w:pBdr>
+        <w:spacing w:after="0" w:before="0" w:lineRule="auto"/>
         <w:ind w:left="720" w:hanging="360"/>
         <w:rPr>
           <w:sz w:val="24"/>
@@ -3116,20 +3321,25 @@
         <w:t xml:space="preserve">X = fb.transform(df_input).X</w:t>
         <w:br w:type="textWrapping"/>
       </w:r>
+      <w:r>
+        <w:rPr>
+          <w:rtl w:val="0"/>
+        </w:rPr>
+      </w:r>
     </w:p>
     <w:p>
       <w:pPr>
         <w:numPr>
           <w:ilvl w:val="0"/>
-          <w:numId w:val="12"/>
+          <w:numId w:val="4"/>
         </w:numPr>
         <w:pBdr>
-          <w:top w:color="auto" w:space="0" w:sz="0" w:val="none"/>
-          <w:bottom w:color="auto" w:space="0" w:sz="0" w:val="none"/>
-          <w:right w:color="auto" w:space="0" w:sz="0" w:val="none"/>
-          <w:between w:color="auto" w:space="0" w:sz="0" w:val="none"/>
-        </w:pBdr>
-        <w:spacing w:after="0" w:afterAutospacing="0" w:before="0" w:beforeAutospacing="0" w:lineRule="auto"/>
+          <w:top w:color="000000" w:space="0" w:sz="0" w:val="none"/>
+          <w:bottom w:color="000000" w:space="0" w:sz="0" w:val="none"/>
+          <w:right w:color="000000" w:space="0" w:sz="0" w:val="none"/>
+          <w:between w:color="000000" w:space="0" w:sz="0" w:val="none"/>
+        </w:pBdr>
+        <w:spacing w:after="0" w:before="0" w:lineRule="auto"/>
         <w:ind w:left="720" w:hanging="360"/>
         <w:rPr>
           <w:sz w:val="24"/>
@@ -3147,20 +3357,25 @@
         <w:t xml:space="preserve">p = model.predict_proba(X)[:,1]</w:t>
         <w:br w:type="textWrapping"/>
       </w:r>
+      <w:r>
+        <w:rPr>
+          <w:rtl w:val="0"/>
+        </w:rPr>
+      </w:r>
     </w:p>
     <w:p>
       <w:pPr>
         <w:numPr>
           <w:ilvl w:val="0"/>
-          <w:numId w:val="12"/>
+          <w:numId w:val="4"/>
         </w:numPr>
         <w:pBdr>
-          <w:top w:color="auto" w:space="0" w:sz="0" w:val="none"/>
-          <w:bottom w:color="auto" w:space="0" w:sz="0" w:val="none"/>
-          <w:right w:color="auto" w:space="0" w:sz="0" w:val="none"/>
-          <w:between w:color="auto" w:space="0" w:sz="0" w:val="none"/>
-        </w:pBdr>
-        <w:spacing w:after="240" w:before="0" w:beforeAutospacing="0" w:lineRule="auto"/>
+          <w:top w:color="000000" w:space="0" w:sz="0" w:val="none"/>
+          <w:bottom w:color="000000" w:space="0" w:sz="0" w:val="none"/>
+          <w:right w:color="000000" w:space="0" w:sz="0" w:val="none"/>
+          <w:between w:color="000000" w:space="0" w:sz="0" w:val="none"/>
+        </w:pBdr>
+        <w:spacing w:after="240" w:before="0" w:lineRule="auto"/>
         <w:ind w:left="720" w:hanging="360"/>
         <w:rPr>
           <w:sz w:val="24"/>
@@ -3185,14 +3400,19 @@
         </w:rPr>
         <w:t xml:space="preserve">[0,1]</w:t>
       </w:r>
-    </w:p>
-    <w:p>
-      <w:pPr>
-        <w:pBdr>
-          <w:top w:color="auto" w:space="0" w:sz="0" w:val="none"/>
-          <w:bottom w:color="auto" w:space="0" w:sz="0" w:val="none"/>
-          <w:right w:color="auto" w:space="0" w:sz="0" w:val="none"/>
-          <w:between w:color="auto" w:space="0" w:sz="0" w:val="none"/>
+      <w:r>
+        <w:rPr>
+          <w:rtl w:val="0"/>
+        </w:rPr>
+      </w:r>
+    </w:p>
+    <w:p>
+      <w:pPr>
+        <w:pBdr>
+          <w:top w:color="000000" w:space="0" w:sz="0" w:val="none"/>
+          <w:bottom w:color="000000" w:space="0" w:sz="0" w:val="none"/>
+          <w:right w:color="000000" w:space="0" w:sz="0" w:val="none"/>
+          <w:between w:color="000000" w:space="0" w:sz="0" w:val="none"/>
         </w:pBdr>
         <w:spacing w:after="240" w:before="240" w:lineRule="auto"/>
         <w:rPr>
@@ -3209,10 +3429,10 @@
     <w:p>
       <w:pPr>
         <w:pBdr>
-          <w:top w:color="auto" w:space="0" w:sz="0" w:val="none"/>
-          <w:bottom w:color="auto" w:space="0" w:sz="0" w:val="none"/>
-          <w:right w:color="auto" w:space="0" w:sz="0" w:val="none"/>
-          <w:between w:color="auto" w:space="0" w:sz="0" w:val="none"/>
+          <w:top w:color="000000" w:space="0" w:sz="0" w:val="none"/>
+          <w:bottom w:color="000000" w:space="0" w:sz="0" w:val="none"/>
+          <w:right w:color="000000" w:space="0" w:sz="0" w:val="none"/>
+          <w:between w:color="000000" w:space="0" w:sz="0" w:val="none"/>
         </w:pBdr>
         <w:spacing w:after="240" w:before="240" w:lineRule="auto"/>
         <w:rPr>
@@ -3232,10 +3452,10 @@
         <w:keepNext w:val="0"/>
         <w:keepLines w:val="0"/>
         <w:pBdr>
-          <w:top w:color="auto" w:space="0" w:sz="0" w:val="none"/>
-          <w:bottom w:color="auto" w:space="0" w:sz="0" w:val="none"/>
-          <w:right w:color="auto" w:space="0" w:sz="0" w:val="none"/>
-          <w:between w:color="auto" w:space="0" w:sz="0" w:val="none"/>
+          <w:top w:color="000000" w:space="0" w:sz="0" w:val="none"/>
+          <w:bottom w:color="000000" w:space="0" w:sz="0" w:val="none"/>
+          <w:right w:color="000000" w:space="0" w:sz="0" w:val="none"/>
+          <w:between w:color="000000" w:space="0" w:sz="0" w:val="none"/>
         </w:pBdr>
         <w:spacing w:before="280" w:lineRule="auto"/>
         <w:rPr>
@@ -3246,7 +3466,7 @@
           <w:szCs w:val="26"/>
         </w:rPr>
       </w:pPr>
-      <w:bookmarkStart w:colFirst="0" w:colLast="0" w:name="_pfo14o3m4xh5" w:id="1"/>
+      <w:bookmarkStart w:colFirst="0" w:colLast="0" w:name="_heading=h.g3yzm92n769w" w:id="1"/>
       <w:bookmarkEnd w:id="1"/>
       <w:r>
         <w:rPr>
@@ -3263,10 +3483,10 @@
     <w:p>
       <w:pPr>
         <w:pBdr>
-          <w:top w:color="auto" w:space="0" w:sz="0" w:val="none"/>
-          <w:bottom w:color="auto" w:space="0" w:sz="0" w:val="none"/>
-          <w:right w:color="auto" w:space="0" w:sz="0" w:val="none"/>
-          <w:between w:color="auto" w:space="0" w:sz="0" w:val="none"/>
+          <w:top w:color="000000" w:space="0" w:sz="0" w:val="none"/>
+          <w:bottom w:color="000000" w:space="0" w:sz="0" w:val="none"/>
+          <w:right w:color="000000" w:space="0" w:sz="0" w:val="none"/>
+          <w:between w:color="000000" w:space="0" w:sz="0" w:val="none"/>
         </w:pBdr>
         <w:spacing w:after="240" w:before="240" w:lineRule="auto"/>
         <w:rPr>
@@ -3286,10 +3506,10 @@
     <w:p>
       <w:pPr>
         <w:pBdr>
-          <w:top w:color="auto" w:space="0" w:sz="0" w:val="none"/>
-          <w:bottom w:color="auto" w:space="0" w:sz="0" w:val="none"/>
-          <w:right w:color="auto" w:space="0" w:sz="0" w:val="none"/>
-          <w:between w:color="auto" w:space="0" w:sz="0" w:val="none"/>
+          <w:top w:color="000000" w:space="0" w:sz="0" w:val="none"/>
+          <w:bottom w:color="000000" w:space="0" w:sz="0" w:val="none"/>
+          <w:right w:color="000000" w:space="0" w:sz="0" w:val="none"/>
+          <w:between w:color="000000" w:space="0" w:sz="0" w:val="none"/>
         </w:pBdr>
         <w:spacing w:after="240" w:before="240" w:lineRule="auto"/>
         <w:rPr>
@@ -3309,10 +3529,10 @@
         <w:keepNext w:val="0"/>
         <w:keepLines w:val="0"/>
         <w:pBdr>
-          <w:top w:color="auto" w:space="0" w:sz="0" w:val="none"/>
-          <w:bottom w:color="auto" w:space="0" w:sz="0" w:val="none"/>
-          <w:right w:color="auto" w:space="0" w:sz="0" w:val="none"/>
-          <w:between w:color="auto" w:space="0" w:sz="0" w:val="none"/>
+          <w:top w:color="000000" w:space="0" w:sz="0" w:val="none"/>
+          <w:bottom w:color="000000" w:space="0" w:sz="0" w:val="none"/>
+          <w:right w:color="000000" w:space="0" w:sz="0" w:val="none"/>
+          <w:between w:color="000000" w:space="0" w:sz="0" w:val="none"/>
         </w:pBdr>
         <w:spacing w:before="280" w:lineRule="auto"/>
         <w:rPr>
@@ -3323,7 +3543,7 @@
           <w:szCs w:val="26"/>
         </w:rPr>
       </w:pPr>
-      <w:bookmarkStart w:colFirst="0" w:colLast="0" w:name="_uditktxn3oqr" w:id="2"/>
+      <w:bookmarkStart w:colFirst="0" w:colLast="0" w:name="_heading=h.o3m9av7yuy5g" w:id="2"/>
       <w:bookmarkEnd w:id="2"/>
       <w:r>
         <w:rPr>
@@ -3340,10 +3560,10 @@
     <w:p>
       <w:pPr>
         <w:pBdr>
-          <w:top w:color="auto" w:space="0" w:sz="0" w:val="none"/>
-          <w:bottom w:color="auto" w:space="0" w:sz="0" w:val="none"/>
-          <w:right w:color="auto" w:space="0" w:sz="0" w:val="none"/>
-          <w:between w:color="auto" w:space="0" w:sz="0" w:val="none"/>
+          <w:top w:color="000000" w:space="0" w:sz="0" w:val="none"/>
+          <w:bottom w:color="000000" w:space="0" w:sz="0" w:val="none"/>
+          <w:right w:color="000000" w:space="0" w:sz="0" w:val="none"/>
+          <w:between w:color="000000" w:space="0" w:sz="0" w:val="none"/>
         </w:pBdr>
         <w:spacing w:after="240" w:before="240" w:lineRule="auto"/>
         <w:rPr>
@@ -3363,10 +3583,10 @@
     <w:p>
       <w:pPr>
         <w:pBdr>
-          <w:top w:color="auto" w:space="0" w:sz="0" w:val="none"/>
-          <w:bottom w:color="auto" w:space="0" w:sz="0" w:val="none"/>
-          <w:right w:color="auto" w:space="0" w:sz="0" w:val="none"/>
-          <w:between w:color="auto" w:space="0" w:sz="0" w:val="none"/>
+          <w:top w:color="000000" w:space="0" w:sz="0" w:val="none"/>
+          <w:bottom w:color="000000" w:space="0" w:sz="0" w:val="none"/>
+          <w:right w:color="000000" w:space="0" w:sz="0" w:val="none"/>
+          <w:between w:color="000000" w:space="0" w:sz="0" w:val="none"/>
         </w:pBdr>
         <w:spacing w:after="240" w:before="240" w:lineRule="auto"/>
         <w:rPr>
@@ -3390,10 +3610,10 @@
     <w:p>
       <w:pPr>
         <w:pBdr>
-          <w:top w:color="auto" w:space="0" w:sz="0" w:val="none"/>
-          <w:bottom w:color="auto" w:space="0" w:sz="0" w:val="none"/>
-          <w:right w:color="auto" w:space="0" w:sz="0" w:val="none"/>
-          <w:between w:color="auto" w:space="0" w:sz="0" w:val="none"/>
+          <w:top w:color="000000" w:space="0" w:sz="0" w:val="none"/>
+          <w:bottom w:color="000000" w:space="0" w:sz="0" w:val="none"/>
+          <w:right w:color="000000" w:space="0" w:sz="0" w:val="none"/>
+          <w:between w:color="000000" w:space="0" w:sz="0" w:val="none"/>
         </w:pBdr>
         <w:spacing w:after="240" w:before="240" w:lineRule="auto"/>
         <w:rPr>
@@ -3417,10 +3637,10 @@
     <w:p>
       <w:pPr>
         <w:pBdr>
-          <w:top w:color="auto" w:space="0" w:sz="0" w:val="none"/>
-          <w:bottom w:color="auto" w:space="0" w:sz="0" w:val="none"/>
-          <w:right w:color="auto" w:space="0" w:sz="0" w:val="none"/>
-          <w:between w:color="auto" w:space="0" w:sz="0" w:val="none"/>
+          <w:top w:color="000000" w:space="0" w:sz="0" w:val="none"/>
+          <w:bottom w:color="000000" w:space="0" w:sz="0" w:val="none"/>
+          <w:right w:color="000000" w:space="0" w:sz="0" w:val="none"/>
+          <w:between w:color="000000" w:space="0" w:sz="0" w:val="none"/>
         </w:pBdr>
         <w:spacing w:after="240" w:before="240" w:lineRule="auto"/>
         <w:rPr>
@@ -3437,10 +3657,10 @@
     <w:p>
       <w:pPr>
         <w:pBdr>
-          <w:top w:color="auto" w:space="0" w:sz="0" w:val="none"/>
-          <w:bottom w:color="auto" w:space="0" w:sz="0" w:val="none"/>
-          <w:right w:color="auto" w:space="0" w:sz="0" w:val="none"/>
-          <w:between w:color="auto" w:space="0" w:sz="0" w:val="none"/>
+          <w:top w:color="000000" w:space="0" w:sz="0" w:val="none"/>
+          <w:bottom w:color="000000" w:space="0" w:sz="0" w:val="none"/>
+          <w:right w:color="000000" w:space="0" w:sz="0" w:val="none"/>
+          <w:between w:color="000000" w:space="0" w:sz="0" w:val="none"/>
         </w:pBdr>
         <w:spacing w:after="240" w:before="240" w:lineRule="auto"/>
         <w:rPr>
@@ -3465,15 +3685,15 @@
       <w:pPr>
         <w:numPr>
           <w:ilvl w:val="0"/>
-          <w:numId w:val="3"/>
+          <w:numId w:val="6"/>
         </w:numPr>
         <w:pBdr>
-          <w:top w:color="auto" w:space="0" w:sz="0" w:val="none"/>
-          <w:bottom w:color="auto" w:space="0" w:sz="0" w:val="none"/>
-          <w:right w:color="auto" w:space="0" w:sz="0" w:val="none"/>
-          <w:between w:color="auto" w:space="0" w:sz="0" w:val="none"/>
-        </w:pBdr>
-        <w:spacing w:after="0" w:afterAutospacing="0" w:before="240" w:lineRule="auto"/>
+          <w:top w:color="000000" w:space="0" w:sz="0" w:val="none"/>
+          <w:bottom w:color="000000" w:space="0" w:sz="0" w:val="none"/>
+          <w:right w:color="000000" w:space="0" w:sz="0" w:val="none"/>
+          <w:between w:color="000000" w:space="0" w:sz="0" w:val="none"/>
+        </w:pBdr>
+        <w:spacing w:after="0" w:before="240" w:lineRule="auto"/>
         <w:ind w:left="720" w:hanging="360"/>
         <w:rPr>
           <w:sz w:val="24"/>
@@ -3491,20 +3711,25 @@
         <w:t xml:space="preserve">user_id</w:t>
         <w:br w:type="textWrapping"/>
       </w:r>
+      <w:r>
+        <w:rPr>
+          <w:rtl w:val="0"/>
+        </w:rPr>
+      </w:r>
     </w:p>
     <w:p>
       <w:pPr>
         <w:numPr>
           <w:ilvl w:val="0"/>
-          <w:numId w:val="3"/>
+          <w:numId w:val="6"/>
         </w:numPr>
         <w:pBdr>
-          <w:top w:color="auto" w:space="0" w:sz="0" w:val="none"/>
-          <w:bottom w:color="auto" w:space="0" w:sz="0" w:val="none"/>
-          <w:right w:color="auto" w:space="0" w:sz="0" w:val="none"/>
-          <w:between w:color="auto" w:space="0" w:sz="0" w:val="none"/>
-        </w:pBdr>
-        <w:spacing w:after="0" w:afterAutospacing="0" w:before="0" w:beforeAutospacing="0" w:lineRule="auto"/>
+          <w:top w:color="000000" w:space="0" w:sz="0" w:val="none"/>
+          <w:bottom w:color="000000" w:space="0" w:sz="0" w:val="none"/>
+          <w:right w:color="000000" w:space="0" w:sz="0" w:val="none"/>
+          <w:between w:color="000000" w:space="0" w:sz="0" w:val="none"/>
+        </w:pBdr>
+        <w:spacing w:after="0" w:before="0" w:lineRule="auto"/>
         <w:ind w:left="720" w:hanging="360"/>
         <w:rPr>
           <w:sz w:val="24"/>
@@ -3522,20 +3747,25 @@
         <w:t xml:space="preserve">signup_date</w:t>
         <w:br w:type="textWrapping"/>
       </w:r>
+      <w:r>
+        <w:rPr>
+          <w:rtl w:val="0"/>
+        </w:rPr>
+      </w:r>
     </w:p>
     <w:p>
       <w:pPr>
         <w:numPr>
           <w:ilvl w:val="0"/>
-          <w:numId w:val="3"/>
+          <w:numId w:val="6"/>
         </w:numPr>
         <w:pBdr>
-          <w:top w:color="auto" w:space="0" w:sz="0" w:val="none"/>
-          <w:bottom w:color="auto" w:space="0" w:sz="0" w:val="none"/>
-          <w:right w:color="auto" w:space="0" w:sz="0" w:val="none"/>
-          <w:between w:color="auto" w:space="0" w:sz="0" w:val="none"/>
-        </w:pBdr>
-        <w:spacing w:after="240" w:before="0" w:beforeAutospacing="0" w:lineRule="auto"/>
+          <w:top w:color="000000" w:space="0" w:sz="0" w:val="none"/>
+          <w:bottom w:color="000000" w:space="0" w:sz="0" w:val="none"/>
+          <w:right w:color="000000" w:space="0" w:sz="0" w:val="none"/>
+          <w:between w:color="000000" w:space="0" w:sz="0" w:val="none"/>
+        </w:pBdr>
+        <w:spacing w:after="240" w:before="0" w:lineRule="auto"/>
         <w:ind w:left="720" w:hanging="360"/>
         <w:rPr>
           <w:sz w:val="24"/>
@@ -3552,14 +3782,19 @@
         </w:rPr>
         <w:t xml:space="preserve">p_5tx_30d</w:t>
       </w:r>
-    </w:p>
-    <w:p>
-      <w:pPr>
-        <w:pBdr>
-          <w:top w:color="auto" w:space="0" w:sz="0" w:val="none"/>
-          <w:bottom w:color="auto" w:space="0" w:sz="0" w:val="none"/>
-          <w:right w:color="auto" w:space="0" w:sz="0" w:val="none"/>
-          <w:between w:color="auto" w:space="0" w:sz="0" w:val="none"/>
+      <w:r>
+        <w:rPr>
+          <w:rtl w:val="0"/>
+        </w:rPr>
+      </w:r>
+    </w:p>
+    <w:p>
+      <w:pPr>
+        <w:pBdr>
+          <w:top w:color="000000" w:space="0" w:sz="0" w:val="none"/>
+          <w:bottom w:color="000000" w:space="0" w:sz="0" w:val="none"/>
+          <w:right w:color="000000" w:space="0" w:sz="0" w:val="none"/>
+          <w:between w:color="000000" w:space="0" w:sz="0" w:val="none"/>
         </w:pBdr>
         <w:spacing w:after="240" w:before="240" w:lineRule="auto"/>
         <w:rPr>
@@ -3579,10 +3814,10 @@
         <w:keepNext w:val="0"/>
         <w:keepLines w:val="0"/>
         <w:pBdr>
-          <w:top w:color="auto" w:space="0" w:sz="0" w:val="none"/>
-          <w:bottom w:color="auto" w:space="0" w:sz="0" w:val="none"/>
-          <w:right w:color="auto" w:space="0" w:sz="0" w:val="none"/>
-          <w:between w:color="auto" w:space="0" w:sz="0" w:val="none"/>
+          <w:top w:color="000000" w:space="0" w:sz="0" w:val="none"/>
+          <w:bottom w:color="000000" w:space="0" w:sz="0" w:val="none"/>
+          <w:right w:color="000000" w:space="0" w:sz="0" w:val="none"/>
+          <w:between w:color="000000" w:space="0" w:sz="0" w:val="none"/>
         </w:pBdr>
         <w:spacing w:after="80" w:lineRule="auto"/>
         <w:rPr>
@@ -3592,7 +3827,7 @@
           <w:szCs w:val="34"/>
         </w:rPr>
       </w:pPr>
-      <w:bookmarkStart w:colFirst="0" w:colLast="0" w:name="_1gzj1nqx64kp" w:id="3"/>
+      <w:bookmarkStart w:colFirst="0" w:colLast="0" w:name="_heading=h.kv9yec4xv65k" w:id="3"/>
       <w:bookmarkEnd w:id="3"/>
       <w:r>
         <w:rPr>
@@ -3608,10 +3843,10 @@
     <w:p>
       <w:pPr>
         <w:pBdr>
-          <w:top w:color="auto" w:space="0" w:sz="0" w:val="none"/>
-          <w:bottom w:color="auto" w:space="0" w:sz="0" w:val="none"/>
-          <w:right w:color="auto" w:space="0" w:sz="0" w:val="none"/>
-          <w:between w:color="auto" w:space="0" w:sz="0" w:val="none"/>
+          <w:top w:color="000000" w:space="0" w:sz="0" w:val="none"/>
+          <w:bottom w:color="000000" w:space="0" w:sz="0" w:val="none"/>
+          <w:right w:color="000000" w:space="0" w:sz="0" w:val="none"/>
+          <w:between w:color="000000" w:space="0" w:sz="0" w:val="none"/>
         </w:pBdr>
         <w:spacing w:after="240" w:before="240" w:lineRule="auto"/>
         <w:rPr>
@@ -3632,15 +3867,15 @@
       <w:pPr>
         <w:numPr>
           <w:ilvl w:val="0"/>
-          <w:numId w:val="9"/>
+          <w:numId w:val="12"/>
         </w:numPr>
         <w:pBdr>
-          <w:top w:color="auto" w:space="0" w:sz="0" w:val="none"/>
-          <w:bottom w:color="auto" w:space="0" w:sz="0" w:val="none"/>
-          <w:right w:color="auto" w:space="0" w:sz="0" w:val="none"/>
-          <w:between w:color="auto" w:space="0" w:sz="0" w:val="none"/>
-        </w:pBdr>
-        <w:spacing w:after="0" w:afterAutospacing="0" w:before="240" w:lineRule="auto"/>
+          <w:top w:color="000000" w:space="0" w:sz="0" w:val="none"/>
+          <w:bottom w:color="000000" w:space="0" w:sz="0" w:val="none"/>
+          <w:right w:color="000000" w:space="0" w:sz="0" w:val="none"/>
+          <w:between w:color="000000" w:space="0" w:sz="0" w:val="none"/>
+        </w:pBdr>
+        <w:spacing w:after="0" w:before="240" w:lineRule="auto"/>
         <w:ind w:left="720" w:hanging="360"/>
         <w:rPr>
           <w:sz w:val="24"/>
@@ -3658,20 +3893,25 @@
         <w:t xml:space="preserve">user_id</w:t>
         <w:br w:type="textWrapping"/>
       </w:r>
+      <w:r>
+        <w:rPr>
+          <w:rtl w:val="0"/>
+        </w:rPr>
+      </w:r>
     </w:p>
     <w:p>
       <w:pPr>
         <w:numPr>
           <w:ilvl w:val="0"/>
-          <w:numId w:val="9"/>
+          <w:numId w:val="12"/>
         </w:numPr>
         <w:pBdr>
-          <w:top w:color="auto" w:space="0" w:sz="0" w:val="none"/>
-          <w:bottom w:color="auto" w:space="0" w:sz="0" w:val="none"/>
-          <w:right w:color="auto" w:space="0" w:sz="0" w:val="none"/>
-          <w:between w:color="auto" w:space="0" w:sz="0" w:val="none"/>
-        </w:pBdr>
-        <w:spacing w:after="0" w:afterAutospacing="0" w:before="0" w:beforeAutospacing="0" w:lineRule="auto"/>
+          <w:top w:color="000000" w:space="0" w:sz="0" w:val="none"/>
+          <w:bottom w:color="000000" w:space="0" w:sz="0" w:val="none"/>
+          <w:right w:color="000000" w:space="0" w:sz="0" w:val="none"/>
+          <w:between w:color="000000" w:space="0" w:sz="0" w:val="none"/>
+        </w:pBdr>
+        <w:spacing w:after="0" w:before="0" w:lineRule="auto"/>
         <w:ind w:left="720" w:hanging="360"/>
         <w:rPr>
           <w:sz w:val="24"/>
@@ -3707,20 +3947,25 @@
         <w:t xml:space="preserve">signup_date</w:t>
         <w:br w:type="textWrapping"/>
       </w:r>
+      <w:r>
+        <w:rPr>
+          <w:rtl w:val="0"/>
+        </w:rPr>
+      </w:r>
     </w:p>
     <w:p>
       <w:pPr>
         <w:numPr>
           <w:ilvl w:val="0"/>
-          <w:numId w:val="9"/>
+          <w:numId w:val="12"/>
         </w:numPr>
         <w:pBdr>
-          <w:top w:color="auto" w:space="0" w:sz="0" w:val="none"/>
-          <w:bottom w:color="auto" w:space="0" w:sz="0" w:val="none"/>
-          <w:right w:color="auto" w:space="0" w:sz="0" w:val="none"/>
-          <w:between w:color="auto" w:space="0" w:sz="0" w:val="none"/>
-        </w:pBdr>
-        <w:spacing w:after="0" w:afterAutospacing="0" w:before="0" w:beforeAutospacing="0" w:lineRule="auto"/>
+          <w:top w:color="000000" w:space="0" w:sz="0" w:val="none"/>
+          <w:bottom w:color="000000" w:space="0" w:sz="0" w:val="none"/>
+          <w:right w:color="000000" w:space="0" w:sz="0" w:val="none"/>
+          <w:between w:color="000000" w:space="0" w:sz="0" w:val="none"/>
+        </w:pBdr>
+        <w:spacing w:after="0" w:before="0" w:lineRule="auto"/>
         <w:ind w:left="720" w:hanging="360"/>
         <w:rPr>
           <w:sz w:val="24"/>
@@ -3774,20 +4019,25 @@
         <w:t xml:space="preserve">channelDetail</w:t>
         <w:br w:type="textWrapping"/>
       </w:r>
+      <w:r>
+        <w:rPr>
+          <w:rtl w:val="0"/>
+        </w:rPr>
+      </w:r>
     </w:p>
     <w:p>
       <w:pPr>
         <w:numPr>
           <w:ilvl w:val="0"/>
-          <w:numId w:val="9"/>
+          <w:numId w:val="12"/>
         </w:numPr>
         <w:pBdr>
-          <w:top w:color="auto" w:space="0" w:sz="0" w:val="none"/>
-          <w:bottom w:color="auto" w:space="0" w:sz="0" w:val="none"/>
-          <w:right w:color="auto" w:space="0" w:sz="0" w:val="none"/>
-          <w:between w:color="auto" w:space="0" w:sz="0" w:val="none"/>
-        </w:pBdr>
-        <w:spacing w:after="0" w:afterAutospacing="0" w:before="0" w:beforeAutospacing="0" w:lineRule="auto"/>
+          <w:top w:color="000000" w:space="0" w:sz="0" w:val="none"/>
+          <w:bottom w:color="000000" w:space="0" w:sz="0" w:val="none"/>
+          <w:right w:color="000000" w:space="0" w:sz="0" w:val="none"/>
+          <w:between w:color="000000" w:space="0" w:sz="0" w:val="none"/>
+        </w:pBdr>
+        <w:spacing w:after="0" w:before="0" w:lineRule="auto"/>
         <w:ind w:left="720" w:hanging="360"/>
         <w:rPr>
           <w:sz w:val="24"/>
@@ -3841,20 +4091,25 @@
         <w:t xml:space="preserve">birth_date</w:t>
         <w:br w:type="textWrapping"/>
       </w:r>
+      <w:r>
+        <w:rPr>
+          <w:rtl w:val="0"/>
+        </w:rPr>
+      </w:r>
     </w:p>
     <w:p>
       <w:pPr>
         <w:numPr>
           <w:ilvl w:val="0"/>
-          <w:numId w:val="9"/>
+          <w:numId w:val="12"/>
         </w:numPr>
         <w:pBdr>
-          <w:top w:color="auto" w:space="0" w:sz="0" w:val="none"/>
-          <w:bottom w:color="auto" w:space="0" w:sz="0" w:val="none"/>
-          <w:right w:color="auto" w:space="0" w:sz="0" w:val="none"/>
-          <w:between w:color="auto" w:space="0" w:sz="0" w:val="none"/>
-        </w:pBdr>
-        <w:spacing w:after="0" w:afterAutospacing="0" w:before="0" w:beforeAutospacing="0" w:lineRule="auto"/>
+          <w:top w:color="000000" w:space="0" w:sz="0" w:val="none"/>
+          <w:bottom w:color="000000" w:space="0" w:sz="0" w:val="none"/>
+          <w:right w:color="000000" w:space="0" w:sz="0" w:val="none"/>
+          <w:between w:color="000000" w:space="0" w:sz="0" w:val="none"/>
+        </w:pBdr>
+        <w:spacing w:after="0" w:before="0" w:lineRule="auto"/>
         <w:ind w:left="720" w:hanging="360"/>
         <w:rPr>
           <w:sz w:val="24"/>
@@ -3903,15 +4158,15 @@
       <w:pPr>
         <w:numPr>
           <w:ilvl w:val="0"/>
-          <w:numId w:val="9"/>
+          <w:numId w:val="12"/>
         </w:numPr>
         <w:pBdr>
-          <w:top w:color="auto" w:space="0" w:sz="0" w:val="none"/>
-          <w:bottom w:color="auto" w:space="0" w:sz="0" w:val="none"/>
-          <w:right w:color="auto" w:space="0" w:sz="0" w:val="none"/>
-          <w:between w:color="auto" w:space="0" w:sz="0" w:val="none"/>
-        </w:pBdr>
-        <w:spacing w:after="0" w:afterAutospacing="0" w:before="0" w:beforeAutospacing="0" w:lineRule="auto"/>
+          <w:top w:color="000000" w:space="0" w:sz="0" w:val="none"/>
+          <w:bottom w:color="000000" w:space="0" w:sz="0" w:val="none"/>
+          <w:right w:color="000000" w:space="0" w:sz="0" w:val="none"/>
+          <w:between w:color="000000" w:space="0" w:sz="0" w:val="none"/>
+        </w:pBdr>
+        <w:spacing w:after="0" w:before="0" w:lineRule="auto"/>
         <w:ind w:left="720" w:hanging="360"/>
         <w:rPr>
           <w:sz w:val="24"/>
@@ -3942,15 +4197,15 @@
       <w:pPr>
         <w:numPr>
           <w:ilvl w:val="0"/>
-          <w:numId w:val="9"/>
+          <w:numId w:val="12"/>
         </w:numPr>
         <w:pBdr>
-          <w:top w:color="auto" w:space="0" w:sz="0" w:val="none"/>
-          <w:bottom w:color="auto" w:space="0" w:sz="0" w:val="none"/>
-          <w:right w:color="auto" w:space="0" w:sz="0" w:val="none"/>
-          <w:between w:color="auto" w:space="0" w:sz="0" w:val="none"/>
-        </w:pBdr>
-        <w:spacing w:after="240" w:before="0" w:beforeAutospacing="0" w:lineRule="auto"/>
+          <w:top w:color="000000" w:space="0" w:sz="0" w:val="none"/>
+          <w:bottom w:color="000000" w:space="0" w:sz="0" w:val="none"/>
+          <w:right w:color="000000" w:space="0" w:sz="0" w:val="none"/>
+          <w:between w:color="000000" w:space="0" w:sz="0" w:val="none"/>
+        </w:pBdr>
+        <w:spacing w:after="240" w:before="0" w:lineRule="auto"/>
         <w:ind w:left="720" w:hanging="360"/>
         <w:rPr>
           <w:sz w:val="24"/>
@@ -3981,10 +4236,10 @@
     <w:p>
       <w:pPr>
         <w:pBdr>
-          <w:top w:color="auto" w:space="0" w:sz="0" w:val="none"/>
-          <w:bottom w:color="auto" w:space="0" w:sz="0" w:val="none"/>
-          <w:right w:color="auto" w:space="0" w:sz="0" w:val="none"/>
-          <w:between w:color="auto" w:space="0" w:sz="0" w:val="none"/>
+          <w:top w:color="000000" w:space="0" w:sz="0" w:val="none"/>
+          <w:bottom w:color="000000" w:space="0" w:sz="0" w:val="none"/>
+          <w:right w:color="000000" w:space="0" w:sz="0" w:val="none"/>
+          <w:between w:color="000000" w:space="0" w:sz="0" w:val="none"/>
         </w:pBdr>
         <w:spacing w:after="240" w:before="240" w:lineRule="auto"/>
         <w:rPr>
@@ -4239,6 +4494,9 @@
         <w:ind w:left="720" w:hanging="360"/>
       </w:pPr>
       <w:rPr>
+        <w:rFonts w:ascii="Verdana" w:cs="Verdana" w:eastAsia="Verdana" w:hAnsi="Verdana"/>
+        <w:sz w:val="18"/>
+        <w:szCs w:val="18"/>
         <w:u w:val="none"/>
       </w:rPr>
     </w:lvl>
@@ -4342,8 +4600,8 @@
   <w:abstractNum w:abstractNumId="4">
     <w:lvl w:ilvl="0">
       <w:start w:val="1"/>
-      <w:numFmt w:val="bullet"/>
-      <w:lvlText w:val="●"/>
+      <w:numFmt w:val="decimal"/>
+      <w:lvlText w:val="%1."/>
       <w:lvlJc w:val="left"/>
       <w:pPr>
         <w:ind w:left="720" w:hanging="360"/>
@@ -4354,8 +4612,8 @@
     </w:lvl>
     <w:lvl w:ilvl="1">
       <w:start w:val="1"/>
-      <w:numFmt w:val="bullet"/>
-      <w:lvlText w:val="○"/>
+      <w:numFmt w:val="lowerLetter"/>
+      <w:lvlText w:val="%2."/>
       <w:lvlJc w:val="left"/>
       <w:pPr>
         <w:ind w:left="1440" w:hanging="360"/>
@@ -4366,8 +4624,8 @@
     </w:lvl>
     <w:lvl w:ilvl="2">
       <w:start w:val="1"/>
-      <w:numFmt w:val="bullet"/>
-      <w:lvlText w:val="■"/>
+      <w:numFmt w:val="lowerRoman"/>
+      <w:lvlText w:val="%3."/>
       <w:lvlJc w:val="left"/>
       <w:pPr>
         <w:ind w:left="2160" w:hanging="360"/>
@@ -4378,8 +4636,8 @@
     </w:lvl>
     <w:lvl w:ilvl="3">
       <w:start w:val="1"/>
-      <w:numFmt w:val="bullet"/>
-      <w:lvlText w:val="●"/>
+      <w:numFmt w:val="decimal"/>
+      <w:lvlText w:val="%4."/>
       <w:lvlJc w:val="left"/>
       <w:pPr>
         <w:ind w:left="2880" w:hanging="360"/>
@@ -4390,8 +4648,8 @@
     </w:lvl>
     <w:lvl w:ilvl="4">
       <w:start w:val="1"/>
-      <w:numFmt w:val="bullet"/>
-      <w:lvlText w:val="○"/>
+      <w:numFmt w:val="lowerLetter"/>
+      <w:lvlText w:val="%5."/>
       <w:lvlJc w:val="left"/>
       <w:pPr>
         <w:ind w:left="3600" w:hanging="360"/>
@@ -4402,8 +4660,8 @@
     </w:lvl>
     <w:lvl w:ilvl="5">
       <w:start w:val="1"/>
-      <w:numFmt w:val="bullet"/>
-      <w:lvlText w:val="■"/>
+      <w:numFmt w:val="lowerRoman"/>
+      <w:lvlText w:val="%6."/>
       <w:lvlJc w:val="left"/>
       <w:pPr>
         <w:ind w:left="4320" w:hanging="360"/>
@@ -4414,8 +4672,8 @@
     </w:lvl>
     <w:lvl w:ilvl="6">
       <w:start w:val="1"/>
-      <w:numFmt w:val="bullet"/>
-      <w:lvlText w:val="●"/>
+      <w:numFmt w:val="decimal"/>
+      <w:lvlText w:val="%7."/>
       <w:lvlJc w:val="left"/>
       <w:pPr>
         <w:ind w:left="5040" w:hanging="360"/>
@@ -4426,8 +4684,8 @@
     </w:lvl>
     <w:lvl w:ilvl="7">
       <w:start w:val="1"/>
-      <w:numFmt w:val="bullet"/>
-      <w:lvlText w:val="○"/>
+      <w:numFmt w:val="lowerLetter"/>
+      <w:lvlText w:val="%8."/>
       <w:lvlJc w:val="left"/>
       <w:pPr>
         <w:ind w:left="5760" w:hanging="360"/>
@@ -4438,8 +4696,8 @@
     </w:lvl>
     <w:lvl w:ilvl="8">
       <w:start w:val="1"/>
-      <w:numFmt w:val="bullet"/>
-      <w:lvlText w:val="■"/>
+      <w:numFmt w:val="lowerRoman"/>
+      <w:lvlText w:val="%9."/>
       <w:lvlJc w:val="left"/>
       <w:pPr>
         <w:ind w:left="6480" w:hanging="360"/>
@@ -5119,9 +5377,6 @@
         <w:ind w:left="720" w:hanging="360"/>
       </w:pPr>
       <w:rPr>
-        <w:rFonts w:ascii="Verdana" w:cs="Verdana" w:eastAsia="Verdana" w:hAnsi="Verdana"/>
-        <w:sz w:val="18"/>
-        <w:szCs w:val="18"/>
         <w:u w:val="none"/>
       </w:rPr>
     </w:lvl>
@@ -5225,8 +5480,8 @@
   <w:abstractNum w:abstractNumId="12">
     <w:lvl w:ilvl="0">
       <w:start w:val="1"/>
-      <w:numFmt w:val="decimal"/>
-      <w:lvlText w:val="%1."/>
+      <w:numFmt w:val="bullet"/>
+      <w:lvlText w:val="●"/>
       <w:lvlJc w:val="left"/>
       <w:pPr>
         <w:ind w:left="720" w:hanging="360"/>
@@ -5237,8 +5492,8 @@
     </w:lvl>
     <w:lvl w:ilvl="1">
       <w:start w:val="1"/>
-      <w:numFmt w:val="lowerLetter"/>
-      <w:lvlText w:val="%2."/>
+      <w:numFmt w:val="bullet"/>
+      <w:lvlText w:val="○"/>
       <w:lvlJc w:val="left"/>
       <w:pPr>
         <w:ind w:left="1440" w:hanging="360"/>
@@ -5249,8 +5504,8 @@
     </w:lvl>
     <w:lvl w:ilvl="2">
       <w:start w:val="1"/>
-      <w:numFmt w:val="lowerRoman"/>
-      <w:lvlText w:val="%3."/>
+      <w:numFmt w:val="bullet"/>
+      <w:lvlText w:val="■"/>
       <w:lvlJc w:val="left"/>
       <w:pPr>
         <w:ind w:left="2160" w:hanging="360"/>
@@ -5261,8 +5516,8 @@
     </w:lvl>
     <w:lvl w:ilvl="3">
       <w:start w:val="1"/>
-      <w:numFmt w:val="decimal"/>
-      <w:lvlText w:val="%4."/>
+      <w:numFmt w:val="bullet"/>
+      <w:lvlText w:val="●"/>
       <w:lvlJc w:val="left"/>
       <w:pPr>
         <w:ind w:left="2880" w:hanging="360"/>
@@ -5273,8 +5528,8 @@
     </w:lvl>
     <w:lvl w:ilvl="4">
       <w:start w:val="1"/>
-      <w:numFmt w:val="lowerLetter"/>
-      <w:lvlText w:val="%5."/>
+      <w:numFmt w:val="bullet"/>
+      <w:lvlText w:val="○"/>
       <w:lvlJc w:val="left"/>
       <w:pPr>
         <w:ind w:left="3600" w:hanging="360"/>
@@ -5285,8 +5540,8 @@
     </w:lvl>
     <w:lvl w:ilvl="5">
       <w:start w:val="1"/>
-      <w:numFmt w:val="lowerRoman"/>
-      <w:lvlText w:val="%6."/>
+      <w:numFmt w:val="bullet"/>
+      <w:lvlText w:val="■"/>
       <w:lvlJc w:val="left"/>
       <w:pPr>
         <w:ind w:left="4320" w:hanging="360"/>
@@ -5297,8 +5552,8 @@
     </w:lvl>
     <w:lvl w:ilvl="6">
       <w:start w:val="1"/>
-      <w:numFmt w:val="decimal"/>
-      <w:lvlText w:val="%7."/>
+      <w:numFmt w:val="bullet"/>
+      <w:lvlText w:val="●"/>
       <w:lvlJc w:val="left"/>
       <w:pPr>
         <w:ind w:left="5040" w:hanging="360"/>
@@ -5309,8 +5564,8 @@
     </w:lvl>
     <w:lvl w:ilvl="7">
       <w:start w:val="1"/>
-      <w:numFmt w:val="lowerLetter"/>
-      <w:lvlText w:val="%8."/>
+      <w:numFmt w:val="bullet"/>
+      <w:lvlText w:val="○"/>
       <w:lvlJc w:val="left"/>
       <w:pPr>
         <w:ind w:left="5760" w:hanging="360"/>
@@ -5321,8 +5576,8 @@
     </w:lvl>
     <w:lvl w:ilvl="8">
       <w:start w:val="1"/>
-      <w:numFmt w:val="lowerRoman"/>
-      <w:lvlText w:val="%9."/>
+      <w:numFmt w:val="bullet"/>
+      <w:lvlText w:val="■"/>
       <w:lvlJc w:val="left"/>
       <w:pPr>
         <w:ind w:left="6480" w:hanging="360"/>
@@ -5516,6 +5771,20 @@
       <w:sz w:val="52"/>
       <w:szCs w:val="52"/>
     </w:rPr>
+  </w:style>
+  <w:style w:type="table" w:styleId="TableNormal" w:default="1">
+    <w:name w:val="TableNormal"/>
+    <w:tblPr>
+      <w:tblCellMar>
+        <w:top w:w="100.0" w:type="dxa"/>
+        <w:left w:w="100.0" w:type="dxa"/>
+        <w:bottom w:w="100.0" w:type="dxa"/>
+        <w:right w:w="100.0" w:type="dxa"/>
+      </w:tblCellMar>
+    </w:tblPr>
+  </w:style>
+  <w:style w:type="paragraph" w:styleId="Normal" w:default="1">
+    <w:name w:val="normal"/>
   </w:style>
   <w:style w:type="paragraph" w:styleId="Subtitle">
     <w:name w:val="Subtitle"/>
@@ -5857,4 +6126,19 @@
   </a:objectDefaults>
   <a:extraClrSchemeLst/>
 </a:theme>
+</file>
+
+<file path=customXML/item1.xml><?xml version="1.0" encoding="utf-8"?>
+<go:gDocsCustomXmlDataStorage xmlns:go="http://customooxmlschemas.google.com/" xmlns:r="http://schemas.openxmlformats.org/officeDocument/2006/relationships" uri="GoogleDocsCustomDataVersion2">
+  <go:docsCustomData xmlns:go="http://customooxmlschemas.google.com/" roundtripDataSignature="AMtx7mjYJooLTP/p99cASWiZVwV1sRpquw==">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</go:docsCustomData>
+</go:gDocsCustomXmlDataStorage>
+</file>
+
+<file path=customXML/itemProps1.xml><?xml version="1.0" encoding="utf-8"?>
+<ds:datastoreItem xmlns:ds="http://schemas.openxmlformats.org/officeDocument/2006/customXml" ds:itemID="{11111111-1234-1234-1234-123412341234}">
+  <ds:schemaRefs>
+    <ds:schemaRef ds:uri="http://schemas.openxmlformats.org/officeDocument/2006/relationships"/>
+    <ds:schemaRef ds:uri="http://customooxmlschemas.google.com/"/>
+  </ds:schemaRefs>
+</ds:datastoreItem>
 </file>